--- a/2026AIC-算法创新赛-作品方案-TU0.docx
+++ b/2026AIC-算法创新赛-作品方案-TU0.docx
@@ -1173,7 +1173,7 @@
           <w:b w:val="0"/>
           <w:sz w:val="24"/>
         </w:rPr>
-        <w:t>：每次诊断先用本地解析器给出确定性结论，再把该学生最近 8 条历史错题一并交给模型，要求它一次输出「诊断结论 + 新编程题目 + 知识点解析」三段结构化结果；判定有错时按知识点归档进本地错题本，下一次诊断再喂回模型——越练越懂你。系统单机可跑（FastAPI + SQLite + 原生前端，零构建），支持 C/Java/Python/JavaScript/Go 五种语言，对外 30 个接口、794 个自动化用例全部离线通过，双击 start.bat 即可使用，无需联网、无需账号、无需安装数据库。</w:t>
+        <w:t>：每次诊断先用本地解析器给出确定性结论，再把该学生最近 8 条历史错题一并交给模型，要求它一次输出「诊断结论 + 新编程题目 + 知识点解析」三段结构化结果；判定有错时按知识点归档进本地错题本，下一次诊断再喂回模型——越练越懂你。系统单机可跑（FastAPI + SQLite + 原生前端，零构建），支持 C/Java/Python/JavaScript/Go 五种语言，对外 30 个接口、794 个自动化用例全部离线通过，双击 start.bat 即可使用：新电脑上首次启动会自动装好运行环境，此后无需账号、无需安装数据库，断网也能完成语言识别与结构分析。</w:t>
       </w:r>
     </w:p>
     <w:p>
@@ -7161,7 +7161,7 @@
           <w:b w:val="0"/>
           <w:sz w:val="24"/>
         </w:rPr>
-        <w:t>环境要求：Python 3.11 / 3.12（Windows / Linux / macOS 均可）。</w:t>
+        <w:t>环境要求：Python 3.11 / 3.12；Windows 上若未安装，start.bat 会自动下载并静默安装（只装给当前用户，无需管理员权限），Linux / macOS 需自备。</w:t>
       </w:r>
     </w:p>
     <w:p>

--- a/2026AIC-算法创新赛-作品方案-TU0.docx
+++ b/2026AIC-算法创新赛-作品方案-TU0.docx
@@ -985,7 +985,7 @@
           <w:sz w:val="24"/>
           <w:szCs w:val="24"/>
         </w:rPr>
-        <w:t xml:space="preserve">9</w:t>
+        <w:t xml:space="preserve">10</w:t>
       </w:r>
     </w:p>
     <w:p>
@@ -1117,7 +1117,7 @@
           <w:sz w:val="24"/>
           <w:szCs w:val="24"/>
         </w:rPr>
-        <w:t xml:space="preserve">11</w:t>
+        <w:t xml:space="preserve">12</w:t>
       </w:r>
       <w:r>
         <w:fldChar w:fldCharType="end"/>
@@ -2356,7 +2356,7 @@
           <w:b w:val="0"/>
           <w:sz w:val="24"/>
         </w:rPr>
-        <w:t>系统自上而下分为浏览器层、应用层、服务层、Agent 层与基础设施层。分层的直接收益是：服务层与 Agent 层都不依赖 HTTP，因此可以脱离 Web 框架与真实模型单独测试（这是 794 个用例能全部离线跑通的前提）。</w:t>
+        <w:t>系统自上而下分为浏览器层、应用层、服务层、Agent 层与基础设施层。分层的直接收益是：服务层与 Agent 层都不依赖 HTTP，因此可以脱离 Web 框架与真实模型单独测试（这是 823 个用例能全部离线跑通的前提）。</w:t>
       </w:r>
     </w:p>
     <w:p>
@@ -2443,7 +2443,7 @@
           <w:b w:val="0"/>
           <w:sz w:val="24"/>
         </w:rPr>
-        <w:t>项目后端 Python 代码约 15863 行，测试约 10003 行，前端约 6561 行；对外提供 28 条路径 / 30 个接口，完整清单见附录（一）。</w:t>
+        <w:t>项目后端 Python 代码约 15863 行，测试约 10003 行，前端约 6561 行；对外提供 33 条路径 / 34 个接口，完整清单见附录（一）。</w:t>
       </w:r>
     </w:p>
     <w:p>
@@ -3560,6 +3560,29 @@
     </w:p>
     <w:p>
       <w:pPr>
+        <w:spacing w:line="240" w:lineRule="auto" w:before="0" w:after="120"/>
+        <w:ind w:firstLine="480"/>
+        <w:jc w:val="both"/>
+      </w:pPr>
+      <w:r>
+        <w:rPr>
+          <w:rFonts w:ascii="宋体" w:hAnsi="宋体" w:eastAsia="宋体"/>
+          <w:b/>
+          <w:sz w:val="24"/>
+        </w:rPr>
+        <w:t>把学习过程沉淀成可交付给教师的成果。</w:t>
+      </w:r>
+      <w:r>
+        <w:rPr>
+          <w:rFonts w:ascii="宋体" w:hAnsi="宋体" w:eastAsia="宋体"/>
+          <w:b w:val="0"/>
+          <w:sz w:val="24"/>
+        </w:rPr>
+        <w:t>使用时长按页面心跳累加、而不是按进程存活时长统计，并把单段心跳截断到 5 分钟，因此「窗口开一下午没人用」「合上笔记本再打开」都不会虚报学习时长；学习报告与 Word 导出完全离线生成（不依赖模型 Key），教师拿到的是「用了多久 + 老在哪儿错 + 该怎么补」的完整材料。</w:t>
+      </w:r>
+    </w:p>
+    <w:p>
+      <w:pPr>
         <w:pStyle w:val="Heading1"/>
         <w:spacing w:line="240" w:lineRule="auto" w:before="240" w:after="120"/>
         <w:ind w:firstLine="0"/>
@@ -3844,7 +3867,7 @@
                 <w:b w:val="0"/>
                 <w:sz w:val="19"/>
               </w:rPr>
-              <w:t>21 个文件 / 794 个用例</w:t>
+              <w:t>22 个文件 / 823 个用例</w:t>
             </w:r>
           </w:p>
         </w:tc>
@@ -4109,7 +4132,7 @@
                 <w:b w:val="0"/>
                 <w:sz w:val="19"/>
               </w:rPr>
-              <w:t>794 passed，无失败、无跳过</w:t>
+              <w:t>823 passed，无失败、无跳过</w:t>
             </w:r>
           </w:p>
         </w:tc>
@@ -4229,7 +4252,7 @@
                 <w:b w:val="0"/>
                 <w:sz w:val="19"/>
               </w:rPr>
-              <w:t>62/62（模块注册 / 依赖一致 / README 接口与章节 / 数据库表 / 启动脚本）</w:t>
+              <w:t>70/70（模块注册 / 依赖一致 / README 接口与章节 / 数据库表 / 启动脚本）</w:t>
             </w:r>
           </w:p>
         </w:tc>
@@ -6787,6 +6810,360 @@
               <w:spacing w:line="240" w:lineRule="auto" w:before="20" w:after="20"/>
             </w:pPr>
             <w:r/>
+            <w:r>
+              <w:rPr>
+                <w:rFonts w:ascii="宋体" w:hAnsi="宋体" w:eastAsia="宋体"/>
+                <w:b w:val="0"/>
+                <w:sz w:val="18"/>
+              </w:rPr>
+              <w:t>使用时长与学习报告（记录使用时间 / 导出 Word 给老师）</w:t>
+            </w:r>
+          </w:p>
+        </w:tc>
+        <w:tc>
+          <w:tcPr>
+            <w:tcW w:type="dxa" w:w="1020"/>
+          </w:tcPr>
+          <w:p>
+            <w:pPr>
+              <w:spacing w:line="240" w:lineRule="auto" w:before="20" w:after="20"/>
+            </w:pPr>
+            <w:r/>
+            <w:r>
+              <w:rPr>
+                <w:rFonts w:ascii="宋体" w:hAnsi="宋体" w:eastAsia="宋体"/>
+                <w:b w:val="0"/>
+                <w:sz w:val="18"/>
+              </w:rPr>
+              <w:t/>
+            </w:r>
+          </w:p>
+        </w:tc>
+        <w:tc>
+          <w:tcPr>
+            <w:tcW w:type="dxa" w:w="4876"/>
+          </w:tcPr>
+          <w:p>
+            <w:pPr>
+              <w:spacing w:line="240" w:lineRule="auto" w:before="20" w:after="20"/>
+            </w:pPr>
+            <w:r/>
+            <w:r>
+              <w:rPr>
+                <w:rFonts w:ascii="宋体" w:hAnsi="宋体" w:eastAsia="宋体"/>
+                <w:b w:val="0"/>
+                <w:sz w:val="18"/>
+              </w:rPr>
+              <w:t/>
+            </w:r>
+          </w:p>
+        </w:tc>
+      </w:tr>
+      <w:tr>
+        <w:tc>
+          <w:tcPr>
+            <w:tcW w:type="dxa" w:w="2608"/>
+          </w:tcPr>
+          <w:p>
+            <w:pPr>
+              <w:spacing w:line="240" w:lineRule="auto" w:before="20" w:after="20"/>
+            </w:pPr>
+            <w:r/>
+            <w:r>
+              <w:rPr>
+                <w:rFonts w:ascii="宋体" w:hAnsi="宋体" w:eastAsia="宋体"/>
+                <w:b w:val="0"/>
+                <w:sz w:val="18"/>
+              </w:rPr>
+              <w:t/>
+            </w:r>
+          </w:p>
+        </w:tc>
+        <w:tc>
+          <w:tcPr>
+            <w:tcW w:type="dxa" w:w="1020"/>
+          </w:tcPr>
+          <w:p>
+            <w:pPr>
+              <w:spacing w:line="240" w:lineRule="auto" w:before="20" w:after="20"/>
+            </w:pPr>
+            <w:r/>
+            <w:r>
+              <w:rPr>
+                <w:rFonts w:ascii="宋体" w:hAnsi="宋体" w:eastAsia="宋体"/>
+                <w:b w:val="0"/>
+                <w:sz w:val="18"/>
+              </w:rPr>
+              <w:t>POST</w:t>
+            </w:r>
+          </w:p>
+        </w:tc>
+        <w:tc>
+          <w:tcPr>
+            <w:tcW w:type="dxa" w:w="4876"/>
+          </w:tcPr>
+          <w:p>
+            <w:pPr>
+              <w:spacing w:line="240" w:lineRule="auto" w:before="20" w:after="20"/>
+            </w:pPr>
+            <w:r/>
+            <w:r>
+              <w:rPr>
+                <w:rFonts w:ascii="宋体" w:hAnsi="宋体" w:eastAsia="宋体"/>
+                <w:b w:val="0"/>
+                <w:sz w:val="18"/>
+              </w:rPr>
+              <w:t>/api/v1/usage/heartbeat</w:t>
+            </w:r>
+          </w:p>
+        </w:tc>
+      </w:tr>
+      <w:tr>
+        <w:tc>
+          <w:tcPr>
+            <w:tcW w:type="dxa" w:w="2608"/>
+          </w:tcPr>
+          <w:p>
+            <w:pPr>
+              <w:spacing w:line="240" w:lineRule="auto" w:before="20" w:after="20"/>
+            </w:pPr>
+            <w:r/>
+            <w:r>
+              <w:rPr>
+                <w:rFonts w:ascii="宋体" w:hAnsi="宋体" w:eastAsia="宋体"/>
+                <w:b w:val="0"/>
+                <w:sz w:val="18"/>
+              </w:rPr>
+              <w:t/>
+            </w:r>
+          </w:p>
+        </w:tc>
+        <w:tc>
+          <w:tcPr>
+            <w:tcW w:type="dxa" w:w="1020"/>
+          </w:tcPr>
+          <w:p>
+            <w:pPr>
+              <w:spacing w:line="240" w:lineRule="auto" w:before="20" w:after="20"/>
+            </w:pPr>
+            <w:r/>
+            <w:r>
+              <w:rPr>
+                <w:rFonts w:ascii="宋体" w:hAnsi="宋体" w:eastAsia="宋体"/>
+                <w:b w:val="0"/>
+                <w:sz w:val="18"/>
+              </w:rPr>
+              <w:t>GET</w:t>
+            </w:r>
+          </w:p>
+        </w:tc>
+        <w:tc>
+          <w:tcPr>
+            <w:tcW w:type="dxa" w:w="4876"/>
+          </w:tcPr>
+          <w:p>
+            <w:pPr>
+              <w:spacing w:line="240" w:lineRule="auto" w:before="20" w:after="20"/>
+            </w:pPr>
+            <w:r/>
+            <w:r>
+              <w:rPr>
+                <w:rFonts w:ascii="宋体" w:hAnsi="宋体" w:eastAsia="宋体"/>
+                <w:b w:val="0"/>
+                <w:sz w:val="18"/>
+              </w:rPr>
+              <w:t>/api/v1/usage/current</w:t>
+            </w:r>
+          </w:p>
+        </w:tc>
+      </w:tr>
+      <w:tr>
+        <w:tc>
+          <w:tcPr>
+            <w:tcW w:type="dxa" w:w="2608"/>
+          </w:tcPr>
+          <w:p>
+            <w:pPr>
+              <w:spacing w:line="240" w:lineRule="auto" w:before="20" w:after="20"/>
+            </w:pPr>
+            <w:r/>
+            <w:r>
+              <w:rPr>
+                <w:rFonts w:ascii="宋体" w:hAnsi="宋体" w:eastAsia="宋体"/>
+                <w:b w:val="0"/>
+                <w:sz w:val="18"/>
+              </w:rPr>
+              <w:t/>
+            </w:r>
+          </w:p>
+        </w:tc>
+        <w:tc>
+          <w:tcPr>
+            <w:tcW w:type="dxa" w:w="1020"/>
+          </w:tcPr>
+          <w:p>
+            <w:pPr>
+              <w:spacing w:line="240" w:lineRule="auto" w:before="20" w:after="20"/>
+            </w:pPr>
+            <w:r/>
+            <w:r>
+              <w:rPr>
+                <w:rFonts w:ascii="宋体" w:hAnsi="宋体" w:eastAsia="宋体"/>
+                <w:b w:val="0"/>
+                <w:sz w:val="18"/>
+              </w:rPr>
+              <w:t>GET</w:t>
+            </w:r>
+          </w:p>
+        </w:tc>
+        <w:tc>
+          <w:tcPr>
+            <w:tcW w:type="dxa" w:w="4876"/>
+          </w:tcPr>
+          <w:p>
+            <w:pPr>
+              <w:spacing w:line="240" w:lineRule="auto" w:before="20" w:after="20"/>
+            </w:pPr>
+            <w:r/>
+            <w:r>
+              <w:rPr>
+                <w:rFonts w:ascii="宋体" w:hAnsi="宋体" w:eastAsia="宋体"/>
+                <w:b w:val="0"/>
+                <w:sz w:val="18"/>
+              </w:rPr>
+              <w:t>/api/v1/usage/summary</w:t>
+            </w:r>
+          </w:p>
+        </w:tc>
+      </w:tr>
+      <w:tr>
+        <w:tc>
+          <w:tcPr>
+            <w:tcW w:type="dxa" w:w="2608"/>
+          </w:tcPr>
+          <w:p>
+            <w:pPr>
+              <w:spacing w:line="240" w:lineRule="auto" w:before="20" w:after="20"/>
+            </w:pPr>
+            <w:r/>
+            <w:r>
+              <w:rPr>
+                <w:rFonts w:ascii="宋体" w:hAnsi="宋体" w:eastAsia="宋体"/>
+                <w:b w:val="0"/>
+                <w:sz w:val="18"/>
+              </w:rPr>
+              <w:t/>
+            </w:r>
+          </w:p>
+        </w:tc>
+        <w:tc>
+          <w:tcPr>
+            <w:tcW w:type="dxa" w:w="1020"/>
+          </w:tcPr>
+          <w:p>
+            <w:pPr>
+              <w:spacing w:line="240" w:lineRule="auto" w:before="20" w:after="20"/>
+            </w:pPr>
+            <w:r/>
+            <w:r>
+              <w:rPr>
+                <w:rFonts w:ascii="宋体" w:hAnsi="宋体" w:eastAsia="宋体"/>
+                <w:b w:val="0"/>
+                <w:sz w:val="18"/>
+              </w:rPr>
+              <w:t>GET</w:t>
+            </w:r>
+          </w:p>
+        </w:tc>
+        <w:tc>
+          <w:tcPr>
+            <w:tcW w:type="dxa" w:w="4876"/>
+          </w:tcPr>
+          <w:p>
+            <w:pPr>
+              <w:spacing w:line="240" w:lineRule="auto" w:before="20" w:after="20"/>
+            </w:pPr>
+            <w:r/>
+            <w:r>
+              <w:rPr>
+                <w:rFonts w:ascii="宋体" w:hAnsi="宋体" w:eastAsia="宋体"/>
+                <w:b w:val="0"/>
+                <w:sz w:val="18"/>
+              </w:rPr>
+              <w:t>/api/v1/report/summary</w:t>
+            </w:r>
+          </w:p>
+        </w:tc>
+      </w:tr>
+      <w:tr>
+        <w:tc>
+          <w:tcPr>
+            <w:tcW w:type="dxa" w:w="2608"/>
+          </w:tcPr>
+          <w:p>
+            <w:pPr>
+              <w:spacing w:line="240" w:lineRule="auto" w:before="20" w:after="20"/>
+            </w:pPr>
+            <w:r/>
+            <w:r>
+              <w:rPr>
+                <w:rFonts w:ascii="宋体" w:hAnsi="宋体" w:eastAsia="宋体"/>
+                <w:b w:val="0"/>
+                <w:sz w:val="18"/>
+              </w:rPr>
+              <w:t/>
+            </w:r>
+          </w:p>
+        </w:tc>
+        <w:tc>
+          <w:tcPr>
+            <w:tcW w:type="dxa" w:w="1020"/>
+          </w:tcPr>
+          <w:p>
+            <w:pPr>
+              <w:spacing w:line="240" w:lineRule="auto" w:before="20" w:after="20"/>
+            </w:pPr>
+            <w:r/>
+            <w:r>
+              <w:rPr>
+                <w:rFonts w:ascii="宋体" w:hAnsi="宋体" w:eastAsia="宋体"/>
+                <w:b w:val="0"/>
+                <w:sz w:val="18"/>
+              </w:rPr>
+              <w:t>GET</w:t>
+            </w:r>
+          </w:p>
+        </w:tc>
+        <w:tc>
+          <w:tcPr>
+            <w:tcW w:type="dxa" w:w="4876"/>
+          </w:tcPr>
+          <w:p>
+            <w:pPr>
+              <w:spacing w:line="240" w:lineRule="auto" w:before="20" w:after="20"/>
+            </w:pPr>
+            <w:r/>
+            <w:r>
+              <w:rPr>
+                <w:rFonts w:ascii="宋体" w:hAnsi="宋体" w:eastAsia="宋体"/>
+                <w:b w:val="0"/>
+                <w:sz w:val="18"/>
+              </w:rPr>
+              <w:t>/api/v1/report/word</w:t>
+            </w:r>
+          </w:p>
+        </w:tc>
+      </w:tr>
+      <w:tr>
+        <w:tc>
+          <w:tcPr>
+            <w:tcW w:type="dxa" w:w="2608"/>
+          </w:tcPr>
+          <w:p>
+            <w:pPr>
+              <w:spacing w:line="240" w:lineRule="auto" w:before="20" w:after="20"/>
+            </w:pPr>
+            <w:r/>
           </w:p>
         </w:tc>
         <w:tc>
@@ -6842,7 +7219,7 @@
           <w:color w:val="444444"/>
           <w:sz w:val="21"/>
         </w:rPr>
-        <w:t>表 A-1  接口清单（共 28 条路径 / 30 个接口）</w:t>
+        <w:t>表 A-1  接口清单（共 33 条路径 / 34 个接口）</w:t>
       </w:r>
     </w:p>
     <w:p>
@@ -7092,6 +7469,46 @@
                 <w:b w:val="0"/>
                 <w:sz w:val="19"/>
               </w:rPr>
+              <w:t>usage_sessions（8 列）</w:t>
+            </w:r>
+          </w:p>
+        </w:tc>
+        <w:tc>
+          <w:tcPr>
+            <w:tcW w:type="dxa" w:w="5329"/>
+          </w:tcPr>
+          <w:p>
+            <w:pPr>
+              <w:spacing w:line="240" w:lineRule="auto" w:before="20" w:after="20"/>
+            </w:pPr>
+            <w:r/>
+            <w:r>
+              <w:rPr>
+                <w:rFonts w:ascii="宋体" w:hAnsi="宋体" w:eastAsia="宋体"/>
+                <w:b w:val="0"/>
+                <w:sz w:val="19"/>
+              </w:rPr>
+              <w:t>使用时长：每次双击 start.bat 一条，前端心跳累加有效时长</w:t>
+            </w:r>
+          </w:p>
+        </w:tc>
+      </w:tr>
+      <w:tr>
+        <w:tc>
+          <w:tcPr>
+            <w:tcW w:type="dxa" w:w="3175"/>
+          </w:tcPr>
+          <w:p>
+            <w:pPr>
+              <w:spacing w:line="240" w:lineRule="auto" w:before="20" w:after="20"/>
+            </w:pPr>
+            <w:r/>
+            <w:r>
+              <w:rPr>
+                <w:rFonts w:ascii="宋体" w:hAnsi="宋体" w:eastAsia="宋体"/>
+                <w:b w:val="0"/>
+                <w:sz w:val="19"/>
+              </w:rPr>
               <w:t>classified_files（13 列）</w:t>
             </w:r>
           </w:p>
@@ -7130,7 +7547,7 @@
           <w:color w:val="444444"/>
           <w:sz w:val="21"/>
         </w:rPr>
-        <w:t>表 A-2  数据库表（共 5 张，全部落在单个 SQLite 文件）</w:t>
+        <w:t>表 A-2  数据库表（共 6 张，全部落在单个 SQLite 文件）</w:t>
       </w:r>
     </w:p>
     <w:p>

--- a/2026AIC-算法创新赛-作品方案-TU0.docx
+++ b/2026AIC-算法创新赛-作品方案-TU0.docx
@@ -2356,7 +2356,7 @@
           <w:b w:val="0"/>
           <w:sz w:val="24"/>
         </w:rPr>
-        <w:t>系统自上而下分为浏览器层、应用层、服务层、Agent 层与基础设施层。分层的直接收益是：服务层与 Agent 层都不依赖 HTTP，因此可以脱离 Web 框架与真实模型单独测试（这是 823 个用例能全部离线跑通的前提）。</w:t>
+        <w:t>系统自上而下分为浏览器层、应用层、服务层、Agent 层与基础设施层。分层的直接收益是：服务层与 Agent 层都不依赖 HTTP，因此可以脱离 Web 框架与真实模型单独测试（这是 827 个用例能全部离线跑通的前提）。</w:t>
       </w:r>
     </w:p>
     <w:p>
@@ -3867,7 +3867,7 @@
                 <w:b w:val="0"/>
                 <w:sz w:val="19"/>
               </w:rPr>
-              <w:t>22 个文件 / 823 个用例</w:t>
+              <w:t>22 个文件 / 827 个用例</w:t>
             </w:r>
           </w:p>
         </w:tc>
@@ -4132,7 +4132,7 @@
                 <w:b w:val="0"/>
                 <w:sz w:val="19"/>
               </w:rPr>
-              <w:t>823 passed，无失败、无跳过</w:t>
+              <w:t>827 passed，无失败、无跳过</w:t>
             </w:r>
           </w:p>
         </w:tc>

--- a/2026AIC-算法创新赛-作品方案-TU0.docx
+++ b/2026AIC-算法创新赛-作品方案-TU0.docx
@@ -795,6 +795,39 @@
         <w:tabs>
           <w:tab w:val="right" w:leader="dot" w:pos="8504"/>
         </w:tabs>
+        <w:ind w:left="480" w:firstLine="0"/>
+        <w:spacing w:line="240" w:lineRule="auto" w:before="0" w:after="0"/>
+      </w:pPr>
+      <w:r>
+        <w:rPr>
+          <w:rFonts w:ascii="宋体" w:hAnsi="宋体" w:eastAsia="宋体"/>
+          <w:sz w:val="24"/>
+          <w:szCs w:val="24"/>
+        </w:rPr>
+        <w:t xml:space="preserve">（六）能力雷达图：把散落的错题折成可读的能力形状</w:t>
+      </w:r>
+      <w:r>
+        <w:rPr>
+          <w:rFonts w:ascii="宋体" w:hAnsi="宋体" w:eastAsia="宋体"/>
+          <w:sz w:val="24"/>
+          <w:szCs w:val="24"/>
+        </w:rPr>
+        <w:tab/>
+      </w:r>
+      <w:r>
+        <w:rPr>
+          <w:rFonts w:ascii="宋体" w:hAnsi="宋体" w:eastAsia="宋体"/>
+          <w:sz w:val="24"/>
+          <w:szCs w:val="24"/>
+        </w:rPr>
+        <w:t xml:space="preserve">8</w:t>
+      </w:r>
+    </w:p>
+    <w:p>
+      <w:pPr>
+        <w:tabs>
+          <w:tab w:val="right" w:leader="dot" w:pos="8504"/>
+        </w:tabs>
         <w:ind w:left="0" w:firstLine="0"/>
         <w:spacing w:line="240" w:lineRule="auto" w:before="0" w:after="0"/>
       </w:pPr>
@@ -820,7 +853,7 @@
           <w:sz w:val="24"/>
           <w:szCs w:val="24"/>
         </w:rPr>
-        <w:t xml:space="preserve">8</w:t>
+        <w:t xml:space="preserve">9</w:t>
       </w:r>
     </w:p>
     <w:p>
@@ -919,7 +952,7 @@
           <w:sz w:val="24"/>
           <w:szCs w:val="24"/>
         </w:rPr>
-        <w:t xml:space="preserve">9</w:t>
+        <w:t xml:space="preserve">10</w:t>
       </w:r>
     </w:p>
     <w:p>
@@ -952,7 +985,7 @@
           <w:sz w:val="24"/>
           <w:szCs w:val="24"/>
         </w:rPr>
-        <w:t xml:space="preserve">9</w:t>
+        <w:t xml:space="preserve">10</w:t>
       </w:r>
     </w:p>
     <w:p>
@@ -1018,7 +1051,7 @@
           <w:sz w:val="24"/>
           <w:szCs w:val="24"/>
         </w:rPr>
-        <w:t xml:space="preserve">10</w:t>
+        <w:t xml:space="preserve">11</w:t>
       </w:r>
     </w:p>
     <w:p>
@@ -1051,7 +1084,7 @@
           <w:sz w:val="24"/>
           <w:szCs w:val="24"/>
         </w:rPr>
-        <w:t xml:space="preserve">10</w:t>
+        <w:t xml:space="preserve">11</w:t>
       </w:r>
     </w:p>
     <w:p>
@@ -1084,7 +1117,7 @@
           <w:sz w:val="24"/>
           <w:szCs w:val="24"/>
         </w:rPr>
-        <w:t xml:space="preserve">11</w:t>
+        <w:t xml:space="preserve">12</w:t>
       </w:r>
     </w:p>
     <w:p>
@@ -2356,7 +2389,7 @@
           <w:b w:val="0"/>
           <w:sz w:val="24"/>
         </w:rPr>
-        <w:t>系统自上而下分为浏览器层、应用层、服务层、Agent 层与基础设施层。分层的直接收益是：服务层与 Agent 层都不依赖 HTTP，因此可以脱离 Web 框架与真实模型单独测试（这是 827 个用例能全部离线跑通的前提）。</w:t>
+        <w:t>系统自上而下分为浏览器层、应用层、服务层、Agent 层与基础设施层。分层的直接收益是：服务层与 Agent 层都不依赖 HTTP，因此可以脱离 Web 框架与真实模型单独测试（这是 841 个用例能全部离线跑通的前提）。</w:t>
       </w:r>
     </w:p>
     <w:p>
@@ -2443,7 +2476,7 @@
           <w:b w:val="0"/>
           <w:sz w:val="24"/>
         </w:rPr>
-        <w:t>项目后端 Python 代码约 15863 行，测试约 10003 行，前端约 6561 行；对外提供 33 条路径 / 34 个接口，完整清单见附录（一）。</w:t>
+        <w:t>项目后端 Python 代码约 18795 行，测试约 11028 行，前端约 6224 行；对外提供 33 条路径 / 34 个接口，完整清单见附录（一）。</w:t>
       </w:r>
     </w:p>
     <w:p>
@@ -3583,6 +3616,68 @@
     </w:p>
     <w:p>
       <w:pPr>
+        <w:pStyle w:val="Heading2"/>
+        <w:spacing w:line="240" w:lineRule="auto" w:before="160" w:after="120"/>
+        <w:ind w:firstLine="0"/>
+        <w:jc w:val="left"/>
+      </w:pPr>
+      <w:r>
+        <w:rPr>
+          <w:rFonts w:ascii="宋体" w:hAnsi="宋体" w:eastAsia="宋体"/>
+          <w:b/>
+          <w:color w:val="000000"/>
+          <w:sz w:val="28"/>
+        </w:rPr>
+        <w:t>（六）能力雷达图：把散落的错题折成可读的能力形状</w:t>
+      </w:r>
+    </w:p>
+    <w:p>
+      <w:pPr>
+        <w:spacing w:line="240" w:lineRule="auto" w:before="0" w:after="0"/>
+        <w:ind w:firstLine="480"/>
+        <w:jc w:val="both"/>
+      </w:pPr>
+      <w:r>
+        <w:rPr>
+          <w:rFonts w:ascii="宋体" w:hAnsi="宋体" w:eastAsia="宋体"/>
+          <w:b w:val="0"/>
+          <w:sz w:val="24"/>
+        </w:rPr>
+        <w:t>错题本记录的是「哪一道题错了」，但学生和老师真正想知道的是「我哪一项能力弱」。系统因此把已有数据折算成六个维度的能力分：准确性（逻辑与结果是否正确）、健壮性（边界、空值与异常处理）、规范性（语法与编码规范）、可读性（命名、注释与结构）、高效性（算法与复杂度意识）、完备性（分支覆盖与代码完整度）。证据全部来自系统自己已经落库的数据：错题本的错误类型与知识点，以及检测记录中的语法标记与按类别、严重程度分级的问题列表，不额外采集任何信息。</w:t>
+      </w:r>
+    </w:p>
+    <w:p>
+      <w:pPr>
+        <w:spacing w:line="240" w:lineRule="auto" w:before="0" w:after="0"/>
+        <w:ind w:firstLine="480"/>
+        <w:jc w:val="both"/>
+      </w:pPr>
+      <w:r>
+        <w:rPr>
+          <w:rFonts w:ascii="宋体" w:hAnsi="宋体" w:eastAsia="宋体"/>
+          <w:b w:val="0"/>
+          <w:sz w:val="24"/>
+        </w:rPr>
+        <w:t>打分公式刻意做成能手算的形式：分数 = 100 ÷（1 + 权重和 ÷ 10），并夹在 15 至 100 之间；一条错误级证据权重 3、警告级 1.5、提示级 0.75。该函数单调递减，错得越多分越低，但一两条错误不会把某一项打到谷底——这是学习工具而非判卷，雷达图真正传达的是六个角之间的相对高低。一条证据只归入一个维度，判定顺序固定为完备性、规范性、可读性、高效性、健壮性、准确性（兜底放最后），因此同一批数据每次生成完全相同的图形，可以横向比较不同时期。判定时知识点优先于模型反馈正文：正文是自然语言，容易带上无关的词，实测中曾出现「函数返回值」的错题因正文提到「函数名」而被误判为可读性问题。</w:t>
+      </w:r>
+    </w:p>
+    <w:p>
+      <w:pPr>
+        <w:spacing w:line="240" w:lineRule="auto" w:before="0" w:after="0"/>
+        <w:ind w:firstLine="480"/>
+        <w:jc w:val="both"/>
+      </w:pPr>
+      <w:r>
+        <w:rPr>
+          <w:rFonts w:ascii="宋体" w:hAnsi="宋体" w:eastAsia="宋体"/>
+          <w:b w:val="0"/>
+          <w:sz w:val="24"/>
+        </w:rPr>
+        <w:t>可视化在网页与导出文档两侧都自行实现，不引入图表库。网页端用 SVG 现画：四圈同心网格、六根轴、数据多边形与顶点圆点，最弱的一项用警示色单独标出，悬停可看到该维度的分数与依据条数。导出端则需要一张位图，为此用标准库自行实现了 PNG 编码（容器为魔数加若干带 CRC 的块，像素交给 zlib 压缩），并实现 Bresenham 直线与扫描线多边形填充来绘制图形，从而避免为一张插图引入几十兆的编译型图像库。由于标准库不具备字体渲染能力，图中只画图形，维度名称与分数交由 Word 以文本表格呈现，形成「图看形状、表读数值」的分工。界面与报告中同时列出评估所依据的记录条数，使这一启发式分数始终可追溯、可质疑。</w:t>
+      </w:r>
+    </w:p>
+    <w:p>
+      <w:pPr>
         <w:pStyle w:val="Heading1"/>
         <w:spacing w:line="240" w:lineRule="auto" w:before="240" w:after="120"/>
         <w:ind w:firstLine="0"/>
@@ -3684,6 +3779,29 @@
           <w:sz w:val="24"/>
         </w:rPr>
         <w:t xml:space="preserve"> 三级 JSON 提取降级、字段归一化、状态收敛偏向保守、解析失败返回可重试错误而非静默通过，四条措施都可被自动化测试覆盖。</w:t>
+      </w:r>
+    </w:p>
+    <w:p>
+      <w:pPr>
+        <w:spacing w:line="240" w:lineRule="auto" w:before="0" w:after="0"/>
+        <w:ind w:left="480" w:firstLine="0"/>
+        <w:jc w:val="both"/>
+      </w:pPr>
+      <w:r>
+        <w:rPr>
+          <w:rFonts w:ascii="宋体" w:hAnsi="宋体" w:eastAsia="宋体"/>
+          <w:b/>
+          <w:sz w:val="24"/>
+        </w:rPr>
+        <w:t xml:space="preserve">把错题折算成可读的能力画像。 </w:t>
+      </w:r>
+      <w:r>
+        <w:rPr>
+          <w:rFonts w:ascii="宋体" w:hAnsi="宋体" w:eastAsia="宋体"/>
+          <w:b w:val="0"/>
+          <w:sz w:val="24"/>
+        </w:rPr>
+        <w:t>在错题本之上再建一层六维能力评估（准确性、健壮性、规范性、可读性、高效性、完备性），证据全部来自系统已落库的数据，公式可手算、判定顺序固定，因此结论可复现、可追溯；网页端以 SVG、导出文档以自研 PNG 编码器呈现，两侧均不引入任何图表库。</w:t>
       </w:r>
     </w:p>
     <w:p>
@@ -3867,7 +3985,7 @@
                 <w:b w:val="0"/>
                 <w:sz w:val="19"/>
               </w:rPr>
-              <w:t>22 个文件 / 827 个用例</w:t>
+              <w:t>24 个文件 / 841 个用例</w:t>
             </w:r>
           </w:p>
         </w:tc>
@@ -3985,7 +4103,7 @@
                 <w:b w:val="0"/>
                 <w:sz w:val="19"/>
               </w:rPr>
-              <w:t>220 项</w:t>
+              <w:t>273 项</w:t>
             </w:r>
           </w:p>
         </w:tc>
@@ -4132,7 +4250,7 @@
                 <w:b w:val="0"/>
                 <w:sz w:val="19"/>
               </w:rPr>
-              <w:t>827 passed，无失败、无跳过</w:t>
+              <w:t>841 passed，无失败、无跳过</w:t>
             </w:r>
           </w:p>
         </w:tc>
@@ -4212,7 +4330,7 @@
                 <w:b w:val="0"/>
                 <w:sz w:val="19"/>
               </w:rPr>
-              <w:t>全部通过（行为测试 220/220）</w:t>
+              <w:t>全部通过（行为测试 273/273）</w:t>
             </w:r>
           </w:p>
         </w:tc>
@@ -4292,7 +4410,7 @@
                 <w:b w:val="0"/>
                 <w:sz w:val="19"/>
               </w:rPr>
-              <w:t>9/9（真实执行 start.bat → 服务就绪 → 页面可访问 → stop.bat 释放端口）</w:t>
+              <w:t>10/10（真实执行 start.bat → 服务就绪 → 页面可访问 → stop.bat 释放端口）</w:t>
             </w:r>
           </w:p>
         </w:tc>
@@ -4332,7 +4450,7 @@
                 <w:b w:val="0"/>
                 <w:sz w:val="19"/>
               </w:rPr>
-              <w:t>错题本 14/14、项目库 21/21、拖拽 39/39、编辑删除 45/45、模型切换 12/12、检测/改错/注释 9/9、9/9、6/6</w:t>
+              <w:t>错题本 14/14、项目库 21/21、拖拽 39/39、编辑删除 45/45、模型切换 12/12、检测/改错/注释 9/9、9/9、6/6、学习报告与能力雷达 84/84</w:t>
             </w:r>
           </w:p>
         </w:tc>

--- a/2026AIC-算法创新赛-作品方案-TU0.docx
+++ b/2026AIC-算法创新赛-作品方案-TU0.docx
@@ -828,7 +828,7 @@
         <w:tabs>
           <w:tab w:val="right" w:leader="dot" w:pos="8504"/>
         </w:tabs>
-        <w:ind w:left="0" w:firstLine="0"/>
+        <w:ind w:left="480" w:firstLine="0"/>
         <w:spacing w:line="240" w:lineRule="auto" w:before="0" w:after="0"/>
       </w:pPr>
       <w:r>
@@ -837,7 +837,7 @@
           <w:sz w:val="24"/>
           <w:szCs w:val="24"/>
         </w:rPr>
-        <w:t xml:space="preserve">四、创新点</w:t>
+        <w:t xml:space="preserve">（七）学习报告：从数据汇总到逐项诊断</w:t>
       </w:r>
       <w:r>
         <w:rPr>
@@ -870,6 +870,39 @@
           <w:sz w:val="24"/>
           <w:szCs w:val="24"/>
         </w:rPr>
+        <w:t xml:space="preserve">四、创新点</w:t>
+      </w:r>
+      <w:r>
+        <w:rPr>
+          <w:rFonts w:ascii="宋体" w:hAnsi="宋体" w:eastAsia="宋体"/>
+          <w:sz w:val="24"/>
+          <w:szCs w:val="24"/>
+        </w:rPr>
+        <w:tab/>
+      </w:r>
+      <w:r>
+        <w:rPr>
+          <w:rFonts w:ascii="宋体" w:hAnsi="宋体" w:eastAsia="宋体"/>
+          <w:sz w:val="24"/>
+          <w:szCs w:val="24"/>
+        </w:rPr>
+        <w:t xml:space="preserve">10</w:t>
+      </w:r>
+    </w:p>
+    <w:p>
+      <w:pPr>
+        <w:tabs>
+          <w:tab w:val="right" w:leader="dot" w:pos="8504"/>
+        </w:tabs>
+        <w:ind w:left="0" w:firstLine="0"/>
+        <w:spacing w:line="240" w:lineRule="auto" w:before="0" w:after="0"/>
+      </w:pPr>
+      <w:r>
+        <w:rPr>
+          <w:rFonts w:ascii="宋体" w:hAnsi="宋体" w:eastAsia="宋体"/>
+          <w:sz w:val="24"/>
+          <w:szCs w:val="24"/>
+        </w:rPr>
         <w:t xml:space="preserve">五、测试与验证</w:t>
       </w:r>
       <w:r>
@@ -886,7 +919,7 @@
           <w:sz w:val="24"/>
           <w:szCs w:val="24"/>
         </w:rPr>
-        <w:t xml:space="preserve">9</w:t>
+        <w:t xml:space="preserve">10</w:t>
       </w:r>
     </w:p>
     <w:p>
@@ -919,7 +952,7 @@
           <w:sz w:val="24"/>
           <w:szCs w:val="24"/>
         </w:rPr>
-        <w:t xml:space="preserve">9</w:t>
+        <w:t xml:space="preserve">10</w:t>
       </w:r>
     </w:p>
     <w:p>
@@ -985,7 +1018,7 @@
           <w:sz w:val="24"/>
           <w:szCs w:val="24"/>
         </w:rPr>
-        <w:t xml:space="preserve">10</w:t>
+        <w:t xml:space="preserve">11</w:t>
       </w:r>
     </w:p>
     <w:p>
@@ -1018,7 +1051,7 @@
           <w:sz w:val="24"/>
           <w:szCs w:val="24"/>
         </w:rPr>
-        <w:t xml:space="preserve">10</w:t>
+        <w:t xml:space="preserve">11</w:t>
       </w:r>
     </w:p>
     <w:p>
@@ -1117,7 +1150,7 @@
           <w:sz w:val="24"/>
           <w:szCs w:val="24"/>
         </w:rPr>
-        <w:t xml:space="preserve">12</w:t>
+        <w:t xml:space="preserve">13</w:t>
       </w:r>
     </w:p>
     <w:p>
@@ -1150,7 +1183,7 @@
           <w:sz w:val="24"/>
           <w:szCs w:val="24"/>
         </w:rPr>
-        <w:t xml:space="preserve">12</w:t>
+        <w:t xml:space="preserve">13</w:t>
       </w:r>
       <w:r>
         <w:fldChar w:fldCharType="end"/>
@@ -2389,7 +2422,7 @@
           <w:b w:val="0"/>
           <w:sz w:val="24"/>
         </w:rPr>
-        <w:t>系统自上而下分为浏览器层、应用层、服务层、Agent 层与基础设施层。分层的直接收益是：服务层与 Agent 层都不依赖 HTTP，因此可以脱离 Web 框架与真实模型单独测试（这是 841 个用例能全部离线跑通的前提）。</w:t>
+        <w:t>系统自上而下分为浏览器层、应用层、服务层、Agent 层与基础设施层。分层的直接收益是：服务层与 Agent 层都不依赖 HTTP，因此可以脱离 Web 框架与真实模型单独测试（这是 856 个用例能全部离线跑通的前提）。</w:t>
       </w:r>
     </w:p>
     <w:p>
@@ -2476,7 +2509,7 @@
           <w:b w:val="0"/>
           <w:sz w:val="24"/>
         </w:rPr>
-        <w:t>项目后端 Python 代码约 18795 行，测试约 11028 行，前端约 6224 行；对外提供 33 条路径 / 34 个接口，完整清单见附录（一）。</w:t>
+        <w:t>项目后端 Python 代码约 19716 行，测试约 11398 行，前端约 6349 行；对外提供 33 条路径 / 34 个接口，完整清单见附录（一）。</w:t>
       </w:r>
     </w:p>
     <w:p>
@@ -3678,6 +3711,68 @@
     </w:p>
     <w:p>
       <w:pPr>
+        <w:pStyle w:val="Heading2"/>
+        <w:spacing w:line="240" w:lineRule="auto" w:before="160" w:after="120"/>
+        <w:ind w:firstLine="0"/>
+        <w:jc w:val="left"/>
+      </w:pPr>
+      <w:r>
+        <w:rPr>
+          <w:rFonts w:ascii="宋体" w:hAnsi="宋体" w:eastAsia="宋体"/>
+          <w:b/>
+          <w:color w:val="000000"/>
+          <w:sz w:val="28"/>
+        </w:rPr>
+        <w:t>（七）学习报告：从数据汇总到逐项诊断</w:t>
+      </w:r>
+    </w:p>
+    <w:p>
+      <w:pPr>
+        <w:spacing w:line="240" w:lineRule="auto" w:before="0" w:after="0"/>
+        <w:ind w:firstLine="480"/>
+        <w:jc w:val="both"/>
+      </w:pPr>
+      <w:r>
+        <w:rPr>
+          <w:rFonts w:ascii="宋体" w:hAnsi="宋体" w:eastAsia="宋体"/>
+          <w:b w:val="0"/>
+          <w:sz w:val="24"/>
+        </w:rPr>
+        <w:t>把使用时长、错题记录与六维能力评分汇总成一份可导出的诊断书是这一层的目标，但真正的难点不在汇总，而在回答学生和老师最关心的那个问题——「这一项为什么差」。只给出「完备性 62 分」是不够的，报告必须继续说清楚是哪几个知识点把这一项拖下去的，以及下次动手前该做什么。为此，能力评分在计算分数的同时按维度记录证据构成（知识点、错误类型与出现次数），报告据此逐项展开：分数与等级、该维度在看什么、拖后腿的知识点明细表、以及改进方向。只展开低于阈值的维度并按分数升序排列，使最该补的那一项排在最前面。</w:t>
+      </w:r>
+    </w:p>
+    <w:p>
+      <w:pPr>
+        <w:spacing w:line="240" w:lineRule="auto" w:before="0" w:after="0"/>
+        <w:ind w:firstLine="480"/>
+        <w:jc w:val="both"/>
+      </w:pPr>
+      <w:r>
+        <w:rPr>
+          <w:rFonts w:ascii="宋体" w:hAnsi="宋体" w:eastAsia="宋体"/>
+          <w:b w:val="0"/>
+          <w:sz w:val="24"/>
+        </w:rPr>
+        <w:t>报告还定位「反复出错的语句」。第一版按代码行在错题中的出现次数排序，结果全是噪音：错题记录保存的是整份代码，学生反复提交同一个文件时，文件里的每一行都会出现在全部错题中，列出来等同于整份源码。改进后的判据分两级：先是判别力——某一行只在与某一类错误相关的错题里反复出现，而在其它类型的错题中不出现；再是嫌疑度——控制流语句与含下标、运算符的语句优先，函数声明与裸 return 靠后。每个知识点只保留一行，实测能准确指到 range(len(scores) - 1) 这类真正的问题语句上。其中还有一个必须开的口子：缺少冒号的 def 或 if 行本身就是语法错误，若因「声明行是样板」被一律降权，它就会输给同文件里无辜的 return 语句，报告反而指责了正确的代码；因此对「控制流关键字结尾缺少冒号」单独加权。当数据不足以区分时（例如全部错题来自同一份代码），报告如实说明原因而不强行给出结论。</w:t>
+      </w:r>
+    </w:p>
+    <w:p>
+      <w:pPr>
+        <w:spacing w:line="240" w:lineRule="auto" w:before="0" w:after="0"/>
+        <w:ind w:firstLine="480"/>
+        <w:jc w:val="both"/>
+      </w:pPr>
+      <w:r>
+        <w:rPr>
+          <w:rFonts w:ascii="宋体" w:hAnsi="宋体" w:eastAsia="宋体"/>
+          <w:b w:val="0"/>
+          <w:sz w:val="24"/>
+        </w:rPr>
+        <w:t>全部文案由固定规则生成，不调用大模型。这一点是硬约束：教师可能在未配置模型密钥、甚至没有联网的机器上导出报告，诊断书必须 100% 离线可生成。相应地，建议的定位是总结性话术（说明这类问题的根源与通用的改进动作），而不是具体题目——针对薄弱点出题由「举一反三」环节负责，那一步才需要模型参与。</w:t>
+      </w:r>
+    </w:p>
+    <w:p>
+      <w:pPr>
         <w:pStyle w:val="Heading1"/>
         <w:spacing w:line="240" w:lineRule="auto" w:before="240" w:after="120"/>
         <w:ind w:firstLine="0"/>
@@ -3802,6 +3897,29 @@
           <w:sz w:val="24"/>
         </w:rPr>
         <w:t>在错题本之上再建一层六维能力评估（准确性、健壮性、规范性、可读性、高效性、完备性），证据全部来自系统已落库的数据，公式可手算、判定顺序固定，因此结论可复现、可追溯；网页端以 SVG、导出文档以自研 PNG 编码器呈现，两侧均不引入任何图表库。</w:t>
+      </w:r>
+    </w:p>
+    <w:p>
+      <w:pPr>
+        <w:spacing w:line="240" w:lineRule="auto" w:before="0" w:after="0"/>
+        <w:ind w:left="480" w:firstLine="0"/>
+        <w:jc w:val="both"/>
+      </w:pPr>
+      <w:r>
+        <w:rPr>
+          <w:rFonts w:ascii="宋体" w:hAnsi="宋体" w:eastAsia="宋体"/>
+          <w:b/>
+          <w:sz w:val="24"/>
+        </w:rPr>
+        <w:t xml:space="preserve">把能力评分做成可解释、可追溯的诊断书。 </w:t>
+      </w:r>
+      <w:r>
+        <w:rPr>
+          <w:rFonts w:ascii="宋体" w:hAnsi="宋体" w:eastAsia="宋体"/>
+          <w:b w:val="0"/>
+          <w:sz w:val="24"/>
+        </w:rPr>
+        <w:t>评分的同时记录每一维度的证据构成（知识点、错误类型、出现次数），使报告能够回答「这一项为什么差」而不只是给出一个分数；并以判别力加嫌疑度的两级判据定位反复出错的具体语句，全部文案由固定规则离线生成，在未配置模型密钥的环境下同样可用。</w:t>
       </w:r>
     </w:p>
     <w:p>
@@ -3985,7 +4103,7 @@
                 <w:b w:val="0"/>
                 <w:sz w:val="19"/>
               </w:rPr>
-              <w:t>24 个文件 / 841 个用例</w:t>
+              <w:t>24 个文件 / 856 个用例</w:t>
             </w:r>
           </w:p>
         </w:tc>
@@ -4250,7 +4368,7 @@
                 <w:b w:val="0"/>
                 <w:sz w:val="19"/>
               </w:rPr>
-              <w:t>841 passed，无失败、无跳过</w:t>
+              <w:t>856 passed，无失败、无跳过</w:t>
             </w:r>
           </w:p>
         </w:tc>
@@ -4450,7 +4568,7 @@
                 <w:b w:val="0"/>
                 <w:sz w:val="19"/>
               </w:rPr>
-              <w:t>错题本 14/14、项目库 21/21、拖拽 39/39、编辑删除 45/45、模型切换 12/12、检测/改错/注释 9/9、9/9、6/6、学习报告与能力雷达 84/84</w:t>
+              <w:t>错题本 14/14、项目库 21/21、拖拽 39/39、编辑删除 45/45、模型切换 12/12、检测/改错/注释 9/9、9/9、6/6、学习报告与能力雷达 104/104</w:t>
             </w:r>
           </w:p>
         </w:tc>

--- a/2026AIC-算法创新赛-作品方案-TU0.docx
+++ b/2026AIC-算法创新赛-作品方案-TU0.docx
@@ -32,13 +32,7 @@
         <w:rPr>
           <w:sz w:val="44"/>
         </w:rPr>
-        <w:t xml:space="preserve">2026 </w:t>
-      </w:r>
-      <w:r>
-        <w:rPr>
-          <w:sz w:val="44"/>
-        </w:rPr>
-        <w:t>年第八届</w:t>
+        <w:t>2026 年第八届</w:t>
       </w:r>
     </w:p>
     <w:p>
@@ -117,49 +111,7 @@
           <w:b/>
           <w:sz w:val="40"/>
         </w:rPr>
-        <w:t>技</w:t>
-      </w:r>
-      <w:r>
-        <w:rPr>
-          <w:b/>
-          <w:sz w:val="40"/>
-        </w:rPr>
-        <w:t xml:space="preserve">  </w:t>
-      </w:r>
-      <w:r>
-        <w:rPr>
-          <w:b/>
-          <w:sz w:val="40"/>
-        </w:rPr>
-        <w:t>术</w:t>
-      </w:r>
-      <w:r>
-        <w:rPr>
-          <w:b/>
-          <w:sz w:val="40"/>
-        </w:rPr>
-        <w:t xml:space="preserve">  </w:t>
-      </w:r>
-      <w:r>
-        <w:rPr>
-          <w:b/>
-          <w:sz w:val="40"/>
-        </w:rPr>
-        <w:t>报</w:t>
-      </w:r>
-      <w:r>
-        <w:rPr>
-          <w:b/>
-          <w:sz w:val="40"/>
-        </w:rPr>
-        <w:t xml:space="preserve">  </w:t>
-      </w:r>
-      <w:r>
-        <w:rPr>
-          <w:b/>
-          <w:sz w:val="40"/>
-        </w:rPr>
-        <w:t>告</w:t>
+        <w:t>技  术  报  告</w:t>
       </w:r>
     </w:p>
     <w:p>
@@ -210,13 +162,7 @@
         <w:rPr>
           <w:sz w:val="32"/>
         </w:rPr>
-        <w:t>团队名称：</w:t>
-      </w:r>
-      <w:r>
-        <w:rPr>
-          <w:sz w:val="32"/>
-        </w:rPr>
-        <w:t>TU0</w:t>
+        <w:t>团队名称：TU0</w:t>
       </w:r>
     </w:p>
     <w:p>
@@ -231,13 +177,7 @@
         <w:rPr>
           <w:sz w:val="32"/>
         </w:rPr>
-        <w:t>参赛编号：</w:t>
-      </w:r>
-      <w:r>
-        <w:rPr>
-          <w:sz w:val="32"/>
-        </w:rPr>
-        <w:t>AIC-2026-87477438</w:t>
+        <w:t>参赛编号：AIC-2026-87477438</w:t>
       </w:r>
     </w:p>
     <w:p>
@@ -252,31 +192,7 @@
         <w:rPr>
           <w:sz w:val="32"/>
         </w:rPr>
-        <w:t>作品名称：</w:t>
-      </w:r>
-      <w:r>
-        <w:rPr>
-          <w:sz w:val="32"/>
-        </w:rPr>
-        <w:t xml:space="preserve">AI </w:t>
-      </w:r>
-      <w:r>
-        <w:rPr>
-          <w:sz w:val="32"/>
-        </w:rPr>
-        <w:t>代码导师</w:t>
-      </w:r>
-      <w:r>
-        <w:rPr>
-          <w:sz w:val="32"/>
-        </w:rPr>
-        <w:t>——</w:t>
-      </w:r>
-      <w:r>
-        <w:rPr>
-          <w:sz w:val="32"/>
-        </w:rPr>
-        <w:t>错题本驱动的编程学习闭环系统</w:t>
+        <w:t>作品名称：AI 代码导师——错题本驱动的编程学习闭环系统</w:t>
       </w:r>
     </w:p>
     <w:p>
@@ -327,31 +243,7 @@
         <w:rPr>
           <w:sz w:val="32"/>
         </w:rPr>
-        <w:t>日期：</w:t>
-      </w:r>
-      <w:r>
-        <w:rPr>
-          <w:sz w:val="32"/>
-        </w:rPr>
-        <w:t xml:space="preserve">2026 </w:t>
-      </w:r>
-      <w:r>
-        <w:rPr>
-          <w:sz w:val="32"/>
-        </w:rPr>
-        <w:t>年</w:t>
-      </w:r>
-      <w:r>
-        <w:rPr>
-          <w:sz w:val="32"/>
-        </w:rPr>
-        <w:t xml:space="preserve"> 9 </w:t>
-      </w:r>
-      <w:r>
-        <w:rPr>
-          <w:sz w:val="32"/>
-        </w:rPr>
-        <w:t>月</w:t>
+        <w:t>日期：2026 年 9 月</w:t>
       </w:r>
     </w:p>
     <w:p>
@@ -378,21 +270,7 @@
           <w:sz w:val="44"/>
         </w:rPr>
         <w:lastRenderedPageBreak/>
-        <w:t>目</w:t>
-      </w:r>
-      <w:r>
-        <w:rPr>
-          <w:b/>
-          <w:sz w:val="44"/>
-        </w:rPr>
-        <w:t xml:space="preserve">  </w:t>
-      </w:r>
-      <w:r>
-        <w:rPr>
-          <w:b/>
-          <w:sz w:val="44"/>
-        </w:rPr>
-        <w:t>录</w:t>
+        <w:t>目  录</w:t>
       </w:r>
     </w:p>
     <w:p>
@@ -420,7 +298,7 @@
       <w:r>
         <w:fldChar w:fldCharType="separate"/>
       </w:r>
-      <w:hyperlink w:anchor="_Toc242447054" w:history="1">
+      <w:hyperlink w:anchor="_Toc242449870" w:history="1">
         <w:r>
           <w:rPr>
             <w:rStyle w:val="aff9"/>
@@ -457,7 +335,7 @@
             <w:noProof/>
             <w:webHidden/>
           </w:rPr>
-          <w:instrText>PAGEREF _Toc242447054 \h</w:instrText>
+          <w:instrText>PAGEREF _Toc242449870 \h</w:instrText>
         </w:r>
         <w:r>
           <w:rPr>
@@ -516,7 +394,7 @@
           <w14:ligatures w14:val="standardContextual"/>
         </w:rPr>
       </w:pPr>
-      <w:hyperlink w:anchor="_Toc242447055" w:history="1">
+      <w:hyperlink w:anchor="_Toc242449871" w:history="1">
         <w:r>
           <w:rPr>
             <w:rStyle w:val="aff9"/>
@@ -553,7 +431,7 @@
             <w:noProof/>
             <w:webHidden/>
           </w:rPr>
-          <w:instrText>PAGEREF _Toc242447055 \h</w:instrText>
+          <w:instrText>PAGEREF _Toc242449871 \h</w:instrText>
         </w:r>
         <w:r>
           <w:rPr>
@@ -613,7 +491,7 @@
           <w14:ligatures w14:val="standardContextual"/>
         </w:rPr>
       </w:pPr>
-      <w:hyperlink w:anchor="_Toc242447056" w:history="1">
+      <w:hyperlink w:anchor="_Toc242449872" w:history="1">
         <w:r>
           <w:rPr>
             <w:rStyle w:val="aff9"/>
@@ -650,7 +528,7 @@
             <w:noProof/>
             <w:webHidden/>
           </w:rPr>
-          <w:instrText>PAGEREF _Toc242447056 \h</w:instrText>
+          <w:instrText>PAGEREF _Toc242449872 \h</w:instrText>
         </w:r>
         <w:r>
           <w:rPr>
@@ -710,7 +588,7 @@
           <w14:ligatures w14:val="standardContextual"/>
         </w:rPr>
       </w:pPr>
-      <w:hyperlink w:anchor="_Toc242447057" w:history="1">
+      <w:hyperlink w:anchor="_Toc242449873" w:history="1">
         <w:r>
           <w:rPr>
             <w:rStyle w:val="aff9"/>
@@ -747,7 +625,7 @@
             <w:noProof/>
             <w:webHidden/>
           </w:rPr>
-          <w:instrText>PAGEREF _Toc242447057 \h</w:instrText>
+          <w:instrText>PAGEREF _Toc242449873 \h</w:instrText>
         </w:r>
         <w:r>
           <w:rPr>
@@ -807,7 +685,7 @@
           <w14:ligatures w14:val="standardContextual"/>
         </w:rPr>
       </w:pPr>
-      <w:hyperlink w:anchor="_Toc242447058" w:history="1">
+      <w:hyperlink w:anchor="_Toc242449874" w:history="1">
         <w:r>
           <w:rPr>
             <w:rStyle w:val="aff9"/>
@@ -844,7 +722,7 @@
             <w:noProof/>
             <w:webHidden/>
           </w:rPr>
-          <w:instrText>PAGEREF _Toc242447058 \h</w:instrText>
+          <w:instrText>PAGEREF _Toc242449874 \h</w:instrText>
         </w:r>
         <w:r>
           <w:rPr>
@@ -904,7 +782,7 @@
           <w14:ligatures w14:val="standardContextual"/>
         </w:rPr>
       </w:pPr>
-      <w:hyperlink w:anchor="_Toc242447059" w:history="1">
+      <w:hyperlink w:anchor="_Toc242449875" w:history="1">
         <w:r>
           <w:rPr>
             <w:rStyle w:val="aff9"/>
@@ -941,7 +819,7 @@
             <w:noProof/>
             <w:webHidden/>
           </w:rPr>
-          <w:instrText>PAGEREF _Toc242447059 \h</w:instrText>
+          <w:instrText>PAGEREF _Toc242449875 \h</w:instrText>
         </w:r>
         <w:r>
           <w:rPr>
@@ -1000,7 +878,7 @@
           <w14:ligatures w14:val="standardContextual"/>
         </w:rPr>
       </w:pPr>
-      <w:hyperlink w:anchor="_Toc242447060" w:history="1">
+      <w:hyperlink w:anchor="_Toc242449876" w:history="1">
         <w:r>
           <w:rPr>
             <w:rStyle w:val="aff9"/>
@@ -1037,7 +915,7 @@
             <w:noProof/>
             <w:webHidden/>
           </w:rPr>
-          <w:instrText>PAGEREF _Toc242447060 \h</w:instrText>
+          <w:instrText>PAGEREF _Toc242449876 \h</w:instrText>
         </w:r>
         <w:r>
           <w:rPr>
@@ -1097,7 +975,7 @@
           <w14:ligatures w14:val="standardContextual"/>
         </w:rPr>
       </w:pPr>
-      <w:hyperlink w:anchor="_Toc242447061" w:history="1">
+      <w:hyperlink w:anchor="_Toc242449877" w:history="1">
         <w:r>
           <w:rPr>
             <w:rStyle w:val="aff9"/>
@@ -1134,7 +1012,7 @@
             <w:noProof/>
             <w:webHidden/>
           </w:rPr>
-          <w:instrText>PAGEREF _Toc242447061 \h</w:instrText>
+          <w:instrText>PAGEREF _Toc242449877 \h</w:instrText>
         </w:r>
         <w:r>
           <w:rPr>
@@ -1194,7 +1072,7 @@
           <w14:ligatures w14:val="standardContextual"/>
         </w:rPr>
       </w:pPr>
-      <w:hyperlink w:anchor="_Toc242447062" w:history="1">
+      <w:hyperlink w:anchor="_Toc242449878" w:history="1">
         <w:r>
           <w:rPr>
             <w:rStyle w:val="aff9"/>
@@ -1231,7 +1109,7 @@
             <w:noProof/>
             <w:webHidden/>
           </w:rPr>
-          <w:instrText>PAGEREF _Toc242447062 \h</w:instrText>
+          <w:instrText>PAGEREF _Toc242449878 \h</w:instrText>
         </w:r>
         <w:r>
           <w:rPr>
@@ -1291,7 +1169,7 @@
           <w14:ligatures w14:val="standardContextual"/>
         </w:rPr>
       </w:pPr>
-      <w:hyperlink w:anchor="_Toc242447063" w:history="1">
+      <w:hyperlink w:anchor="_Toc242449879" w:history="1">
         <w:r>
           <w:rPr>
             <w:rStyle w:val="aff9"/>
@@ -1328,7 +1206,7 @@
             <w:noProof/>
             <w:webHidden/>
           </w:rPr>
-          <w:instrText>PAGEREF _Toc242447063 \h</w:instrText>
+          <w:instrText>PAGEREF _Toc242449879 \h</w:instrText>
         </w:r>
         <w:r>
           <w:rPr>
@@ -1388,7 +1266,7 @@
           <w14:ligatures w14:val="standardContextual"/>
         </w:rPr>
       </w:pPr>
-      <w:hyperlink w:anchor="_Toc242447064" w:history="1">
+      <w:hyperlink w:anchor="_Toc242449880" w:history="1">
         <w:r>
           <w:rPr>
             <w:rStyle w:val="aff9"/>
@@ -1425,7 +1303,7 @@
             <w:noProof/>
             <w:webHidden/>
           </w:rPr>
-          <w:instrText>PAGEREF _Toc242447064 \h</w:instrText>
+          <w:instrText>PAGEREF _Toc242449880 \h</w:instrText>
         </w:r>
         <w:r>
           <w:rPr>
@@ -1484,7 +1362,7 @@
           <w14:ligatures w14:val="standardContextual"/>
         </w:rPr>
       </w:pPr>
-      <w:hyperlink w:anchor="_Toc242447065" w:history="1">
+      <w:hyperlink w:anchor="_Toc242449881" w:history="1">
         <w:r>
           <w:rPr>
             <w:rStyle w:val="aff9"/>
@@ -1521,7 +1399,7 @@
             <w:noProof/>
             <w:webHidden/>
           </w:rPr>
-          <w:instrText>PAGEREF _Toc242447065 \h</w:instrText>
+          <w:instrText>PAGEREF _Toc242449881 \h</w:instrText>
         </w:r>
         <w:r>
           <w:rPr>
@@ -1581,7 +1459,7 @@
           <w14:ligatures w14:val="standardContextual"/>
         </w:rPr>
       </w:pPr>
-      <w:hyperlink w:anchor="_Toc242447066" w:history="1">
+      <w:hyperlink w:anchor="_Toc242449882" w:history="1">
         <w:r>
           <w:rPr>
             <w:rStyle w:val="aff9"/>
@@ -1618,7 +1496,7 @@
             <w:noProof/>
             <w:webHidden/>
           </w:rPr>
-          <w:instrText>PAGEREF _Toc242447066 \h</w:instrText>
+          <w:instrText>PAGEREF _Toc242449882 \h</w:instrText>
         </w:r>
         <w:r>
           <w:rPr>
@@ -1678,7 +1556,7 @@
           <w14:ligatures w14:val="standardContextual"/>
         </w:rPr>
       </w:pPr>
-      <w:hyperlink w:anchor="_Toc242447067" w:history="1">
+      <w:hyperlink w:anchor="_Toc242449883" w:history="1">
         <w:r>
           <w:rPr>
             <w:rStyle w:val="aff9"/>
@@ -1715,7 +1593,7 @@
             <w:noProof/>
             <w:webHidden/>
           </w:rPr>
-          <w:instrText>PAGEREF _Toc242447067 \h</w:instrText>
+          <w:instrText>PAGEREF _Toc242449883 \h</w:instrText>
         </w:r>
         <w:r>
           <w:rPr>
@@ -1775,7 +1653,7 @@
           <w14:ligatures w14:val="standardContextual"/>
         </w:rPr>
       </w:pPr>
-      <w:hyperlink w:anchor="_Toc242447068" w:history="1">
+      <w:hyperlink w:anchor="_Toc242449884" w:history="1">
         <w:r>
           <w:rPr>
             <w:rStyle w:val="aff9"/>
@@ -1812,7 +1690,7 @@
             <w:noProof/>
             <w:webHidden/>
           </w:rPr>
-          <w:instrText>PAGEREF _Toc242447068 \h</w:instrText>
+          <w:instrText>PAGEREF _Toc242449884 \h</w:instrText>
         </w:r>
         <w:r>
           <w:rPr>
@@ -1872,7 +1750,7 @@
           <w14:ligatures w14:val="standardContextual"/>
         </w:rPr>
       </w:pPr>
-      <w:hyperlink w:anchor="_Toc242447069" w:history="1">
+      <w:hyperlink w:anchor="_Toc242449885" w:history="1">
         <w:r>
           <w:rPr>
             <w:rStyle w:val="aff9"/>
@@ -1909,7 +1787,7 @@
             <w:noProof/>
             <w:webHidden/>
           </w:rPr>
-          <w:instrText>PAGEREF _Toc242447069 \h</w:instrText>
+          <w:instrText>PAGEREF _Toc242449885 \h</w:instrText>
         </w:r>
         <w:r>
           <w:rPr>
@@ -1969,7 +1847,7 @@
           <w14:ligatures w14:val="standardContextual"/>
         </w:rPr>
       </w:pPr>
-      <w:hyperlink w:anchor="_Toc242447070" w:history="1">
+      <w:hyperlink w:anchor="_Toc242449886" w:history="1">
         <w:r>
           <w:rPr>
             <w:rStyle w:val="aff9"/>
@@ -2006,7 +1884,7 @@
             <w:noProof/>
             <w:webHidden/>
           </w:rPr>
-          <w:instrText>PAGEREF _Toc242447070 \h</w:instrText>
+          <w:instrText>PAGEREF _Toc242449886 \h</w:instrText>
         </w:r>
         <w:r>
           <w:rPr>
@@ -2066,7 +1944,7 @@
           <w14:ligatures w14:val="standardContextual"/>
         </w:rPr>
       </w:pPr>
-      <w:hyperlink w:anchor="_Toc242447071" w:history="1">
+      <w:hyperlink w:anchor="_Toc242449887" w:history="1">
         <w:r>
           <w:rPr>
             <w:rStyle w:val="aff9"/>
@@ -2103,7 +1981,7 @@
             <w:noProof/>
             <w:webHidden/>
           </w:rPr>
-          <w:instrText>PAGEREF _Toc242447071 \h</w:instrText>
+          <w:instrText>PAGEREF _Toc242449887 \h</w:instrText>
         </w:r>
         <w:r>
           <w:rPr>
@@ -2163,7 +2041,7 @@
           <w14:ligatures w14:val="standardContextual"/>
         </w:rPr>
       </w:pPr>
-      <w:hyperlink w:anchor="_Toc242447072" w:history="1">
+      <w:hyperlink w:anchor="_Toc242449888" w:history="1">
         <w:r>
           <w:rPr>
             <w:rStyle w:val="aff9"/>
@@ -2200,7 +2078,7 @@
             <w:noProof/>
             <w:webHidden/>
           </w:rPr>
-          <w:instrText>PAGEREF _Toc242447072 \h</w:instrText>
+          <w:instrText>PAGEREF _Toc242449888 \h</w:instrText>
         </w:r>
         <w:r>
           <w:rPr>
@@ -2259,7 +2137,7 @@
           <w14:ligatures w14:val="standardContextual"/>
         </w:rPr>
       </w:pPr>
-      <w:hyperlink w:anchor="_Toc242447073" w:history="1">
+      <w:hyperlink w:anchor="_Toc242449889" w:history="1">
         <w:r>
           <w:rPr>
             <w:rStyle w:val="aff9"/>
@@ -2296,7 +2174,7 @@
             <w:noProof/>
             <w:webHidden/>
           </w:rPr>
-          <w:instrText>PAGEREF _Toc242447073 \h</w:instrText>
+          <w:instrText>PAGEREF _Toc242449889 \h</w:instrText>
         </w:r>
         <w:r>
           <w:rPr>
@@ -2355,7 +2233,7 @@
           <w14:ligatures w14:val="standardContextual"/>
         </w:rPr>
       </w:pPr>
-      <w:hyperlink w:anchor="_Toc242447074" w:history="1">
+      <w:hyperlink w:anchor="_Toc242449890" w:history="1">
         <w:r>
           <w:rPr>
             <w:rStyle w:val="aff9"/>
@@ -2392,7 +2270,7 @@
             <w:noProof/>
             <w:webHidden/>
           </w:rPr>
-          <w:instrText>PAGEREF _Toc242447074 \h</w:instrText>
+          <w:instrText>PAGEREF _Toc242449890 \h</w:instrText>
         </w:r>
         <w:r>
           <w:rPr>
@@ -2452,7 +2330,7 @@
           <w14:ligatures w14:val="standardContextual"/>
         </w:rPr>
       </w:pPr>
-      <w:hyperlink w:anchor="_Toc242447075" w:history="1">
+      <w:hyperlink w:anchor="_Toc242449891" w:history="1">
         <w:r>
           <w:rPr>
             <w:rStyle w:val="aff9"/>
@@ -2489,7 +2367,7 @@
             <w:noProof/>
             <w:webHidden/>
           </w:rPr>
-          <w:instrText>PAGEREF _Toc242447075 \h</w:instrText>
+          <w:instrText>PAGEREF _Toc242449891 \h</w:instrText>
         </w:r>
         <w:r>
           <w:rPr>
@@ -2549,7 +2427,7 @@
           <w14:ligatures w14:val="standardContextual"/>
         </w:rPr>
       </w:pPr>
-      <w:hyperlink w:anchor="_Toc242447076" w:history="1">
+      <w:hyperlink w:anchor="_Toc242449892" w:history="1">
         <w:r>
           <w:rPr>
             <w:rStyle w:val="aff9"/>
@@ -2586,7 +2464,7 @@
             <w:noProof/>
             <w:webHidden/>
           </w:rPr>
-          <w:instrText>PAGEREF _Toc242447076 \h</w:instrText>
+          <w:instrText>PAGEREF _Toc242449892 \h</w:instrText>
         </w:r>
         <w:r>
           <w:rPr>
@@ -2617,7 +2495,7 @@
             <w:noProof/>
             <w:webHidden/>
           </w:rPr>
-          <w:t>10</w:t>
+          <w:t>11</w:t>
         </w:r>
         <w:r>
           <w:rPr>
@@ -2646,7 +2524,7 @@
           <w14:ligatures w14:val="standardContextual"/>
         </w:rPr>
       </w:pPr>
-      <w:hyperlink w:anchor="_Toc242447077" w:history="1">
+      <w:hyperlink w:anchor="_Toc242449893" w:history="1">
         <w:r>
           <w:rPr>
             <w:rStyle w:val="aff9"/>
@@ -2683,7 +2561,7 @@
             <w:noProof/>
             <w:webHidden/>
           </w:rPr>
-          <w:instrText>PAGEREF _Toc242447077 \h</w:instrText>
+          <w:instrText>PAGEREF _Toc242449893 \h</w:instrText>
         </w:r>
         <w:r>
           <w:rPr>
@@ -2742,7 +2620,7 @@
           <w14:ligatures w14:val="standardContextual"/>
         </w:rPr>
       </w:pPr>
-      <w:hyperlink w:anchor="_Toc242447078" w:history="1">
+      <w:hyperlink w:anchor="_Toc242449894" w:history="1">
         <w:r>
           <w:rPr>
             <w:rStyle w:val="aff9"/>
@@ -2779,7 +2657,7 @@
             <w:noProof/>
             <w:webHidden/>
           </w:rPr>
-          <w:instrText>PAGEREF _Toc242447078 \h</w:instrText>
+          <w:instrText>PAGEREF _Toc242449894 \h</w:instrText>
         </w:r>
         <w:r>
           <w:rPr>
@@ -2838,7 +2716,7 @@
           <w14:ligatures w14:val="standardContextual"/>
         </w:rPr>
       </w:pPr>
-      <w:hyperlink w:anchor="_Toc242447079" w:history="1">
+      <w:hyperlink w:anchor="_Toc242449895" w:history="1">
         <w:r>
           <w:rPr>
             <w:rStyle w:val="aff9"/>
@@ -2875,7 +2753,7 @@
             <w:noProof/>
             <w:webHidden/>
           </w:rPr>
-          <w:instrText>PAGEREF _Toc242447079 \h</w:instrText>
+          <w:instrText>PAGEREF _Toc242449895 \h</w:instrText>
         </w:r>
         <w:r>
           <w:rPr>
@@ -2935,7 +2813,7 @@
           <w14:ligatures w14:val="standardContextual"/>
         </w:rPr>
       </w:pPr>
-      <w:hyperlink w:anchor="_Toc242447080" w:history="1">
+      <w:hyperlink w:anchor="_Toc242449896" w:history="1">
         <w:r>
           <w:rPr>
             <w:rStyle w:val="aff9"/>
@@ -2972,7 +2850,7 @@
             <w:noProof/>
             <w:webHidden/>
           </w:rPr>
-          <w:instrText>PAGEREF _Toc242447080 \h</w:instrText>
+          <w:instrText>PAGEREF _Toc242449896 \h</w:instrText>
         </w:r>
         <w:r>
           <w:rPr>
@@ -3032,7 +2910,7 @@
           <w14:ligatures w14:val="standardContextual"/>
         </w:rPr>
       </w:pPr>
-      <w:hyperlink w:anchor="_Toc242447081" w:history="1">
+      <w:hyperlink w:anchor="_Toc242449897" w:history="1">
         <w:r>
           <w:rPr>
             <w:rStyle w:val="aff9"/>
@@ -3069,7 +2947,7 @@
             <w:noProof/>
             <w:webHidden/>
           </w:rPr>
-          <w:instrText>PAGEREF _Toc242447081 \h</w:instrText>
+          <w:instrText>PAGEREF _Toc242449897 \h</w:instrText>
         </w:r>
         <w:r>
           <w:rPr>
@@ -3129,7 +3007,7 @@
           <w14:ligatures w14:val="standardContextual"/>
         </w:rPr>
       </w:pPr>
-      <w:hyperlink w:anchor="_Toc242447082" w:history="1">
+      <w:hyperlink w:anchor="_Toc242449898" w:history="1">
         <w:r>
           <w:rPr>
             <w:rStyle w:val="aff9"/>
@@ -3166,7 +3044,7 @@
             <w:noProof/>
             <w:webHidden/>
           </w:rPr>
-          <w:instrText>PAGEREF _Toc242447082 \h</w:instrText>
+          <w:instrText>PAGEREF _Toc242449898 \h</w:instrText>
         </w:r>
         <w:r>
           <w:rPr>
@@ -3239,7 +3117,7 @@
         <w:pStyle w:val="1"/>
         <w:spacing w:before="240" w:after="120" w:line="240" w:lineRule="auto"/>
       </w:pPr>
-      <w:bookmarkStart w:id="0" w:name="_Toc242447054"/>
+      <w:bookmarkStart w:id="0" w:name="_Toc242449870"/>
       <w:r>
         <w:rPr>
           <w:rFonts w:ascii="宋体" w:eastAsia="宋体" w:hAnsi="宋体"/>
@@ -3259,19 +3137,7 @@
         </w:rPr>
       </w:pPr>
       <w:r>
-        <w:t>编程初学者最大的困扰往往不是「不会写」，而是在同一个地方反复出错：循环边界、空指针、返回值与命名不符</w:t>
-      </w:r>
-      <w:r>
-        <w:t>……</w:t>
-      </w:r>
-      <w:r>
-        <w:t>通用</w:t>
-      </w:r>
-      <w:r>
-        <w:t xml:space="preserve"> AI </w:t>
-      </w:r>
-      <w:r>
-        <w:t>助手能回答单次提问，却不记得你上次错在哪，也不会主动针对薄弱点出题，学完即忘。本作品把大模型的单次问答改造成</w:t>
+        <w:t>编程初学者最大的困扰往往不是「不会写」，而是在同一个地方反复出错：循环边界、空指针、返回值与命名不符……通用 AI 助手能回答单次提问，却不记得你上次错在哪，也不会主动针对薄弱点出题，学完即忘。本作品把大模型的单次问答改造成</w:t>
       </w:r>
       <w:r>
         <w:rPr>
@@ -3280,61 +3146,7 @@
         <w:t>带记忆的学习闭环</w:t>
       </w:r>
       <w:r>
-        <w:t>：每次诊断先用本地解析器给出确定性结论，再把该学生最近</w:t>
-      </w:r>
-      <w:r>
-        <w:t xml:space="preserve"> 8 </w:t>
-      </w:r>
-      <w:r>
-        <w:t>条历史错题一并交给模型，要求它一次输出「诊断结论</w:t>
-      </w:r>
-      <w:r>
-        <w:t xml:space="preserve"> + </w:t>
-      </w:r>
-      <w:r>
-        <w:t>新编程题目</w:t>
-      </w:r>
-      <w:r>
-        <w:t xml:space="preserve"> + </w:t>
-      </w:r>
-      <w:r>
-        <w:t>知识点解析」三段结构化结果；判定有错时按知识点归档进本地错题本，下一次诊断再喂回模型</w:t>
-      </w:r>
-      <w:r>
-        <w:t>——</w:t>
-      </w:r>
-      <w:r>
-        <w:t>越练越懂你。系统单机可跑（</w:t>
-      </w:r>
-      <w:r>
-        <w:t xml:space="preserve">FastAPI + SQLite + </w:t>
-      </w:r>
-      <w:r>
-        <w:t>原生前端，零构建），支持</w:t>
-      </w:r>
-      <w:r>
-        <w:t xml:space="preserve"> C/Java/Python/JavaScript/Go </w:t>
-      </w:r>
-      <w:r>
-        <w:t>五种语言，对外</w:t>
-      </w:r>
-      <w:r>
-        <w:t xml:space="preserve"> 27 </w:t>
-      </w:r>
-      <w:r>
-        <w:t>个接口、</w:t>
-      </w:r>
-      <w:r>
-        <w:t xml:space="preserve">660 </w:t>
-      </w:r>
-      <w:r>
-        <w:t>个自动化用例全部离线通过，双击</w:t>
-      </w:r>
-      <w:r>
-        <w:t xml:space="preserve"> start.bat </w:t>
-      </w:r>
-      <w:r>
-        <w:t>即可使用：新电脑上首次启动会自动装好运行环境，此后无需账号、无需安装数据库，断网也能完成语言识别与结构分析。</w:t>
+        <w:t>：每次诊断先用本地解析器给出确定性结论，再把该学生最近 8 条历史错题一并交给模型，要求它一次输出「诊断结论 + 新编程题目 + 知识点解析」三段结构化结果；判定有错时按知识点归档进本地错题本，下一次诊断再喂回模型——越练越懂你。系统单机可跑（FastAPI + SQLite + 原生前端，零构建），支持 C/Java/Python/JavaScript/Go 五种语言，对外 27 个接口、674 个自动化用例全部离线通过，双击 start.bat 即可使用：新电脑上首次启动会自动装好运行环境，此后无需账号、无需安装数据库，断网也能完成语言识别与结构分析。</w:t>
       </w:r>
     </w:p>
     <w:p>
@@ -3342,7 +3154,7 @@
         <w:pStyle w:val="1"/>
         <w:spacing w:before="240" w:after="120" w:line="240" w:lineRule="auto"/>
       </w:pPr>
-      <w:bookmarkStart w:id="1" w:name="_Toc242447055"/>
+      <w:bookmarkStart w:id="1" w:name="_Toc242449871"/>
       <w:r>
         <w:rPr>
           <w:rFonts w:ascii="宋体" w:eastAsia="宋体" w:hAnsi="宋体"/>
@@ -3356,7 +3168,7 @@
         <w:pStyle w:val="21"/>
         <w:spacing w:before="160" w:after="120" w:line="240" w:lineRule="auto"/>
       </w:pPr>
-      <w:bookmarkStart w:id="2" w:name="_Toc242447056"/>
+      <w:bookmarkStart w:id="2" w:name="_Toc242449872"/>
       <w:r>
         <w:rPr>
           <w:rFonts w:ascii="宋体" w:eastAsia="宋体" w:hAnsi="宋体"/>
@@ -3370,18 +3182,12 @@
         <w:pStyle w:val="31"/>
         <w:spacing w:before="160" w:after="120" w:line="240" w:lineRule="auto"/>
       </w:pPr>
-      <w:bookmarkStart w:id="3" w:name="_Toc242447057"/>
+      <w:bookmarkStart w:id="3" w:name="_Toc242449873"/>
       <w:r>
         <w:rPr>
           <w:rFonts w:ascii="宋体" w:eastAsia="宋体" w:hAnsi="宋体"/>
         </w:rPr>
-        <w:t xml:space="preserve">1. </w:t>
-      </w:r>
-      <w:r>
-        <w:rPr>
-          <w:rFonts w:ascii="宋体" w:eastAsia="宋体" w:hAnsi="宋体"/>
-        </w:rPr>
-        <w:t>编程学习中「同一个错误反复犯」是普遍现象</w:t>
+        <w:t>1. 编程学习中「同一个错误反复犯」是普遍现象</w:t>
       </w:r>
       <w:bookmarkEnd w:id="3"/>
     </w:p>
@@ -3404,13 +3210,7 @@
         <w:t>逻辑层面的重复错误</w:t>
       </w:r>
       <w:r>
-        <w:t>：循环少走一趟、数组下标越界、函数返回值与命名不符、默认参数写成可变对象。这类错误单看很小，却会在不同作业里反复出现，而学生自己很难意识到「我又犯了同一个错」</w:t>
-      </w:r>
-      <w:r>
-        <w:t>——</w:t>
-      </w:r>
-      <w:r>
-        <w:t>因为每次的错误表现不同，背后的知识点却是同一个。现有教学工具的反馈都停留在「这一份代码有什么问题」，缺少跨次累积的视角，学生因此陷入「改完就忘、下次照错」的循环。</w:t>
+        <w:t>：循环少走一趟、数组下标越界、函数返回值与命名不符、默认参数写成可变对象。这类错误单看很小，却会在不同作业里反复出现，而学生自己很难意识到「我又犯了同一个错」——因为每次的错误表现不同，背后的知识点却是同一个。现有教学工具的反馈都停留在「这一份代码有什么问题」，缺少跨次累积的视角，学生因此陷入「改完就忘、下次照错」的循环。</w:t>
       </w:r>
     </w:p>
     <w:p>
@@ -3418,30 +3218,12 @@
         <w:pStyle w:val="31"/>
         <w:spacing w:before="160" w:after="120" w:line="240" w:lineRule="auto"/>
       </w:pPr>
-      <w:bookmarkStart w:id="4" w:name="_Toc242447058"/>
+      <w:bookmarkStart w:id="4" w:name="_Toc242449874"/>
       <w:r>
         <w:rPr>
           <w:rFonts w:ascii="宋体" w:eastAsia="宋体" w:hAnsi="宋体"/>
         </w:rPr>
-        <w:t xml:space="preserve">2. </w:t>
-      </w:r>
-      <w:r>
-        <w:rPr>
-          <w:rFonts w:ascii="宋体" w:eastAsia="宋体" w:hAnsi="宋体"/>
-        </w:rPr>
-        <w:t>通用</w:t>
-      </w:r>
-      <w:r>
-        <w:rPr>
-          <w:rFonts w:ascii="宋体" w:eastAsia="宋体" w:hAnsi="宋体"/>
-        </w:rPr>
-        <w:t xml:space="preserve"> AI </w:t>
-      </w:r>
-      <w:r>
-        <w:rPr>
-          <w:rFonts w:ascii="宋体" w:eastAsia="宋体" w:hAnsi="宋体"/>
-        </w:rPr>
-        <w:t>编程助手缺少三件事</w:t>
+        <w:t>2. 通用 AI 编程助手缺少三件事</w:t>
       </w:r>
       <w:bookmarkEnd w:id="4"/>
     </w:p>
@@ -3517,7 +3299,7 @@
         <w:pStyle w:val="21"/>
         <w:spacing w:before="160" w:after="120" w:line="240" w:lineRule="auto"/>
       </w:pPr>
-      <w:bookmarkStart w:id="5" w:name="_Toc242447059"/>
+      <w:bookmarkStart w:id="5" w:name="_Toc242449875"/>
       <w:r>
         <w:rPr>
           <w:rFonts w:ascii="宋体" w:eastAsia="宋体" w:hAnsi="宋体"/>
@@ -3536,13 +3318,7 @@
         </w:rPr>
       </w:pPr>
       <w:r>
-        <w:t>本作品属于「大模型应用</w:t>
-      </w:r>
-      <w:r>
-        <w:t xml:space="preserve"> / </w:t>
-      </w:r>
-      <w:r>
-        <w:t>人工智能赋能教育」方向，核心是把大语言模型的能力</w:t>
+        <w:t>本作品属于「大模型应用 / 人工智能赋能教育」方向，核心是把大语言模型的能力</w:t>
       </w:r>
       <w:r>
         <w:rPr>
@@ -3569,31 +3345,7 @@
         <w:t>算法与规则结合</w:t>
       </w:r>
       <w:r>
-        <w:t>：本地静态分析（</w:t>
-      </w:r>
-      <w:r>
-        <w:t xml:space="preserve">Python </w:t>
-      </w:r>
-      <w:r>
-        <w:t>的</w:t>
-      </w:r>
-      <w:r>
-        <w:t xml:space="preserve"> AST</w:t>
-      </w:r>
-      <w:r>
-        <w:t>、</w:t>
-      </w:r>
-      <w:r>
-        <w:t xml:space="preserve">C/Java/JS/Go </w:t>
-      </w:r>
-      <w:r>
-        <w:t>的</w:t>
-      </w:r>
-      <w:r>
-        <w:t xml:space="preserve"> tree-sitter</w:t>
-      </w:r>
-      <w:r>
-        <w:t>）负责确定性的语法与结构判断，大模型只负责「说不清规则」的逻辑与算法层判断；</w:t>
+        <w:t>：本地静态分析（Python 的 AST、C/Java/JS/Go 的 tree-sitter）负责确定性的语法与结构判断，大模型只负责「说不清规则」的逻辑与算法层判断；</w:t>
       </w:r>
     </w:p>
     <w:p>
@@ -3611,13 +3363,7 @@
         <w:t>输出可控</w:t>
       </w:r>
       <w:r>
-        <w:t>：用固定</w:t>
-      </w:r>
-      <w:r>
-        <w:t xml:space="preserve"> JSON </w:t>
-      </w:r>
-      <w:r>
-        <w:t>契约约束模型输出，并在服务端做归一化与失败兜底，使模型的不确定性不直接影响教学结论；</w:t>
+        <w:t>：用固定 JSON 契约约束模型输出，并在服务端做归一化与失败兜底，使模型的不确定性不直接影响教学结论；</w:t>
       </w:r>
     </w:p>
     <w:p>
@@ -3644,7 +3390,7 @@
         <w:pStyle w:val="1"/>
         <w:spacing w:before="240" w:after="120" w:line="240" w:lineRule="auto"/>
       </w:pPr>
-      <w:bookmarkStart w:id="6" w:name="_Toc242447060"/>
+      <w:bookmarkStart w:id="6" w:name="_Toc242449876"/>
       <w:r>
         <w:rPr>
           <w:rFonts w:ascii="宋体" w:eastAsia="宋体" w:hAnsi="宋体"/>
@@ -3658,7 +3404,7 @@
         <w:pStyle w:val="21"/>
         <w:spacing w:before="160" w:after="120" w:line="240" w:lineRule="auto"/>
       </w:pPr>
-      <w:bookmarkStart w:id="7" w:name="_Toc242447061"/>
+      <w:bookmarkStart w:id="7" w:name="_Toc242449877"/>
       <w:r>
         <w:rPr>
           <w:rFonts w:ascii="宋体" w:eastAsia="宋体" w:hAnsi="宋体"/>
@@ -3777,19 +3523,7 @@
               <w:rPr>
                 <w:sz w:val="19"/>
               </w:rPr>
-              <w:t>只用</w:t>
-            </w:r>
-            <w:r>
-              <w:rPr>
-                <w:sz w:val="19"/>
-              </w:rPr>
-              <w:t xml:space="preserve"> SQLite </w:t>
-            </w:r>
-            <w:r>
-              <w:rPr>
-                <w:sz w:val="19"/>
-              </w:rPr>
-              <w:t>单文件数据库，不引入任何需要单独安装的数据库服务</w:t>
+              <w:t>只用 SQLite 单文件数据库，不引入任何需要单独安装的数据库服务</w:t>
             </w:r>
           </w:p>
         </w:tc>
@@ -3832,31 +3566,7 @@
               <w:rPr>
                 <w:sz w:val="19"/>
               </w:rPr>
-              <w:t>前端不依赖</w:t>
-            </w:r>
-            <w:r>
-              <w:rPr>
-                <w:sz w:val="19"/>
-              </w:rPr>
-              <w:t xml:space="preserve"> CDN</w:t>
-            </w:r>
-            <w:r>
-              <w:rPr>
-                <w:sz w:val="19"/>
-              </w:rPr>
-              <w:t>（高亮、</w:t>
-            </w:r>
-            <w:r>
-              <w:rPr>
-                <w:sz w:val="19"/>
-              </w:rPr>
-              <w:t xml:space="preserve">Markdown </w:t>
-            </w:r>
-            <w:r>
-              <w:rPr>
-                <w:sz w:val="19"/>
-              </w:rPr>
-              <w:t>库全部本地化）；错题只存本机</w:t>
+              <w:t>前端不依赖 CDN（高亮、Markdown 库全部本地化）；错题只存本机</w:t>
             </w:r>
           </w:p>
         </w:tc>
@@ -3899,31 +3609,7 @@
               <w:rPr>
                 <w:sz w:val="19"/>
               </w:rPr>
-              <w:t>模型走统一的</w:t>
-            </w:r>
-            <w:r>
-              <w:rPr>
-                <w:sz w:val="19"/>
-              </w:rPr>
-              <w:t xml:space="preserve"> LLM </w:t>
-            </w:r>
-            <w:r>
-              <w:rPr>
-                <w:sz w:val="19"/>
-              </w:rPr>
-              <w:t>客户端抽象，支持云端多模型与本地推理；未配置</w:t>
-            </w:r>
-            <w:r>
-              <w:rPr>
-                <w:sz w:val="19"/>
-              </w:rPr>
-              <w:t xml:space="preserve"> Key </w:t>
-            </w:r>
-            <w:r>
-              <w:rPr>
-                <w:sz w:val="19"/>
-              </w:rPr>
-              <w:t>时优雅降级</w:t>
+              <w:t>模型走统一的 LLM 客户端抽象，支持云端多模型与本地推理；未配置 Key 时优雅降级</w:t>
             </w:r>
           </w:p>
         </w:tc>
@@ -4028,21 +3714,7 @@
           <w:color w:val="444444"/>
           <w:sz w:val="21"/>
         </w:rPr>
-        <w:t>表</w:t>
-      </w:r>
-      <w:r>
-        <w:rPr>
-          <w:color w:val="444444"/>
-          <w:sz w:val="21"/>
-        </w:rPr>
-        <w:t xml:space="preserve"> 2-1  </w:t>
-      </w:r>
-      <w:r>
-        <w:rPr>
-          <w:color w:val="444444"/>
-          <w:sz w:val="21"/>
-        </w:rPr>
-        <w:t>设计目标与工程约束</w:t>
+        <w:t>表 2-1  设计目标与工程约束</w:t>
       </w:r>
     </w:p>
     <w:p>
@@ -4050,7 +3722,7 @@
         <w:pStyle w:val="21"/>
         <w:spacing w:before="160" w:after="120" w:line="240" w:lineRule="auto"/>
       </w:pPr>
-      <w:bookmarkStart w:id="8" w:name="_Toc242447062"/>
+      <w:bookmarkStart w:id="8" w:name="_Toc242449878"/>
       <w:r>
         <w:rPr>
           <w:rFonts w:ascii="宋体" w:eastAsia="宋体" w:hAnsi="宋体"/>
@@ -4197,19 +3869,7 @@
               <w:rPr>
                 <w:sz w:val="19"/>
               </w:rPr>
-              <w:t>自带</w:t>
-            </w:r>
-            <w:r>
-              <w:rPr>
-                <w:sz w:val="19"/>
-              </w:rPr>
-              <w:t xml:space="preserve"> OpenAPI </w:t>
-            </w:r>
-            <w:r>
-              <w:rPr>
-                <w:sz w:val="19"/>
-              </w:rPr>
-              <w:t>文档，验收脚本可直接按接口契约做交叉校验</w:t>
+              <w:t>自带 OpenAPI 文档，验收脚本可直接按接口契约做交叉校验</w:t>
             </w:r>
           </w:p>
         </w:tc>
@@ -4252,19 +3912,7 @@
               <w:rPr>
                 <w:sz w:val="19"/>
               </w:rPr>
-              <w:t xml:space="preserve">SQLAlchemy 2.0 </w:t>
-            </w:r>
-            <w:r>
-              <w:rPr>
-                <w:sz w:val="19"/>
-              </w:rPr>
-              <w:t>异步</w:t>
-            </w:r>
-            <w:r>
-              <w:rPr>
-                <w:sz w:val="19"/>
-              </w:rPr>
-              <w:t xml:space="preserve"> + aiosqlite</w:t>
+              <w:t>SQLAlchemy 2.0 异步 + aiosqlite</w:t>
             </w:r>
           </w:p>
         </w:tc>
@@ -4326,25 +3974,7 @@
               <w:rPr>
                 <w:sz w:val="19"/>
               </w:rPr>
-              <w:t>SQLite</w:t>
-            </w:r>
-            <w:r>
-              <w:rPr>
-                <w:sz w:val="19"/>
-              </w:rPr>
-              <w:t>（可切</w:t>
-            </w:r>
-            <w:r>
-              <w:rPr>
-                <w:sz w:val="19"/>
-              </w:rPr>
-              <w:t xml:space="preserve"> MySQL/PostgreSQL</w:t>
-            </w:r>
-            <w:r>
-              <w:rPr>
-                <w:sz w:val="19"/>
-              </w:rPr>
-              <w:t>）</w:t>
+              <w:t>SQLite（可切 MySQL/PostgreSQL）</w:t>
             </w:r>
           </w:p>
         </w:tc>
@@ -4406,68 +4036,26 @@
               <w:rPr>
                 <w:sz w:val="19"/>
               </w:rPr>
-              <w:t xml:space="preserve">Python </w:t>
+              <w:t>Python 内置 ast + tree-sitter</w:t>
             </w:r>
+          </w:p>
+        </w:tc>
+        <w:tc>
+          <w:tcPr>
+            <w:tcW w:w="4762" w:type="dxa"/>
+          </w:tcPr>
+          <w:p>
+            <w:pPr>
+              <w:spacing w:before="20" w:after="20"/>
+              <w:rPr>
+                <w:rFonts w:hint="eastAsia"/>
+              </w:rPr>
+            </w:pPr>
             <w:r>
               <w:rPr>
                 <w:sz w:val="19"/>
               </w:rPr>
-              <w:t>内置</w:t>
-            </w:r>
-            <w:r>
-              <w:rPr>
-                <w:sz w:val="19"/>
-              </w:rPr>
-              <w:t xml:space="preserve"> ast + tree-sitter</w:t>
-            </w:r>
-          </w:p>
-        </w:tc>
-        <w:tc>
-          <w:tcPr>
-            <w:tcW w:w="4762" w:type="dxa"/>
-          </w:tcPr>
-          <w:p>
-            <w:pPr>
-              <w:spacing w:before="20" w:after="20"/>
-              <w:rPr>
-                <w:rFonts w:hint="eastAsia"/>
-              </w:rPr>
-            </w:pPr>
-            <w:r>
-              <w:rPr>
-                <w:sz w:val="19"/>
-              </w:rPr>
-              <w:t xml:space="preserve">AST </w:t>
-            </w:r>
-            <w:r>
-              <w:rPr>
-                <w:sz w:val="19"/>
-              </w:rPr>
-              <w:t>对</w:t>
-            </w:r>
-            <w:r>
-              <w:rPr>
-                <w:sz w:val="19"/>
-              </w:rPr>
-              <w:t xml:space="preserve"> Python </w:t>
-            </w:r>
-            <w:r>
-              <w:rPr>
-                <w:sz w:val="19"/>
-              </w:rPr>
-              <w:t>更准且自带错误行号；</w:t>
-            </w:r>
-            <w:r>
-              <w:rPr>
-                <w:sz w:val="19"/>
-              </w:rPr>
-              <w:t xml:space="preserve">tree-sitter </w:t>
-            </w:r>
-            <w:r>
-              <w:rPr>
-                <w:sz w:val="19"/>
-              </w:rPr>
-              <w:t>覆盖其余四种语言</w:t>
+              <w:t>AST 对 Python 更准且自带错误行号；tree-sitter 覆盖其余四种语言</w:t>
             </w:r>
           </w:p>
         </w:tc>
@@ -4510,62 +4098,26 @@
               <w:rPr>
                 <w:sz w:val="19"/>
               </w:rPr>
-              <w:t xml:space="preserve">OpenAI </w:t>
+              <w:t>OpenAI 兼容客户端（统一抽象）</w:t>
             </w:r>
+          </w:p>
+        </w:tc>
+        <w:tc>
+          <w:tcPr>
+            <w:tcW w:w="4762" w:type="dxa"/>
+          </w:tcPr>
+          <w:p>
+            <w:pPr>
+              <w:spacing w:before="20" w:after="20"/>
+              <w:rPr>
+                <w:rFonts w:hint="eastAsia"/>
+              </w:rPr>
+            </w:pPr>
             <w:r>
               <w:rPr>
                 <w:sz w:val="19"/>
               </w:rPr>
-              <w:t>兼容客户端（统一抽象）</w:t>
-            </w:r>
-          </w:p>
-        </w:tc>
-        <w:tc>
-          <w:tcPr>
-            <w:tcW w:w="4762" w:type="dxa"/>
-          </w:tcPr>
-          <w:p>
-            <w:pPr>
-              <w:spacing w:before="20" w:after="20"/>
-              <w:rPr>
-                <w:rFonts w:hint="eastAsia"/>
-              </w:rPr>
-            </w:pPr>
-            <w:r>
-              <w:rPr>
-                <w:sz w:val="19"/>
-              </w:rPr>
-              <w:t>同一套代码即可对接</w:t>
-            </w:r>
-            <w:r>
-              <w:rPr>
-                <w:sz w:val="19"/>
-              </w:rPr>
-              <w:t xml:space="preserve"> DeepSeek / </w:t>
-            </w:r>
-            <w:r>
-              <w:rPr>
-                <w:sz w:val="19"/>
-              </w:rPr>
-              <w:t>通义</w:t>
-            </w:r>
-            <w:r>
-              <w:rPr>
-                <w:sz w:val="19"/>
-              </w:rPr>
-              <w:t xml:space="preserve"> / </w:t>
-            </w:r>
-            <w:r>
-              <w:rPr>
-                <w:sz w:val="19"/>
-              </w:rPr>
-              <w:t>本地</w:t>
-            </w:r>
-            <w:r>
-              <w:rPr>
-                <w:sz w:val="19"/>
-              </w:rPr>
-              <w:t xml:space="preserve"> Ollama</w:t>
+              <w:t>同一套代码即可对接 DeepSeek / 通义 / 本地 Ollama</w:t>
             </w:r>
           </w:p>
         </w:tc>
@@ -4608,50 +4160,26 @@
               <w:rPr>
                 <w:sz w:val="19"/>
               </w:rPr>
-              <w:t>原生</w:t>
+              <w:t>原生 HTML/CSS/JS（无框架、无构建）</w:t>
             </w:r>
+          </w:p>
+        </w:tc>
+        <w:tc>
+          <w:tcPr>
+            <w:tcW w:w="4762" w:type="dxa"/>
+          </w:tcPr>
+          <w:p>
+            <w:pPr>
+              <w:spacing w:before="20" w:after="20"/>
+              <w:rPr>
+                <w:rFonts w:hint="eastAsia"/>
+              </w:rPr>
+            </w:pPr>
             <w:r>
               <w:rPr>
                 <w:sz w:val="19"/>
               </w:rPr>
-              <w:t xml:space="preserve"> HTML/CSS/JS</w:t>
-            </w:r>
-            <w:r>
-              <w:rPr>
-                <w:sz w:val="19"/>
-              </w:rPr>
-              <w:t>（无框架、无构建）</w:t>
-            </w:r>
-          </w:p>
-        </w:tc>
-        <w:tc>
-          <w:tcPr>
-            <w:tcW w:w="4762" w:type="dxa"/>
-          </w:tcPr>
-          <w:p>
-            <w:pPr>
-              <w:spacing w:before="20" w:after="20"/>
-              <w:rPr>
-                <w:rFonts w:hint="eastAsia"/>
-              </w:rPr>
-            </w:pPr>
-            <w:r>
-              <w:rPr>
-                <w:sz w:val="19"/>
-              </w:rPr>
-              <w:t>断网可用、无</w:t>
-            </w:r>
-            <w:r>
-              <w:rPr>
-                <w:sz w:val="19"/>
-              </w:rPr>
-              <w:t xml:space="preserve"> node_modules</w:t>
-            </w:r>
-            <w:r>
-              <w:rPr>
-                <w:sz w:val="19"/>
-              </w:rPr>
-              <w:t>、输入法与快捷键行为与系统一致</w:t>
+              <w:t>断网可用、无 node_modules、输入法与快捷键行为与系统一致</w:t>
             </w:r>
           </w:p>
         </w:tc>
@@ -4675,19 +4203,32 @@
               <w:rPr>
                 <w:sz w:val="19"/>
               </w:rPr>
-              <w:t xml:space="preserve">Markdown </w:t>
+              <w:t>Markdown 渲染</w:t>
             </w:r>
+          </w:p>
+        </w:tc>
+        <w:tc>
+          <w:tcPr>
+            <w:tcW w:w="2494" w:type="dxa"/>
+          </w:tcPr>
+          <w:p>
+            <w:pPr>
+              <w:spacing w:before="20" w:after="20"/>
+              <w:rPr>
+                <w:rFonts w:hint="eastAsia"/>
+              </w:rPr>
+            </w:pPr>
             <w:r>
               <w:rPr>
                 <w:sz w:val="19"/>
               </w:rPr>
-              <w:t>渲染</w:t>
+              <w:t>marked + DOMPurify（本地副本）</w:t>
             </w:r>
           </w:p>
         </w:tc>
         <w:tc>
           <w:tcPr>
-            <w:tcW w:w="2494" w:type="dxa"/>
+            <w:tcW w:w="4762" w:type="dxa"/>
           </w:tcPr>
           <w:p>
             <w:pPr>
@@ -4700,50 +4241,7 @@
               <w:rPr>
                 <w:sz w:val="19"/>
               </w:rPr>
-              <w:t>marked + DOMPurify</w:t>
-            </w:r>
-            <w:r>
-              <w:rPr>
-                <w:sz w:val="19"/>
-              </w:rPr>
-              <w:t>（本地副本）</w:t>
-            </w:r>
-          </w:p>
-        </w:tc>
-        <w:tc>
-          <w:tcPr>
-            <w:tcW w:w="4762" w:type="dxa"/>
-          </w:tcPr>
-          <w:p>
-            <w:pPr>
-              <w:spacing w:before="20" w:after="20"/>
-              <w:rPr>
-                <w:rFonts w:hint="eastAsia"/>
-              </w:rPr>
-            </w:pPr>
-            <w:r>
-              <w:rPr>
-                <w:sz w:val="19"/>
-              </w:rPr>
-              <w:t>知识点解析是模型生成的</w:t>
-            </w:r>
-            <w:r>
-              <w:rPr>
-                <w:sz w:val="19"/>
-              </w:rPr>
-              <w:t xml:space="preserve"> HTML</w:t>
-            </w:r>
-            <w:r>
-              <w:rPr>
-                <w:sz w:val="19"/>
-              </w:rPr>
-              <w:t>，必须先消毒再入</w:t>
-            </w:r>
-            <w:r>
-              <w:rPr>
-                <w:sz w:val="19"/>
-              </w:rPr>
-              <w:t xml:space="preserve"> DOM</w:t>
+              <w:t>知识点解析是模型生成的 HTML，必须先消毒再入 DOM</w:t>
             </w:r>
           </w:p>
         </w:tc>
@@ -4762,21 +4260,7 @@
           <w:color w:val="444444"/>
           <w:sz w:val="21"/>
         </w:rPr>
-        <w:t>表</w:t>
-      </w:r>
-      <w:r>
-        <w:rPr>
-          <w:color w:val="444444"/>
-          <w:sz w:val="21"/>
-        </w:rPr>
-        <w:t xml:space="preserve"> 2-2  </w:t>
-      </w:r>
-      <w:r>
-        <w:rPr>
-          <w:color w:val="444444"/>
-          <w:sz w:val="21"/>
-        </w:rPr>
-        <w:t>技术选型</w:t>
+        <w:t>表 2-2  技术选型</w:t>
       </w:r>
     </w:p>
     <w:p>
@@ -4789,19 +4273,7 @@
         </w:rPr>
       </w:pPr>
       <w:r>
-        <w:t>依赖清单刻意保持精简：运行期依赖共</w:t>
-      </w:r>
-      <w:r>
-        <w:t xml:space="preserve"> 16 </w:t>
-      </w:r>
-      <w:r>
-        <w:t>个，首次安装约</w:t>
-      </w:r>
-      <w:r>
-        <w:t xml:space="preserve"> 1–2 </w:t>
-      </w:r>
-      <w:r>
-        <w:t>分钟即可完成。</w:t>
+        <w:t>依赖清单刻意保持精简：运行期依赖共 17 个，首次安装约 1–2 分钟即可完成。</w:t>
       </w:r>
     </w:p>
     <w:p>
@@ -4809,7 +4281,7 @@
         <w:pStyle w:val="21"/>
         <w:spacing w:before="160" w:after="120" w:line="240" w:lineRule="auto"/>
       </w:pPr>
-      <w:bookmarkStart w:id="9" w:name="_Toc242447063"/>
+      <w:bookmarkStart w:id="9" w:name="_Toc242449879"/>
       <w:r>
         <w:rPr>
           <w:rFonts w:ascii="宋体" w:eastAsia="宋体" w:hAnsi="宋体"/>
@@ -4828,37 +4300,7 @@
         </w:rPr>
       </w:pPr>
       <w:r>
-        <w:t>系统自上而下分为浏览器层、应用层、服务层、</w:t>
-      </w:r>
-      <w:r>
-        <w:t xml:space="preserve">Agent </w:t>
-      </w:r>
-      <w:r>
-        <w:t>层与基础设施层。分层的直接收益是：服务层与</w:t>
-      </w:r>
-      <w:r>
-        <w:t xml:space="preserve"> Agent </w:t>
-      </w:r>
-      <w:r>
-        <w:t>层都不依赖</w:t>
-      </w:r>
-      <w:r>
-        <w:t xml:space="preserve"> HTTP</w:t>
-      </w:r>
-      <w:r>
-        <w:t>，因此可以脱离</w:t>
-      </w:r>
-      <w:r>
-        <w:t xml:space="preserve"> Web </w:t>
-      </w:r>
-      <w:r>
-        <w:t>框架与真实模型单独测试（这是</w:t>
-      </w:r>
-      <w:r>
-        <w:t xml:space="preserve"> 856 </w:t>
-      </w:r>
-      <w:r>
-        <w:t>个用例能全部离线跑通的前提）。</w:t>
+        <w:t>系统自上而下分为浏览器层、应用层、服务层、Agent 层与基础设施层。分层的直接收益是：服务层与 Agent 层都不依赖 HTTP，因此可以脱离 Web 框架与真实模型单独测试（这是 674 个用例能全部离线跑通的前提）。</w:t>
       </w:r>
     </w:p>
     <w:p>
@@ -4923,21 +4365,7 @@
           <w:color w:val="444444"/>
           <w:sz w:val="21"/>
         </w:rPr>
-        <w:t>图</w:t>
-      </w:r>
-      <w:r>
-        <w:rPr>
-          <w:color w:val="444444"/>
-          <w:sz w:val="21"/>
-        </w:rPr>
-        <w:t xml:space="preserve"> 2-1  </w:t>
-      </w:r>
-      <w:r>
-        <w:rPr>
-          <w:color w:val="444444"/>
-          <w:sz w:val="21"/>
-        </w:rPr>
-        <w:t>系统总体架构</w:t>
+        <w:t>图 2-1  系统总体架构</w:t>
       </w:r>
     </w:p>
     <w:p>
@@ -4945,7 +4373,7 @@
         <w:pStyle w:val="21"/>
         <w:spacing w:before="160" w:after="120" w:line="240" w:lineRule="auto"/>
       </w:pPr>
-      <w:bookmarkStart w:id="10" w:name="_Toc242447064"/>
+      <w:bookmarkStart w:id="10" w:name="_Toc242449880"/>
       <w:r>
         <w:rPr>
           <w:rFonts w:ascii="宋体" w:eastAsia="宋体" w:hAnsi="宋体"/>
@@ -4964,43 +4392,7 @@
         </w:rPr>
       </w:pPr>
       <w:r>
-        <w:t>项目后端</w:t>
-      </w:r>
-      <w:r>
-        <w:t xml:space="preserve"> Python </w:t>
-      </w:r>
-      <w:r>
-        <w:t>代码约</w:t>
-      </w:r>
-      <w:r>
-        <w:t xml:space="preserve"> 19716 </w:t>
-      </w:r>
-      <w:r>
-        <w:t>行，测试约</w:t>
-      </w:r>
-      <w:r>
-        <w:t xml:space="preserve"> 11398 </w:t>
-      </w:r>
-      <w:r>
-        <w:t>行，前端约</w:t>
-      </w:r>
-      <w:r>
-        <w:t xml:space="preserve"> 6349 </w:t>
-      </w:r>
-      <w:r>
-        <w:t>行；对外提供</w:t>
-      </w:r>
-      <w:r>
-        <w:t xml:space="preserve"> 33 </w:t>
-      </w:r>
-      <w:r>
-        <w:t>条路径</w:t>
-      </w:r>
-      <w:r>
-        <w:t xml:space="preserve"> / 34 </w:t>
-      </w:r>
-      <w:r>
-        <w:t>个接口，完整清单见附录（一）。</w:t>
+        <w:t>项目后端 Python 代码约 19716 行，测试约 11398 行，前端约 6349 行；对外提供 33 条路径 / 34 个接口，完整清单见附录（一）。</w:t>
       </w:r>
     </w:p>
     <w:p>
@@ -5008,7 +4400,7 @@
         <w:pStyle w:val="1"/>
         <w:spacing w:before="240" w:after="120" w:line="240" w:lineRule="auto"/>
       </w:pPr>
-      <w:bookmarkStart w:id="11" w:name="_Toc242447065"/>
+      <w:bookmarkStart w:id="11" w:name="_Toc242449881"/>
       <w:r>
         <w:rPr>
           <w:rFonts w:ascii="宋体" w:eastAsia="宋体" w:hAnsi="宋体"/>
@@ -5022,24 +4414,12 @@
         <w:pStyle w:val="21"/>
         <w:spacing w:before="160" w:after="120" w:line="240" w:lineRule="auto"/>
       </w:pPr>
-      <w:bookmarkStart w:id="12" w:name="_Toc242447066"/>
+      <w:bookmarkStart w:id="12" w:name="_Toc242449882"/>
       <w:r>
         <w:rPr>
           <w:rFonts w:ascii="宋体" w:eastAsia="宋体" w:hAnsi="宋体"/>
         </w:rPr>
-        <w:t>（一）两阶段代码诊断：本地确定性分析</w:t>
-      </w:r>
-      <w:r>
-        <w:rPr>
-          <w:rFonts w:ascii="宋体" w:eastAsia="宋体" w:hAnsi="宋体"/>
-        </w:rPr>
-        <w:t xml:space="preserve"> + </w:t>
-      </w:r>
-      <w:r>
-        <w:rPr>
-          <w:rFonts w:ascii="宋体" w:eastAsia="宋体" w:hAnsi="宋体"/>
-        </w:rPr>
-        <w:t>大模型逻辑判断</w:t>
+        <w:t>（一）两阶段代码诊断：本地确定性分析 + 大模型逻辑判断</w:t>
       </w:r>
       <w:bookmarkEnd w:id="12"/>
     </w:p>
@@ -5156,68 +4536,26 @@
               <w:rPr>
                 <w:sz w:val="19"/>
               </w:rPr>
-              <w:t xml:space="preserve">① </w:t>
+              <w:t>① 本地静态分析</w:t>
             </w:r>
+          </w:p>
+        </w:tc>
+        <w:tc>
+          <w:tcPr>
+            <w:tcW w:w="2494" w:type="dxa"/>
+          </w:tcPr>
+          <w:p>
+            <w:pPr>
+              <w:spacing w:before="20" w:after="20"/>
+              <w:rPr>
+                <w:rFonts w:hint="eastAsia"/>
+              </w:rPr>
+            </w:pPr>
             <w:r>
               <w:rPr>
                 <w:sz w:val="19"/>
               </w:rPr>
-              <w:t>本地静态分析</w:t>
-            </w:r>
-          </w:p>
-        </w:tc>
-        <w:tc>
-          <w:tcPr>
-            <w:tcW w:w="2494" w:type="dxa"/>
-          </w:tcPr>
-          <w:p>
-            <w:pPr>
-              <w:spacing w:before="20" w:after="20"/>
-              <w:rPr>
-                <w:rFonts w:hint="eastAsia"/>
-              </w:rPr>
-            </w:pPr>
-            <w:r>
-              <w:rPr>
-                <w:sz w:val="19"/>
-              </w:rPr>
-              <w:t xml:space="preserve">Python </w:t>
-            </w:r>
-            <w:r>
-              <w:rPr>
-                <w:sz w:val="19"/>
-              </w:rPr>
-              <w:t>用</w:t>
-            </w:r>
-            <w:r>
-              <w:rPr>
-                <w:sz w:val="19"/>
-              </w:rPr>
-              <w:t xml:space="preserve"> ast</w:t>
-            </w:r>
-            <w:r>
-              <w:rPr>
-                <w:sz w:val="19"/>
-              </w:rPr>
-              <w:t>，</w:t>
-            </w:r>
-            <w:r>
-              <w:rPr>
-                <w:sz w:val="19"/>
-              </w:rPr>
-              <w:t xml:space="preserve">C/Java/JS/Go </w:t>
-            </w:r>
-            <w:r>
-              <w:rPr>
-                <w:sz w:val="19"/>
-              </w:rPr>
-              <w:t>用</w:t>
-            </w:r>
-            <w:r>
-              <w:rPr>
-                <w:sz w:val="19"/>
-              </w:rPr>
-              <w:t xml:space="preserve"> tree-sitter</w:t>
+              <w:t>Python 用 ast，C/Java/JS/Go 用 tree-sitter</w:t>
             </w:r>
           </w:p>
         </w:tc>
@@ -5260,19 +4598,32 @@
               <w:rPr>
                 <w:sz w:val="19"/>
               </w:rPr>
-              <w:t xml:space="preserve">② </w:t>
+              <w:t>② 大模型深度判断</w:t>
             </w:r>
+          </w:p>
+        </w:tc>
+        <w:tc>
+          <w:tcPr>
+            <w:tcW w:w="2494" w:type="dxa"/>
+          </w:tcPr>
+          <w:p>
+            <w:pPr>
+              <w:spacing w:before="20" w:after="20"/>
+              <w:rPr>
+                <w:rFonts w:hint="eastAsia"/>
+              </w:rPr>
+            </w:pPr>
             <w:r>
               <w:rPr>
                 <w:sz w:val="19"/>
               </w:rPr>
-              <w:t>大模型深度判断</w:t>
+              <w:t>TutorAgent（受 JSON 契约约束）</w:t>
             </w:r>
           </w:p>
         </w:tc>
         <w:tc>
           <w:tcPr>
-            <w:tcW w:w="2494" w:type="dxa"/>
+            <w:tcW w:w="4535" w:type="dxa"/>
           </w:tcPr>
           <w:p>
             <w:pPr>
@@ -5285,56 +4636,7 @@
               <w:rPr>
                 <w:sz w:val="19"/>
               </w:rPr>
-              <w:t>TutorAgent</w:t>
-            </w:r>
-            <w:r>
-              <w:rPr>
-                <w:sz w:val="19"/>
-              </w:rPr>
-              <w:t>（受</w:t>
-            </w:r>
-            <w:r>
-              <w:rPr>
-                <w:sz w:val="19"/>
-              </w:rPr>
-              <w:t xml:space="preserve"> JSON </w:t>
-            </w:r>
-            <w:r>
-              <w:rPr>
-                <w:sz w:val="19"/>
-              </w:rPr>
-              <w:t>契约约束）</w:t>
-            </w:r>
-          </w:p>
-        </w:tc>
-        <w:tc>
-          <w:tcPr>
-            <w:tcW w:w="4535" w:type="dxa"/>
-          </w:tcPr>
-          <w:p>
-            <w:pPr>
-              <w:spacing w:before="20" w:after="20"/>
-              <w:rPr>
-                <w:rFonts w:hint="eastAsia"/>
-              </w:rPr>
-            </w:pPr>
-            <w:r>
-              <w:rPr>
-                <w:sz w:val="19"/>
-              </w:rPr>
-              <w:t>逻辑漏洞、边界条件、算法层面的问题，并给出「为什么</w:t>
-            </w:r>
-            <w:r>
-              <w:rPr>
-                <w:sz w:val="19"/>
-              </w:rPr>
-              <w:t xml:space="preserve"> + </w:t>
-            </w:r>
-            <w:r>
-              <w:rPr>
-                <w:sz w:val="19"/>
-              </w:rPr>
-              <w:t>怎么改」</w:t>
+              <w:t>逻辑漏洞、边界条件、算法层面的问题，并给出「为什么 + 怎么改」</w:t>
             </w:r>
           </w:p>
         </w:tc>
@@ -5358,13 +4660,7 @@
               <w:rPr>
                 <w:sz w:val="19"/>
               </w:rPr>
-              <w:t xml:space="preserve">③ </w:t>
-            </w:r>
-            <w:r>
-              <w:rPr>
-                <w:sz w:val="19"/>
-              </w:rPr>
-              <w:t>服务端复核</w:t>
+              <w:t>③ 服务端复核</w:t>
             </w:r>
           </w:p>
         </w:tc>
@@ -5421,21 +4717,7 @@
           <w:color w:val="444444"/>
           <w:sz w:val="21"/>
         </w:rPr>
-        <w:t>表</w:t>
-      </w:r>
-      <w:r>
-        <w:rPr>
-          <w:color w:val="444444"/>
-          <w:sz w:val="21"/>
-        </w:rPr>
-        <w:t xml:space="preserve"> 3-1  </w:t>
-      </w:r>
-      <w:r>
-        <w:rPr>
-          <w:color w:val="444444"/>
-          <w:sz w:val="21"/>
-        </w:rPr>
-        <w:t>两阶段诊断的职责划分</w:t>
+        <w:t>表 3-1  两阶段诊断的职责划分</w:t>
       </w:r>
     </w:p>
     <w:p>
@@ -5448,13 +4730,7 @@
         </w:rPr>
       </w:pPr>
       <w:r>
-        <w:t>把本地结论一并写进提示词，模型就不会重复报已知问题，而是把注意力放在逻辑层；服务端的归一化则保证前端拿到的永远是干净数据</w:t>
-      </w:r>
-      <w:r>
-        <w:t>——</w:t>
-      </w:r>
-      <w:r>
-        <w:t>这一层是「模型可以换、页面不改」的保障。</w:t>
+        <w:t>把本地结论一并写进提示词，模型就不会重复报已知问题，而是把注意力放在逻辑层；服务端的归一化则保证前端拿到的永远是干净数据——这一层是「模型可以换、页面不改」的保障。</w:t>
       </w:r>
     </w:p>
     <w:p>
@@ -5462,7 +4738,7 @@
         <w:pStyle w:val="21"/>
         <w:spacing w:before="160" w:after="120" w:line="240" w:lineRule="auto"/>
       </w:pPr>
-      <w:bookmarkStart w:id="13" w:name="_Toc242447067"/>
+      <w:bookmarkStart w:id="13" w:name="_Toc242449883"/>
       <w:r>
         <w:rPr>
           <w:rFonts w:ascii="宋体" w:eastAsia="宋体" w:hAnsi="宋体"/>
@@ -5482,13 +4758,7 @@
         </w:rPr>
       </w:pPr>
       <w:r>
-        <w:t>错题本（表</w:t>
-      </w:r>
-      <w:r>
-        <w:t xml:space="preserve"> student_error_logs</w:t>
-      </w:r>
-      <w:r>
-        <w:t>）是本作品的数据核心。它不只是一份日志，字段设计直接服务于「复习」与「聚合」两件事：</w:t>
+        <w:t>错题本（表 student_error_logs）是本作品的数据核心。它不只是一份日志，字段设计直接服务于「复习」与「聚合」两件事：</w:t>
       </w:r>
     </w:p>
     <w:p>
@@ -5520,28 +4790,7 @@
           <w:rFonts w:ascii="Consolas" w:eastAsia="Consolas" w:hAnsi="Consolas"/>
           <w:sz w:val="20"/>
         </w:rPr>
-        <w:t xml:space="preserve">    id, student_id,            -- </w:t>
-      </w:r>
-      <w:r>
-        <w:rPr>
-          <w:rFonts w:ascii="Consolas" w:eastAsia="Consolas" w:hAnsi="Consolas"/>
-          <w:sz w:val="20"/>
-        </w:rPr>
-        <w:t>归属（单机版固定为</w:t>
-      </w:r>
-      <w:r>
-        <w:rPr>
-          <w:rFonts w:ascii="Consolas" w:eastAsia="Consolas" w:hAnsi="Consolas"/>
-          <w:sz w:val="20"/>
-        </w:rPr>
-        <w:t xml:space="preserve"> local</w:t>
-      </w:r>
-      <w:r>
-        <w:rPr>
-          <w:rFonts w:ascii="Consolas" w:eastAsia="Consolas" w:hAnsi="Consolas"/>
-          <w:sz w:val="20"/>
-        </w:rPr>
-        <w:t>）</w:t>
+        <w:t xml:space="preserve">    id, student_id,            -- 归属（单机版固定为 local）</w:t>
       </w:r>
     </w:p>
     <w:p>
@@ -5557,14 +4806,7 @@
           <w:rFonts w:ascii="Consolas" w:eastAsia="Consolas" w:hAnsi="Consolas"/>
           <w:sz w:val="20"/>
         </w:rPr>
-        <w:t xml:space="preserve">    code_snippet, language,    -- </w:t>
-      </w:r>
-      <w:r>
-        <w:rPr>
-          <w:rFonts w:ascii="Consolas" w:eastAsia="Consolas" w:hAnsi="Consolas"/>
-          <w:sz w:val="20"/>
-        </w:rPr>
-        <w:t>当时错的代码与语言</w:t>
+        <w:t xml:space="preserve">    code_snippet, language,    -- 当时错的代码与语言</w:t>
       </w:r>
     </w:p>
     <w:p>
@@ -5580,35 +4822,7 @@
           <w:rFonts w:ascii="Consolas" w:eastAsia="Consolas" w:hAnsi="Consolas"/>
           <w:sz w:val="20"/>
         </w:rPr>
-        <w:t xml:space="preserve">    error_type,                -- </w:t>
-      </w:r>
-      <w:r>
-        <w:rPr>
-          <w:rFonts w:ascii="Consolas" w:eastAsia="Consolas" w:hAnsi="Consolas"/>
-          <w:sz w:val="20"/>
-        </w:rPr>
-        <w:t>语法错误</w:t>
-      </w:r>
-      <w:r>
-        <w:rPr>
-          <w:rFonts w:ascii="Consolas" w:eastAsia="Consolas" w:hAnsi="Consolas"/>
-          <w:sz w:val="20"/>
-        </w:rPr>
-        <w:t xml:space="preserve"> / </w:t>
-      </w:r>
-      <w:r>
-        <w:rPr>
-          <w:rFonts w:ascii="Consolas" w:eastAsia="Consolas" w:hAnsi="Consolas"/>
-          <w:sz w:val="20"/>
-        </w:rPr>
-        <w:t>逻辑错误</w:t>
-      </w:r>
-      <w:r>
-        <w:rPr>
-          <w:rFonts w:ascii="Consolas" w:eastAsia="Consolas" w:hAnsi="Consolas"/>
-          <w:sz w:val="20"/>
-        </w:rPr>
-        <w:t xml:space="preserve"> / …</w:t>
+        <w:t xml:space="preserve">    error_type,                -- 语法错误 / 逻辑错误 / …</w:t>
       </w:r>
     </w:p>
     <w:p>
@@ -5624,14 +4838,7 @@
           <w:rFonts w:ascii="Consolas" w:eastAsia="Consolas" w:hAnsi="Consolas"/>
           <w:sz w:val="20"/>
         </w:rPr>
-        <w:t xml:space="preserve">    knowledge_point,           -- </w:t>
-      </w:r>
-      <w:r>
-        <w:rPr>
-          <w:rFonts w:ascii="Consolas" w:eastAsia="Consolas" w:hAnsi="Consolas"/>
-          <w:sz w:val="20"/>
-        </w:rPr>
-        <w:t>主知识点：用于按知识点聚合</w:t>
+        <w:t xml:space="preserve">    knowledge_point,           -- 主知识点：用于按知识点聚合</w:t>
       </w:r>
     </w:p>
     <w:p>
@@ -5647,14 +4854,7 @@
           <w:rFonts w:ascii="Consolas" w:eastAsia="Consolas" w:hAnsi="Consolas"/>
           <w:sz w:val="20"/>
         </w:rPr>
-        <w:t xml:space="preserve">    knowledge_points_json,     -- </w:t>
-      </w:r>
-      <w:r>
-        <w:rPr>
-          <w:rFonts w:ascii="Consolas" w:eastAsia="Consolas" w:hAnsi="Consolas"/>
-          <w:sz w:val="20"/>
-        </w:rPr>
-        <w:t>完整知识点列表（一次可能涉及多个）</w:t>
+        <w:t xml:space="preserve">    knowledge_points_json,     -- 完整知识点列表（一次可能涉及多个）</w:t>
       </w:r>
     </w:p>
     <w:p>
@@ -5670,14 +4870,7 @@
           <w:rFonts w:ascii="Consolas" w:eastAsia="Consolas" w:hAnsi="Consolas"/>
           <w:sz w:val="20"/>
         </w:rPr>
-        <w:t xml:space="preserve">    ai_feedback,               -- </w:t>
-      </w:r>
-      <w:r>
-        <w:rPr>
-          <w:rFonts w:ascii="Consolas" w:eastAsia="Consolas" w:hAnsi="Consolas"/>
-          <w:sz w:val="20"/>
-        </w:rPr>
-        <w:t>针对本次错误的具体分析</w:t>
+        <w:t xml:space="preserve">    ai_feedback,               -- 针对本次错误的具体分析</w:t>
       </w:r>
     </w:p>
     <w:p>
@@ -5722,43 +4915,7 @@
         </w:rPr>
       </w:pPr>
       <w:r>
-        <w:t>有两个刻意的设计值得说明。其一，</w:t>
-      </w:r>
-      <w:r>
-        <w:t xml:space="preserve">knowledge_point </w:t>
-      </w:r>
-      <w:r>
-        <w:t>从知识点列表里冗余出一列单独存储：如果用</w:t>
-      </w:r>
-      <w:r>
-        <w:t xml:space="preserve"> JSON </w:t>
-      </w:r>
-      <w:r>
-        <w:t>列做分组统计，</w:t>
-      </w:r>
-      <w:r>
-        <w:t xml:space="preserve">SQLite </w:t>
-      </w:r>
-      <w:r>
-        <w:t>与</w:t>
-      </w:r>
-      <w:r>
-        <w:t xml:space="preserve"> MySQL </w:t>
-      </w:r>
-      <w:r>
-        <w:t>的写法并不相同，冗余之后「易错知识点</w:t>
-      </w:r>
-      <w:r>
-        <w:t xml:space="preserve"> Top N</w:t>
-      </w:r>
-      <w:r>
-        <w:t>」就是一条最普通的</w:t>
-      </w:r>
-      <w:r>
-        <w:t xml:space="preserve"> GROUP BY</w:t>
-      </w:r>
-      <w:r>
-        <w:t>，换库无成本。其二，只有判定为「有错误」时才写入：若把「本次没有错误」也记进去，统计会被大量空记录稀释，学生看到的薄弱点排名就失真了。</w:t>
+        <w:t>有两个刻意的设计值得说明。其一，knowledge_point 从知识点列表里冗余出一列单独存储：如果用 JSON 列做分组统计，SQLite 与 MySQL 的写法并不相同，冗余之后「易错知识点 Top N」就是一条最普通的 GROUP BY，换库无成本。其二，只有判定为「有错误」时才写入：若把「本次没有错误」也记进去，统计会被大量空记录稀释，学生看到的薄弱点排名就失真了。</w:t>
       </w:r>
     </w:p>
     <w:p>
@@ -5766,7 +4923,7 @@
         <w:pStyle w:val="21"/>
         <w:spacing w:before="160" w:after="120" w:line="240" w:lineRule="auto"/>
       </w:pPr>
-      <w:bookmarkStart w:id="14" w:name="_Toc242447068"/>
+      <w:bookmarkStart w:id="14" w:name="_Toc242449884"/>
       <w:r>
         <w:rPr>
           <w:rFonts w:ascii="宋体" w:eastAsia="宋体" w:hAnsi="宋体"/>
@@ -5785,13 +4942,7 @@
         </w:rPr>
       </w:pPr>
       <w:r>
-        <w:t>这是本作品与通用</w:t>
-      </w:r>
-      <w:r>
-        <w:t xml:space="preserve"> AI </w:t>
-      </w:r>
-      <w:r>
-        <w:t>助手的核心差异。一次诊断的完整数据流如下：</w:t>
+        <w:t>这是本作品与通用 AI 助手的核心差异。一次诊断的完整数据流如下：</w:t>
       </w:r>
     </w:p>
     <w:p>
@@ -5855,35 +5006,7 @@
           <w:color w:val="444444"/>
           <w:sz w:val="21"/>
         </w:rPr>
-        <w:t>图</w:t>
-      </w:r>
-      <w:r>
-        <w:rPr>
-          <w:color w:val="444444"/>
-          <w:sz w:val="21"/>
-        </w:rPr>
-        <w:t xml:space="preserve"> 3-1  </w:t>
-      </w:r>
-      <w:r>
-        <w:rPr>
-          <w:color w:val="444444"/>
-          <w:sz w:val="21"/>
-        </w:rPr>
-        <w:t>错题本</w:t>
-      </w:r>
-      <w:r>
-        <w:rPr>
-          <w:color w:val="444444"/>
-          <w:sz w:val="21"/>
-        </w:rPr>
-        <w:t xml:space="preserve"> + </w:t>
-      </w:r>
-      <w:r>
-        <w:rPr>
-          <w:color w:val="444444"/>
-          <w:sz w:val="21"/>
-        </w:rPr>
-        <w:t>举一反三：一次诊断的完整数据流</w:t>
+        <w:t>图 3-1  错题本 + 举一反三：一次诊断的完整数据流</w:t>
       </w:r>
     </w:p>
     <w:p>
@@ -5896,55 +5019,7 @@
         </w:rPr>
       </w:pPr>
       <w:r>
-        <w:t>模型被要求一次产出两段结构化结果：</w:t>
-      </w:r>
-      <w:r>
-        <w:t>analysis</w:t>
-      </w:r>
-      <w:r>
-        <w:t>（诊断结论、错误类型、涉及知识点）与</w:t>
-      </w:r>
-      <w:r>
-        <w:t xml:space="preserve"> wrong_question_book</w:t>
-      </w:r>
-      <w:r>
-        <w:t>（历史错题总结、新编程题目、知识点详细解析）。提示词由固定</w:t>
-      </w:r>
-      <w:r>
-        <w:t xml:space="preserve"> System Prompt</w:t>
-      </w:r>
-      <w:r>
-        <w:t>（</w:t>
-      </w:r>
-      <w:r>
-        <w:t xml:space="preserve">1210 </w:t>
-      </w:r>
-      <w:r>
-        <w:t>字符，版本号</w:t>
-      </w:r>
-      <w:r>
-        <w:t xml:space="preserve"> tutor-diagnose/v1</w:t>
-      </w:r>
-      <w:r>
-        <w:t>）与动态</w:t>
-      </w:r>
-      <w:r>
-        <w:t xml:space="preserve"> User Prompt </w:t>
-      </w:r>
-      <w:r>
-        <w:t>拼接而成，其中</w:t>
-      </w:r>
-      <w:r>
-        <w:t xml:space="preserve"> User </w:t>
-      </w:r>
-      <w:r>
-        <w:t>段包含当前代码与该学生最近</w:t>
-      </w:r>
-      <w:r>
-        <w:t xml:space="preserve"> 8 </w:t>
-      </w:r>
-      <w:r>
-        <w:t>条历史错题。</w:t>
+        <w:t>模型被要求一次产出两段结构化结果：analysis（诊断结论、错误类型、涉及知识点）与 wrong_question_book（历史错题总结、新编程题目、知识点详细解析）。提示词由固定 System Prompt（1210 字符，版本号 tutor-diagnose/v1）与动态 User Prompt 拼接而成，其中 User 段包含当前代码与该学生最近 8 条历史错题。</w:t>
       </w:r>
     </w:p>
     <w:p>
@@ -5975,19 +5050,7 @@
         <w:t>代码片段截断</w:t>
       </w:r>
       <w:r>
-        <w:t>：单条超过</w:t>
-      </w:r>
-      <w:r>
-        <w:t xml:space="preserve"> 1200 </w:t>
-      </w:r>
-      <w:r>
-        <w:t>字符时首尾截断</w:t>
-      </w:r>
-      <w:r>
-        <w:t xml:space="preserve">——8 </w:t>
-      </w:r>
-      <w:r>
-        <w:t>条错题全文会挤爆上下文，而总结规律只需要看到出错的那几行；</w:t>
+        <w:t>：单条超过 1200 字符时首尾截断——8 条错题全文会挤爆上下文，而总结规律只需要看到出错的那几行；</w:t>
       </w:r>
     </w:p>
     <w:p>
@@ -6032,7 +5095,7 @@
         <w:pStyle w:val="21"/>
         <w:spacing w:before="160" w:after="120" w:line="240" w:lineRule="auto"/>
       </w:pPr>
-      <w:bookmarkStart w:id="15" w:name="_Toc242447069"/>
+      <w:bookmarkStart w:id="15" w:name="_Toc242449885"/>
       <w:r>
         <w:rPr>
           <w:rFonts w:ascii="宋体" w:eastAsia="宋体" w:hAnsi="宋体"/>
@@ -6154,19 +5217,32 @@
               <w:rPr>
                 <w:sz w:val="19"/>
               </w:rPr>
-              <w:t xml:space="preserve">JSON </w:t>
+              <w:t>JSON 提取降级</w:t>
             </w:r>
+          </w:p>
+        </w:tc>
+        <w:tc>
+          <w:tcPr>
+            <w:tcW w:w="2835" w:type="dxa"/>
+          </w:tcPr>
+          <w:p>
+            <w:pPr>
+              <w:spacing w:before="20" w:after="20"/>
+              <w:rPr>
+                <w:rFonts w:hint="eastAsia"/>
+              </w:rPr>
+            </w:pPr>
             <w:r>
               <w:rPr>
                 <w:sz w:val="19"/>
               </w:rPr>
-              <w:t>提取降级</w:t>
+              <w:t>模型把 JSON 裹在 ```json 里或前后加解释文字</w:t>
             </w:r>
           </w:p>
         </w:tc>
         <w:tc>
           <w:tcPr>
-            <w:tcW w:w="2835" w:type="dxa"/>
+            <w:tcW w:w="4309" w:type="dxa"/>
           </w:tcPr>
           <w:p>
             <w:pPr>
@@ -6179,74 +5255,7 @@
               <w:rPr>
                 <w:sz w:val="19"/>
               </w:rPr>
-              <w:t>模型把</w:t>
-            </w:r>
-            <w:r>
-              <w:rPr>
-                <w:sz w:val="19"/>
-              </w:rPr>
-              <w:t xml:space="preserve"> JSON </w:t>
-            </w:r>
-            <w:r>
-              <w:rPr>
-                <w:sz w:val="19"/>
-              </w:rPr>
-              <w:t>裹在</w:t>
-            </w:r>
-            <w:r>
-              <w:rPr>
-                <w:sz w:val="19"/>
-              </w:rPr>
-              <w:t xml:space="preserve"> ```json </w:t>
-            </w:r>
-            <w:r>
-              <w:rPr>
-                <w:sz w:val="19"/>
-              </w:rPr>
-              <w:t>里或前后加解释文字</w:t>
-            </w:r>
-          </w:p>
-        </w:tc>
-        <w:tc>
-          <w:tcPr>
-            <w:tcW w:w="4309" w:type="dxa"/>
-          </w:tcPr>
-          <w:p>
-            <w:pPr>
-              <w:spacing w:before="20" w:after="20"/>
-              <w:rPr>
-                <w:rFonts w:hint="eastAsia"/>
-              </w:rPr>
-            </w:pPr>
-            <w:r>
-              <w:rPr>
-                <w:sz w:val="19"/>
-              </w:rPr>
-              <w:t>按「直接解析</w:t>
-            </w:r>
-            <w:r>
-              <w:rPr>
-                <w:sz w:val="19"/>
-              </w:rPr>
-              <w:t xml:space="preserve"> → </w:t>
-            </w:r>
-            <w:r>
-              <w:rPr>
-                <w:sz w:val="19"/>
-              </w:rPr>
-              <w:t>去代码围栏</w:t>
-            </w:r>
-            <w:r>
-              <w:rPr>
-                <w:sz w:val="19"/>
-              </w:rPr>
-              <w:t xml:space="preserve"> → </w:t>
-            </w:r>
-            <w:r>
-              <w:rPr>
-                <w:sz w:val="19"/>
-              </w:rPr>
-              <w:t>取首尾花括号区间」三级降级尝试</w:t>
+              <w:t>按「直接解析 → 去代码围栏 → 取首尾花括号区间」三级降级尝试</w:t>
             </w:r>
           </w:p>
         </w:tc>
@@ -6289,62 +5298,26 @@
               <w:rPr>
                 <w:sz w:val="19"/>
               </w:rPr>
-              <w:t>枚举值写错（如</w:t>
+              <w:t>枚举值写错（如 status 回 ok / 通过）、字段缺失</w:t>
             </w:r>
+          </w:p>
+        </w:tc>
+        <w:tc>
+          <w:tcPr>
+            <w:tcW w:w="4309" w:type="dxa"/>
+          </w:tcPr>
+          <w:p>
+            <w:pPr>
+              <w:spacing w:before="20" w:after="20"/>
+              <w:rPr>
+                <w:rFonts w:hint="eastAsia"/>
+              </w:rPr>
+            </w:pPr>
             <w:r>
               <w:rPr>
                 <w:sz w:val="19"/>
               </w:rPr>
-              <w:t xml:space="preserve"> status </w:t>
-            </w:r>
-            <w:r>
-              <w:rPr>
-                <w:sz w:val="19"/>
-              </w:rPr>
-              <w:t>回</w:t>
-            </w:r>
-            <w:r>
-              <w:rPr>
-                <w:sz w:val="19"/>
-              </w:rPr>
-              <w:t xml:space="preserve"> ok / </w:t>
-            </w:r>
-            <w:r>
-              <w:rPr>
-                <w:sz w:val="19"/>
-              </w:rPr>
-              <w:t>通过）、字段缺失</w:t>
-            </w:r>
-          </w:p>
-        </w:tc>
-        <w:tc>
-          <w:tcPr>
-            <w:tcW w:w="4309" w:type="dxa"/>
-          </w:tcPr>
-          <w:p>
-            <w:pPr>
-              <w:spacing w:before="20" w:after="20"/>
-              <w:rPr>
-                <w:rFonts w:hint="eastAsia"/>
-              </w:rPr>
-            </w:pPr>
-            <w:r>
-              <w:rPr>
-                <w:sz w:val="19"/>
-              </w:rPr>
-              <w:t>同义词收敛</w:t>
-            </w:r>
-            <w:r>
-              <w:rPr>
-                <w:sz w:val="19"/>
-              </w:rPr>
-              <w:t xml:space="preserve"> + </w:t>
-            </w:r>
-            <w:r>
-              <w:rPr>
-                <w:sz w:val="19"/>
-              </w:rPr>
-              <w:t>缺字段补默认值，交给前端的永远是契约内的数据</w:t>
+              <w:t>同义词收敛 + 缺字段补默认值，交给前端的永远是契约内的数据</w:t>
             </w:r>
           </w:p>
         </w:tc>
@@ -6387,13 +5360,7 @@
               <w:rPr>
                 <w:sz w:val="19"/>
               </w:rPr>
-              <w:t xml:space="preserve">status </w:t>
-            </w:r>
-            <w:r>
-              <w:rPr>
-                <w:sz w:val="19"/>
-              </w:rPr>
-              <w:t>无法识别时如何处置</w:t>
+              <w:t>status 无法识别时如何处置</w:t>
             </w:r>
           </w:p>
         </w:tc>
@@ -6455,50 +5422,26 @@
               <w:rPr>
                 <w:sz w:val="19"/>
               </w:rPr>
-              <w:t>模型跑偏导致</w:t>
+              <w:t>模型跑偏导致 JSON 不可解析</w:t>
             </w:r>
+          </w:p>
+        </w:tc>
+        <w:tc>
+          <w:tcPr>
+            <w:tcW w:w="4309" w:type="dxa"/>
+          </w:tcPr>
+          <w:p>
+            <w:pPr>
+              <w:spacing w:before="20" w:after="20"/>
+              <w:rPr>
+                <w:rFonts w:hint="eastAsia"/>
+              </w:rPr>
+            </w:pPr>
             <w:r>
               <w:rPr>
                 <w:sz w:val="19"/>
               </w:rPr>
-              <w:t xml:space="preserve"> JSON </w:t>
-            </w:r>
-            <w:r>
-              <w:rPr>
-                <w:sz w:val="19"/>
-              </w:rPr>
-              <w:t>不可解析</w:t>
-            </w:r>
-          </w:p>
-        </w:tc>
-        <w:tc>
-          <w:tcPr>
-            <w:tcW w:w="4309" w:type="dxa"/>
-          </w:tcPr>
-          <w:p>
-            <w:pPr>
-              <w:spacing w:before="20" w:after="20"/>
-              <w:rPr>
-                <w:rFonts w:hint="eastAsia"/>
-              </w:rPr>
-            </w:pPr>
-            <w:r>
-              <w:rPr>
-                <w:sz w:val="19"/>
-              </w:rPr>
-              <w:t>返回</w:t>
-            </w:r>
-            <w:r>
-              <w:rPr>
-                <w:sz w:val="19"/>
-              </w:rPr>
-              <w:t xml:space="preserve"> 502 </w:t>
-            </w:r>
-            <w:r>
-              <w:rPr>
-                <w:sz w:val="19"/>
-              </w:rPr>
-              <w:t>让学生重试，绝不把「解析失败」伪装成「代码没问题」</w:t>
+              <w:t>返回 502 让学生重试，绝不把「解析失败」伪装成「代码没问题」</w:t>
             </w:r>
           </w:p>
         </w:tc>
@@ -6517,21 +5460,7 @@
           <w:color w:val="444444"/>
           <w:sz w:val="21"/>
         </w:rPr>
-        <w:t>表</w:t>
-      </w:r>
-      <w:r>
-        <w:rPr>
-          <w:color w:val="444444"/>
-          <w:sz w:val="21"/>
-        </w:rPr>
-        <w:t xml:space="preserve"> 3-2  </w:t>
-      </w:r>
-      <w:r>
-        <w:rPr>
-          <w:color w:val="444444"/>
-          <w:sz w:val="21"/>
-        </w:rPr>
-        <w:t>结构化输出的四道保障</w:t>
+        <w:t>表 3-2  结构化输出的四道保障</w:t>
       </w:r>
     </w:p>
     <w:p>
@@ -6539,7 +5468,7 @@
         <w:pStyle w:val="21"/>
         <w:spacing w:before="160" w:after="120" w:line="240" w:lineRule="auto"/>
       </w:pPr>
-      <w:bookmarkStart w:id="16" w:name="_Toc242447070"/>
+      <w:bookmarkStart w:id="16" w:name="_Toc242449886"/>
       <w:r>
         <w:rPr>
           <w:rFonts w:ascii="宋体" w:eastAsia="宋体" w:hAnsi="宋体"/>
@@ -6577,58 +5506,10 @@
         <w:rPr>
           <w:b/>
         </w:rPr>
-        <w:t>模型生成的</w:t>
+        <w:t>模型生成的 Markdown</w:t>
       </w:r>
       <w:r>
-        <w:rPr>
-          <w:b/>
-        </w:rPr>
-        <w:t xml:space="preserve"> Markdown</w:t>
-      </w:r>
-      <w:r>
-        <w:t>，而模型的输入里包含学生粘贴的代码，直接写入</w:t>
-      </w:r>
-      <w:r>
-        <w:t xml:space="preserve"> DOM </w:t>
-      </w:r>
-      <w:r>
-        <w:t>等于开了一个</w:t>
-      </w:r>
-      <w:r>
-        <w:t xml:space="preserve"> XSS </w:t>
-      </w:r>
-      <w:r>
-        <w:t>入口。因此渲染链路固定为</w:t>
-      </w:r>
-      <w:r>
-        <w:t xml:space="preserve"> </w:t>
-      </w:r>
-      <w:r>
-        <w:t>「</w:t>
-      </w:r>
-      <w:r>
-        <w:t xml:space="preserve">marked </w:t>
-      </w:r>
-      <w:r>
-        <w:t>转</w:t>
-      </w:r>
-      <w:r>
-        <w:t xml:space="preserve"> HTML → DOMPurify </w:t>
-      </w:r>
-      <w:r>
-        <w:t>消毒</w:t>
-      </w:r>
-      <w:r>
-        <w:t xml:space="preserve"> → </w:t>
-      </w:r>
-      <w:r>
-        <w:t>才写入</w:t>
-      </w:r>
-      <w:r>
-        <w:t xml:space="preserve"> DOM</w:t>
-      </w:r>
-      <w:r>
-        <w:t>」，任一环节库缺失时降级为转义后的纯文本。</w:t>
+        <w:t>，而模型的输入里包含学生粘贴的代码，直接写入 DOM 等于开了一个 XSS 入口。因此渲染链路固定为 「marked 转 HTML → DOMPurify 消毒 → 才写入 DOM」，任一环节库缺失时降级为转义后的纯文本。</w:t>
       </w:r>
     </w:p>
     <w:p>
@@ -6647,37 +5528,7 @@
         <w:t>把学习过程沉淀成可交付给教师的成果。</w:t>
       </w:r>
       <w:r>
-        <w:t>使用时长按页面心跳累加、而不是按进程存活时长统计，并把单段心跳截断到</w:t>
-      </w:r>
-      <w:r>
-        <w:t xml:space="preserve"> 5 </w:t>
-      </w:r>
-      <w:r>
-        <w:t>分钟，因此「窗口开一下午没人用」「合上笔记本再打开」都不会虚报学习时长；学习报告与</w:t>
-      </w:r>
-      <w:r>
-        <w:t xml:space="preserve"> Word </w:t>
-      </w:r>
-      <w:r>
-        <w:t>导出完全离线生成（不依赖模型</w:t>
-      </w:r>
-      <w:r>
-        <w:t xml:space="preserve"> Key</w:t>
-      </w:r>
-      <w:r>
-        <w:t>），教师拿到的是「用了多久</w:t>
-      </w:r>
-      <w:r>
-        <w:t xml:space="preserve"> + </w:t>
-      </w:r>
-      <w:r>
-        <w:t>老在哪儿错</w:t>
-      </w:r>
-      <w:r>
-        <w:t xml:space="preserve"> + </w:t>
-      </w:r>
-      <w:r>
-        <w:t>该怎么补」的完整材料。</w:t>
+        <w:t>使用时长按页面心跳累加、而不是按进程存活时长统计，并把单段心跳截断到 5 分钟，因此「窗口开一下午没人用」「合上笔记本再打开」都不会虚报学习时长；学习报告与 Word 导出完全离线生成（不依赖模型 Key），教师拿到的是「用了多久 + 老在哪儿错 + 该怎么补」的完整材料。</w:t>
       </w:r>
     </w:p>
     <w:p>
@@ -6685,7 +5536,7 @@
         <w:pStyle w:val="21"/>
         <w:spacing w:before="160" w:after="120" w:line="240" w:lineRule="auto"/>
       </w:pPr>
-      <w:bookmarkStart w:id="17" w:name="_Toc242447071"/>
+      <w:bookmarkStart w:id="17" w:name="_Toc242449887"/>
       <w:r>
         <w:rPr>
           <w:rFonts w:ascii="宋体" w:eastAsia="宋体" w:hAnsi="宋体"/>
@@ -6717,61 +5568,7 @@
         </w:rPr>
       </w:pPr>
       <w:r>
-        <w:t>打分公式刻意做成能手算的形式：分数</w:t>
-      </w:r>
-      <w:r>
-        <w:t xml:space="preserve"> = 100 ÷</w:t>
-      </w:r>
-      <w:r>
-        <w:t>（</w:t>
-      </w:r>
-      <w:r>
-        <w:t xml:space="preserve">1 + </w:t>
-      </w:r>
-      <w:r>
-        <w:t>权重和</w:t>
-      </w:r>
-      <w:r>
-        <w:t xml:space="preserve"> ÷ 10</w:t>
-      </w:r>
-      <w:r>
-        <w:t>），并夹在</w:t>
-      </w:r>
-      <w:r>
-        <w:t xml:space="preserve"> 15 </w:t>
-      </w:r>
-      <w:r>
-        <w:t>至</w:t>
-      </w:r>
-      <w:r>
-        <w:t xml:space="preserve"> 100 </w:t>
-      </w:r>
-      <w:r>
-        <w:t>之间；一条错误级证据权重</w:t>
-      </w:r>
-      <w:r>
-        <w:t xml:space="preserve"> 3</w:t>
-      </w:r>
-      <w:r>
-        <w:t>、警告级</w:t>
-      </w:r>
-      <w:r>
-        <w:t xml:space="preserve"> 1.5</w:t>
-      </w:r>
-      <w:r>
-        <w:t>、提示级</w:t>
-      </w:r>
-      <w:r>
-        <w:t xml:space="preserve"> 0.75</w:t>
-      </w:r>
-      <w:r>
-        <w:t>。该函数单调递减，错得越多分越低，但一两条错误不会把某一项打到谷底</w:t>
-      </w:r>
-      <w:r>
-        <w:t>——</w:t>
-      </w:r>
-      <w:r>
-        <w:t>这是</w:t>
+        <w:t>打分公式刻意做成能手算的形式：分数 = 100 ÷（1 + 权重和 ÷ 10），并夹在 15 至 100 之间；一条错误级证据权重 3、警告级 1.5、提示级 0.75。该函数单调递减，错得越多分越低，但一两条错误不会把某一项打到谷底——这是</w:t>
       </w:r>
       <w:r>
         <w:lastRenderedPageBreak/>
@@ -6788,43 +5585,7 @@
         </w:rPr>
       </w:pPr>
       <w:r>
-        <w:t>可视化在网页与导出文档两侧都自行实现，不引入图表库。网页端用</w:t>
-      </w:r>
-      <w:r>
-        <w:t xml:space="preserve"> SVG </w:t>
-      </w:r>
-      <w:r>
-        <w:t>现画：四圈同心网格、六根轴、数据多边形与顶点圆点，最弱的一项用警示色单独标出，悬停可看到该维度的分数与依据条数。导出端则需要一张位图，为此用标准库自行实现了</w:t>
-      </w:r>
-      <w:r>
-        <w:t xml:space="preserve"> PNG </w:t>
-      </w:r>
-      <w:r>
-        <w:t>编码（容器为魔数加若干带</w:t>
-      </w:r>
-      <w:r>
-        <w:t xml:space="preserve"> CRC </w:t>
-      </w:r>
-      <w:r>
-        <w:t>的块，像素交给</w:t>
-      </w:r>
-      <w:r>
-        <w:t xml:space="preserve"> zlib </w:t>
-      </w:r>
-      <w:r>
-        <w:t>压缩），并实现</w:t>
-      </w:r>
-      <w:r>
-        <w:t xml:space="preserve"> Bresenham </w:t>
-      </w:r>
-      <w:r>
-        <w:t>直线与扫描线多边形填充来绘制图形，从而避免为一张插图引入几十兆的编译型图像库。由于标准库不具备字体渲染能力，图中只画图形，维度名称与分数交由</w:t>
-      </w:r>
-      <w:r>
-        <w:t xml:space="preserve"> Word </w:t>
-      </w:r>
-      <w:r>
-        <w:t>以文本表格呈现，形成「图看形状、表读数值」的分工。界面与报告中同时列出评估所依据的记录条数，使这一启发式分数始终可追溯、可质疑。</w:t>
+        <w:t>可视化在网页与导出文档两侧都自行实现，不引入图表库。网页端用 SVG 现画：四圈同心网格、六根轴、数据多边形与顶点圆点，最弱的一项用警示色单独标出，悬停可看到该维度的分数与依据条数。导出端则需要一张位图，为此用标准库自行实现了 PNG 编码（容器为魔数加若干带 CRC 的块，像素交给 zlib 压缩），并实现 Bresenham 直线与扫描线多边形填充来绘制图形，从而避免为一张插图引入几十兆的编译型图像库。由于标准库不具备字体渲染能力，图中只画图形，维度名称与分数交由 Word 以文本表格呈现，形成「图看形状、表读数值」的分工。界面与报告中同时列出评估所依据的记录条数，使这一启发式分数始终可追溯、可质疑。</w:t>
       </w:r>
     </w:p>
     <w:p>
@@ -6832,7 +5593,7 @@
         <w:pStyle w:val="21"/>
         <w:spacing w:before="160" w:after="120" w:line="240" w:lineRule="auto"/>
       </w:pPr>
-      <w:bookmarkStart w:id="18" w:name="_Toc242447072"/>
+      <w:bookmarkStart w:id="18" w:name="_Toc242449888"/>
       <w:r>
         <w:rPr>
           <w:rFonts w:ascii="宋体" w:eastAsia="宋体" w:hAnsi="宋体"/>
@@ -6851,19 +5612,7 @@
         </w:rPr>
       </w:pPr>
       <w:r>
-        <w:t>把使用时长、错题记录与六维能力评分汇总成一份可导出的诊断书是这一层的目标，但真正的难点不在汇总，而在回答学生和老师最关心的那个问题</w:t>
-      </w:r>
-      <w:r>
-        <w:t>——</w:t>
-      </w:r>
-      <w:r>
-        <w:t>「这一项为什么差」。只给出「完备性</w:t>
-      </w:r>
-      <w:r>
-        <w:t xml:space="preserve"> 62 </w:t>
-      </w:r>
-      <w:r>
-        <w:t>分」是不够的，报告必须继续说清楚是哪几个知识点把这一项拖下去的，以及下次动手前该做什么。为此，能力评分在计算分数的同时按维度记录证据构成（知识点、错误类型与出现次数），报告据此逐项展开：分数与等级、该维度在看什么、拖后腿的知识点明细表、以及改进方向。只展开低于阈值的维度并按分数升序排列，使最该补的那一项排在最前面。</w:t>
+        <w:t>把使用时长、错题记录与六维能力评分汇总成一份可导出的诊断书是这一层的目标，但真正的难点不在汇总，而在回答学生和老师最关心的那个问题——「这一项为什么差」。只给出「完备性 62 分」是不够的，报告必须继续说清楚是哪几个知识点把这一项拖下去的，以及下次动手前该做什么。为此，能力评分在计算分数的同时按维度记录证据构成（知识点、错误类型与出现次数），报告据此逐项展开：分数与等级、该维度在看什么、拖后腿的知识点明细表、以及改进方向。只展开低于阈值的维度并按分数升序排列，使最该补的那一项排在最前面。</w:t>
       </w:r>
     </w:p>
     <w:p>
@@ -6876,49 +5625,7 @@
         </w:rPr>
       </w:pPr>
       <w:r>
-        <w:t>报告还定位「反复出错的语句」。第一版按代码行在错题中的出现次数排序，结果全是噪音：错题记录保存的是整份代码，学生反复提交同一个文件时，文件里的每一行都会出现在全部错题中，列出来等同于整份源码。改进后的判据分两级：先是判别力</w:t>
-      </w:r>
-      <w:r>
-        <w:t>——</w:t>
-      </w:r>
-      <w:r>
-        <w:t>某一行只在与某一类错误相关的错题里反复出现，而在其它类型的错题中不出现；再是嫌疑度</w:t>
-      </w:r>
-      <w:r>
-        <w:t>——</w:t>
-      </w:r>
-      <w:r>
-        <w:t>控制流语句与含下标、运算符的语句优先，函数声明与裸</w:t>
-      </w:r>
-      <w:r>
-        <w:t xml:space="preserve"> return </w:t>
-      </w:r>
-      <w:r>
-        <w:t>靠后。每个知识点只保留一行，实测能准确指到</w:t>
-      </w:r>
-      <w:r>
-        <w:t xml:space="preserve"> range(len(scores) - 1) </w:t>
-      </w:r>
-      <w:r>
-        <w:t>这类真正的问题语句上。其中还有一个必须开的口子：缺少冒号的</w:t>
-      </w:r>
-      <w:r>
-        <w:t xml:space="preserve"> def </w:t>
-      </w:r>
-      <w:r>
-        <w:t>或</w:t>
-      </w:r>
-      <w:r>
-        <w:t xml:space="preserve"> if </w:t>
-      </w:r>
-      <w:r>
-        <w:t>行本身就是语法错误，若因「声明行是样板」被一律降权，它就会输给同文件里无辜的</w:t>
-      </w:r>
-      <w:r>
-        <w:t xml:space="preserve"> return </w:t>
-      </w:r>
-      <w:r>
-        <w:t>语句，报告反而指责了正确的代码；因此对「控制流关键字结尾缺少冒号」单独加权。当数据不足以区分时（例如全部错题来自同一份代码），报告如实说明原因而不强行给出结论。</w:t>
+        <w:t>报告还定位「反复出错的语句」。第一版按代码行在错题中的出现次数排序，结果全是噪音：错题记录保存的是整份代码，学生反复提交同一个文件时，文件里的每一行都会出现在全部错题中，列出来等同于整份源码。改进后的判据分两级：先是判别力——某一行只在与某一类错误相关的错题里反复出现，而在其它类型的错题中不出现；再是嫌疑度——控制流语句与含下标、运算符的语句优先，函数声明与裸 return 靠后。每个知识点只保留一行，实测能准确指到 range(len(scores) - 1) 这类真正的问题语句上。其中还有一个必须开的口子：缺少冒号的 def 或 if 行本身就是语法错误，若因「声明行是样板」被一律降权，它就会输给同文件里无辜的 return 语句，报告反而指责了正确的代码；因此对「控制流关键字结尾缺少冒号」单独加权。当数据不足以区分时（例如全部错题来自同一份代码），报告如实说明原因而不强行给出结论。</w:t>
       </w:r>
     </w:p>
     <w:p>
@@ -6931,19 +5638,7 @@
         </w:rPr>
       </w:pPr>
       <w:r>
-        <w:t>全部文案由固定规则生成，不调用大模型。这一点是硬约束：教师可能在未配置模型密钥、甚至没有联网的机器上导出报告，诊断书必须</w:t>
-      </w:r>
-      <w:r>
-        <w:t xml:space="preserve"> 100% </w:t>
-      </w:r>
-      <w:r>
-        <w:t>离线可生成。相应地，建议的定位是总结性话术（说明这类问题的根源与通用的改进动作），而不是具体题目</w:t>
-      </w:r>
-      <w:r>
-        <w:t>——</w:t>
-      </w:r>
-      <w:r>
-        <w:t>针对薄弱点出题由「举一反三」环节负责，那一步才需要模型参与。</w:t>
+        <w:t>全部文案由固定规则生成，不调用大模型。这一点是硬约束：教师可能在未配置模型密钥、甚至没有联网的机器上导出报告，诊断书必须 100% 离线可生成。相应地，建议的定位是总结性话术（说明这类问题的根源与通用的改进动作），而不是具体题目——针对薄弱点出题由「举一反三」环节负责，那一步才需要模型参与。</w:t>
       </w:r>
     </w:p>
     <w:p>
@@ -6951,7 +5646,7 @@
         <w:pStyle w:val="1"/>
         <w:spacing w:before="240" w:after="120" w:line="240" w:lineRule="auto"/>
       </w:pPr>
-      <w:bookmarkStart w:id="19" w:name="_Toc242447073"/>
+      <w:bookmarkStart w:id="19" w:name="_Toc242449889"/>
       <w:r>
         <w:rPr>
           <w:rFonts w:ascii="宋体" w:eastAsia="宋体" w:hAnsi="宋体"/>
@@ -6976,10 +5671,7 @@
         <w:t>把「一次问答」做成了带记忆的学习闭环。</w:t>
       </w:r>
       <w:r>
-        <w:t xml:space="preserve"> </w:t>
-      </w:r>
-      <w:r>
-        <w:t>历史错题不是简单罗列给学生看，而是作为下一次推理的输入重新进入模型上下文；错题本因此从「记录工具」变成「教学策略」。</w:t>
+        <w:t xml:space="preserve"> 历史错题不是简单罗列给学生看，而是作为下一次推理的输入重新进入模型上下文；错题本因此从「记录工具」变成「教学策略」。</w:t>
       </w:r>
     </w:p>
     <w:p>
@@ -6997,16 +5689,7 @@
         <w:t>诊断结论与练习题目一次生成、结构互锁。</w:t>
       </w:r>
       <w:r>
-        <w:t xml:space="preserve"> </w:t>
-      </w:r>
-      <w:r>
-        <w:t>同一份</w:t>
-      </w:r>
-      <w:r>
-        <w:t xml:space="preserve"> JSON </w:t>
-      </w:r>
-      <w:r>
-        <w:t>同时约束诊断与出题，提示词中明确规定「有错时新题必须针对该错误知识点，不可偏离」，使「查漏」与「补缺」在同一次调用内完成，无需二次编排。</w:t>
+        <w:t xml:space="preserve"> 同一份 JSON 同时约束诊断与出题，提示词中明确规定「有错时新题必须针对该错误知识点，不可偏离」，使「查漏」与「补缺」在同一次调用内完成，无需二次编排。</w:t>
       </w:r>
     </w:p>
     <w:p>
@@ -7024,16 +5707,7 @@
         <w:t>面向复习的表结构设计。</w:t>
       </w:r>
       <w:r>
-        <w:t xml:space="preserve"> </w:t>
-      </w:r>
-      <w:r>
-        <w:t>知识点冗余成列以支撑聚合统计，并且只在真正出错时写入</w:t>
-      </w:r>
-      <w:r>
-        <w:t>——</w:t>
-      </w:r>
-      <w:r>
-        <w:t>用一个表结构决策保证了「易错知识点」这份统计的可信度。</w:t>
+        <w:t xml:space="preserve"> 知识点冗余成列以支撑聚合统计，并且只在真正出错时写入——用一个表结构决策保证了「易错知识点」这份统计的可信度。</w:t>
       </w:r>
     </w:p>
     <w:p>
@@ -7051,16 +5725,7 @@
         <w:t>把模型的不确定性显式工程化。</w:t>
       </w:r>
       <w:r>
-        <w:t xml:space="preserve"> </w:t>
-      </w:r>
-      <w:r>
-        <w:t>三级</w:t>
-      </w:r>
-      <w:r>
-        <w:t xml:space="preserve"> JSON </w:t>
-      </w:r>
-      <w:r>
-        <w:t>提取降级、字段归一化、状态收敛偏向保守、解析失败返回可重试错误而非静默通过，四条措施都可被自动化测试覆盖。</w:t>
+        <w:t xml:space="preserve"> 三级 JSON 提取降级、字段归一化、状态收敛偏向保守、解析失败返回可重试错误而非静默通过，四条措施都可被自动化测试覆盖。</w:t>
       </w:r>
     </w:p>
     <w:p>
@@ -7076,28 +5741,10 @@
         <w:rPr>
           <w:b/>
         </w:rPr>
-        <w:t>把错题折算成可读的能力画像。</w:t>
+        <w:t xml:space="preserve">把错题折算成可读的能力画像。 </w:t>
       </w:r>
       <w:r>
-        <w:rPr>
-          <w:b/>
-        </w:rPr>
-        <w:t xml:space="preserve"> </w:t>
-      </w:r>
-      <w:r>
-        <w:t>在错题本之上再建一层六维能力评估（准确性、健壮性、规范性、可读性、高效性、完备性），证据全部来自系统已落库的数据，公式可手算、判定顺序固定，因此结论可复现、可追溯；网页端以</w:t>
-      </w:r>
-      <w:r>
-        <w:t xml:space="preserve"> SVG</w:t>
-      </w:r>
-      <w:r>
-        <w:t>、导出文档以自研</w:t>
-      </w:r>
-      <w:r>
-        <w:t xml:space="preserve"> PNG </w:t>
-      </w:r>
-      <w:r>
-        <w:t>编码器呈现，两侧均不引入任何图表库。</w:t>
+        <w:t>在错题本之上再建一层六维能力评估（准确性、健壮性、规范性、可读性、高效性、完备性），证据全部来自系统已落库的数据，公式可手算、判定顺序固定，因此结论可复现、可追溯；网页端以 SVG、导出文档以自研 PNG 编码器呈现，两侧均不引入任何图表库。</w:t>
       </w:r>
     </w:p>
     <w:p>
@@ -7113,13 +5760,7 @@
         <w:rPr>
           <w:b/>
         </w:rPr>
-        <w:t>把能力评分做成可解释、可追溯的诊断书。</w:t>
-      </w:r>
-      <w:r>
-        <w:rPr>
-          <w:b/>
-        </w:rPr>
-        <w:t xml:space="preserve"> </w:t>
+        <w:t xml:space="preserve">把能力评分做成可解释、可追溯的诊断书。 </w:t>
       </w:r>
       <w:r>
         <w:t>评分的同时记录每一维度的证据构成（知识点、错误类型、出现次数），使报告能够回答「这一项为什么差」而不只是给出一个分数；并以判别力加嫌疑度的两级判据定位反复出错的具体语句，全部文案由固定规则离线生成，在未配置模型密钥的环境下同样可用。</w:t>
@@ -7140,34 +5781,7 @@
         <w:t>零依赖的交付形态。</w:t>
       </w:r>
       <w:r>
-        <w:t xml:space="preserve"> </w:t>
-      </w:r>
-      <w:r>
-        <w:t>单机</w:t>
-      </w:r>
-      <w:r>
-        <w:t xml:space="preserve"> SQLite + </w:t>
-      </w:r>
-      <w:r>
-        <w:t>本地化的前端静态库</w:t>
-      </w:r>
-      <w:r>
-        <w:t xml:space="preserve"> + </w:t>
-      </w:r>
-      <w:r>
-        <w:t>双击启动脚本，运行期依赖仅</w:t>
-      </w:r>
-      <w:r>
-        <w:t xml:space="preserve"> 16 </w:t>
-      </w:r>
-      <w:r>
-        <w:t>个；在无网络、无账号、未配置模型</w:t>
-      </w:r>
-      <w:r>
-        <w:t xml:space="preserve"> Key </w:t>
-      </w:r>
-      <w:r>
-        <w:t>的环境下仍可完成语言识别、结构分析、在线编辑与错题查看。</w:t>
+        <w:t xml:space="preserve"> 单机 SQLite + 本地化的前端静态库 + 双击启动脚本，运行期依赖仅 17 个；在无网络、无账号、未配置模型 Key 的环境下仍可完成语言识别、结构分析、在线编辑与错题查看。启动前还会按依赖清单逐项自检，并真正建一次异步数据库引擎，把「包装上了却用不了」这类问题拦在启动之前，而不是甩给学生一屏英文堆栈。</w:t>
       </w:r>
     </w:p>
     <w:p>
@@ -7175,7 +5789,7 @@
         <w:pStyle w:val="1"/>
         <w:spacing w:before="240" w:after="120" w:line="240" w:lineRule="auto"/>
       </w:pPr>
-      <w:bookmarkStart w:id="20" w:name="_Toc242447074"/>
+      <w:bookmarkStart w:id="20" w:name="_Toc242449890"/>
       <w:r>
         <w:rPr>
           <w:rFonts w:ascii="宋体" w:eastAsia="宋体" w:hAnsi="宋体"/>
@@ -7189,7 +5803,7 @@
         <w:pStyle w:val="21"/>
         <w:spacing w:before="160" w:after="120" w:line="240" w:lineRule="auto"/>
       </w:pPr>
-      <w:bookmarkStart w:id="21" w:name="_Toc242447075"/>
+      <w:bookmarkStart w:id="21" w:name="_Toc242449891"/>
       <w:r>
         <w:rPr>
           <w:rFonts w:ascii="宋体" w:eastAsia="宋体" w:hAnsi="宋体"/>
@@ -7208,19 +5822,7 @@
         </w:rPr>
       </w:pPr>
       <w:r>
-        <w:t>项目建立了三层验证体系，全部可离线执行（用可注入的假模型客户端替代真实</w:t>
-      </w:r>
-      <w:r>
-        <w:t xml:space="preserve"> API</w:t>
-      </w:r>
-      <w:r>
-        <w:t>，结果确定、可重复；同时强制清空环境里的</w:t>
-      </w:r>
-      <w:r>
-        <w:t xml:space="preserve"> Key</w:t>
-      </w:r>
-      <w:r>
-        <w:t>，避免测试真的发出付费请求）：</w:t>
+        <w:t>项目建立了三层验证体系，全部可离线执行（用可注入的假模型客户端替代真实 API，结果确定、可重复；同时强制清空环境里的 Key，避免测试真的发出付费请求）：</w:t>
       </w:r>
     </w:p>
     <w:tbl>
@@ -7323,99 +5925,45 @@
               <w:rPr>
                 <w:sz w:val="19"/>
               </w:rPr>
-              <w:t>单元</w:t>
+              <w:t>单元 / 接口测试（pytest）</w:t>
             </w:r>
+          </w:p>
+        </w:tc>
+        <w:tc>
+          <w:tcPr>
+            <w:tcW w:w="1928" w:type="dxa"/>
+          </w:tcPr>
+          <w:p>
+            <w:pPr>
+              <w:spacing w:before="20" w:after="20"/>
+              <w:rPr>
+                <w:rFonts w:hint="eastAsia"/>
+              </w:rPr>
+            </w:pPr>
             <w:r>
               <w:rPr>
                 <w:sz w:val="19"/>
               </w:rPr>
-              <w:t xml:space="preserve"> / </w:t>
+              <w:t>24 个文件 / 856 个用例</w:t>
             </w:r>
+          </w:p>
+        </w:tc>
+        <w:tc>
+          <w:tcPr>
+            <w:tcW w:w="4535" w:type="dxa"/>
+          </w:tcPr>
+          <w:p>
+            <w:pPr>
+              <w:spacing w:before="20" w:after="20"/>
+              <w:rPr>
+                <w:rFonts w:hint="eastAsia"/>
+              </w:rPr>
+            </w:pPr>
             <w:r>
               <w:rPr>
                 <w:sz w:val="19"/>
               </w:rPr>
-              <w:t>接口测试（</w:t>
-            </w:r>
-            <w:r>
-              <w:rPr>
-                <w:sz w:val="19"/>
-              </w:rPr>
-              <w:t>pytest</w:t>
-            </w:r>
-            <w:r>
-              <w:rPr>
-                <w:sz w:val="19"/>
-              </w:rPr>
-              <w:t>）</w:t>
-            </w:r>
-          </w:p>
-        </w:tc>
-        <w:tc>
-          <w:tcPr>
-            <w:tcW w:w="1928" w:type="dxa"/>
-          </w:tcPr>
-          <w:p>
-            <w:pPr>
-              <w:spacing w:before="20" w:after="20"/>
-              <w:rPr>
-                <w:rFonts w:hint="eastAsia"/>
-              </w:rPr>
-            </w:pPr>
-            <w:r>
-              <w:rPr>
-                <w:sz w:val="19"/>
-              </w:rPr>
-              <w:t xml:space="preserve">24 </w:t>
-            </w:r>
-            <w:r>
-              <w:rPr>
-                <w:sz w:val="19"/>
-              </w:rPr>
-              <w:t>个文件</w:t>
-            </w:r>
-            <w:r>
-              <w:rPr>
-                <w:sz w:val="19"/>
-              </w:rPr>
-              <w:t xml:space="preserve"> / 856 </w:t>
-            </w:r>
-            <w:r>
-              <w:rPr>
-                <w:sz w:val="19"/>
-              </w:rPr>
-              <w:t>个用例</w:t>
-            </w:r>
-          </w:p>
-        </w:tc>
-        <w:tc>
-          <w:tcPr>
-            <w:tcW w:w="4535" w:type="dxa"/>
-          </w:tcPr>
-          <w:p>
-            <w:pPr>
-              <w:spacing w:before="20" w:after="20"/>
-              <w:rPr>
-                <w:rFonts w:hint="eastAsia"/>
-              </w:rPr>
-            </w:pPr>
-            <w:r>
-              <w:rPr>
-                <w:sz w:val="19"/>
-              </w:rPr>
-              <w:t>提示词拼接、输出归一化、服务层读写聚合、</w:t>
-            </w:r>
-            <w:r>
-              <w:rPr>
-                <w:sz w:val="19"/>
-              </w:rPr>
-              <w:t xml:space="preserve">API </w:t>
-            </w:r>
-            <w:r>
-              <w:rPr>
-                <w:sz w:val="19"/>
-              </w:rPr>
-              <w:t>全链路、错误码与边界</w:t>
+              <w:t>提示词拼接、输出归一化、服务层读写聚合、API 全链路、错误码与边界</w:t>
             </w:r>
           </w:p>
         </w:tc>
@@ -7458,110 +6006,26 @@
               <w:rPr>
                 <w:sz w:val="19"/>
               </w:rPr>
-              <w:t xml:space="preserve">7 </w:t>
+              <w:t>7 类检查</w:t>
             </w:r>
+          </w:p>
+        </w:tc>
+        <w:tc>
+          <w:tcPr>
+            <w:tcW w:w="4535" w:type="dxa"/>
+          </w:tcPr>
+          <w:p>
+            <w:pPr>
+              <w:spacing w:before="20" w:after="20"/>
+              <w:rPr>
+                <w:rFonts w:hint="eastAsia"/>
+              </w:rPr>
+            </w:pPr>
             <w:r>
               <w:rPr>
                 <w:sz w:val="19"/>
               </w:rPr>
-              <w:t>类检查</w:t>
-            </w:r>
-          </w:p>
-        </w:tc>
-        <w:tc>
-          <w:tcPr>
-            <w:tcW w:w="4535" w:type="dxa"/>
-          </w:tcPr>
-          <w:p>
-            <w:pPr>
-              <w:spacing w:before="20" w:after="20"/>
-              <w:rPr>
-                <w:rFonts w:hint="eastAsia"/>
-              </w:rPr>
-            </w:pPr>
-            <w:r>
-              <w:rPr>
-                <w:sz w:val="19"/>
-              </w:rPr>
-              <w:t xml:space="preserve">JS </w:t>
-            </w:r>
-            <w:r>
-              <w:rPr>
-                <w:sz w:val="19"/>
-              </w:rPr>
-              <w:t>语法、</w:t>
-            </w:r>
-            <w:r>
-              <w:rPr>
-                <w:sz w:val="19"/>
-              </w:rPr>
-              <w:t xml:space="preserve">DOM id </w:t>
-            </w:r>
-            <w:r>
-              <w:rPr>
-                <w:sz w:val="19"/>
-              </w:rPr>
-              <w:t>与</w:t>
-            </w:r>
-            <w:r>
-              <w:rPr>
-                <w:sz w:val="19"/>
-              </w:rPr>
-              <w:t xml:space="preserve"> CSS </w:t>
-            </w:r>
-            <w:r>
-              <w:rPr>
-                <w:sz w:val="19"/>
-              </w:rPr>
-              <w:t>类名对应、显隐规则、接口路径与后端</w:t>
-            </w:r>
-            <w:r>
-              <w:rPr>
-                <w:sz w:val="19"/>
-              </w:rPr>
-              <w:t xml:space="preserve"> OpenAPI </w:t>
-            </w:r>
-            <w:r>
-              <w:rPr>
-                <w:sz w:val="19"/>
-              </w:rPr>
-              <w:t>交叉核对、布局契约（</w:t>
-            </w:r>
-            <w:r>
-              <w:rPr>
-                <w:sz w:val="19"/>
-              </w:rPr>
-              <w:t xml:space="preserve">CSS </w:t>
-            </w:r>
-            <w:r>
-              <w:rPr>
-                <w:sz w:val="19"/>
-              </w:rPr>
-              <w:t>断点</w:t>
-            </w:r>
-            <w:r>
-              <w:rPr>
-                <w:sz w:val="19"/>
-              </w:rPr>
-              <w:t xml:space="preserve"> ↔ JS </w:t>
-            </w:r>
-            <w:r>
-              <w:rPr>
-                <w:sz w:val="19"/>
-              </w:rPr>
-              <w:t>常量）、</w:t>
-            </w:r>
-            <w:r>
-              <w:rPr>
-                <w:sz w:val="19"/>
-              </w:rPr>
-              <w:t xml:space="preserve">CSS </w:t>
-            </w:r>
-            <w:r>
-              <w:rPr>
-                <w:sz w:val="19"/>
-              </w:rPr>
-              <w:t>变量契约（防被遮蔽）</w:t>
+              <w:t>JS 语法、DOM id 与 CSS 类名对应、显隐规则、接口路径与后端 OpenAPI 交叉核对、布局契约（CSS 断点 ↔ JS 常量）、CSS 变量契约（防被遮蔽）</w:t>
             </w:r>
           </w:p>
         </w:tc>
@@ -7585,87 +6049,45 @@
               <w:rPr>
                 <w:sz w:val="19"/>
               </w:rPr>
-              <w:t>前端行为测试（</w:t>
+              <w:t>前端行为测试（Node + DOM 桩）</w:t>
             </w:r>
+          </w:p>
+        </w:tc>
+        <w:tc>
+          <w:tcPr>
+            <w:tcW w:w="1928" w:type="dxa"/>
+          </w:tcPr>
+          <w:p>
+            <w:pPr>
+              <w:spacing w:before="20" w:after="20"/>
+              <w:rPr>
+                <w:rFonts w:hint="eastAsia"/>
+              </w:rPr>
+            </w:pPr>
             <w:r>
               <w:rPr>
                 <w:sz w:val="19"/>
               </w:rPr>
-              <w:t xml:space="preserve">Node + DOM </w:t>
+              <w:t>273 项</w:t>
             </w:r>
+          </w:p>
+        </w:tc>
+        <w:tc>
+          <w:tcPr>
+            <w:tcW w:w="4535" w:type="dxa"/>
+          </w:tcPr>
+          <w:p>
+            <w:pPr>
+              <w:spacing w:before="20" w:after="20"/>
+              <w:rPr>
+                <w:rFonts w:hint="eastAsia"/>
+              </w:rPr>
+            </w:pPr>
             <w:r>
               <w:rPr>
                 <w:sz w:val="19"/>
               </w:rPr>
-              <w:t>桩）</w:t>
-            </w:r>
-          </w:p>
-        </w:tc>
-        <w:tc>
-          <w:tcPr>
-            <w:tcW w:w="1928" w:type="dxa"/>
-          </w:tcPr>
-          <w:p>
-            <w:pPr>
-              <w:spacing w:before="20" w:after="20"/>
-              <w:rPr>
-                <w:rFonts w:hint="eastAsia"/>
-              </w:rPr>
-            </w:pPr>
-            <w:r>
-              <w:rPr>
-                <w:sz w:val="19"/>
-              </w:rPr>
-              <w:t xml:space="preserve">273 </w:t>
-            </w:r>
-            <w:r>
-              <w:rPr>
-                <w:sz w:val="19"/>
-              </w:rPr>
-              <w:t>项</w:t>
-            </w:r>
-          </w:p>
-        </w:tc>
-        <w:tc>
-          <w:tcPr>
-            <w:tcW w:w="4535" w:type="dxa"/>
-          </w:tcPr>
-          <w:p>
-            <w:pPr>
-              <w:spacing w:before="20" w:after="20"/>
-              <w:rPr>
-                <w:rFonts w:hint="eastAsia"/>
-              </w:rPr>
-            </w:pPr>
-            <w:r>
-              <w:rPr>
-                <w:sz w:val="19"/>
-              </w:rPr>
-              <w:t>真跑</w:t>
-            </w:r>
-            <w:r>
-              <w:rPr>
-                <w:sz w:val="19"/>
-              </w:rPr>
-              <w:t xml:space="preserve"> app.js</w:t>
-            </w:r>
-            <w:r>
-              <w:rPr>
-                <w:sz w:val="19"/>
-              </w:rPr>
-              <w:t>：面板拖动、布局分档与缩放重夹、错题本渲染、时间解析、</w:t>
-            </w:r>
-            <w:r>
-              <w:rPr>
-                <w:sz w:val="19"/>
-              </w:rPr>
-              <w:t xml:space="preserve">Markdown </w:t>
-            </w:r>
-            <w:r>
-              <w:rPr>
-                <w:sz w:val="19"/>
-              </w:rPr>
-              <w:t>消毒</w:t>
+              <w:t>真跑 app.js：面板拖动、布局分档与缩放重夹、错题本渲染、时间解析、Markdown 消毒</w:t>
             </w:r>
           </w:p>
         </w:tc>
@@ -7684,21 +6106,7 @@
           <w:color w:val="444444"/>
           <w:sz w:val="21"/>
         </w:rPr>
-        <w:t>表</w:t>
-      </w:r>
-      <w:r>
-        <w:rPr>
-          <w:color w:val="444444"/>
-          <w:sz w:val="21"/>
-        </w:rPr>
-        <w:t xml:space="preserve"> 5-1  </w:t>
-      </w:r>
-      <w:r>
-        <w:rPr>
-          <w:color w:val="444444"/>
-          <w:sz w:val="21"/>
-        </w:rPr>
-        <w:t>三层测试体系</w:t>
+        <w:t>表 5-1  三层测试体系</w:t>
       </w:r>
     </w:p>
     <w:p>
@@ -7706,11 +6114,12 @@
         <w:pStyle w:val="21"/>
         <w:spacing w:before="160" w:after="120" w:line="240" w:lineRule="auto"/>
       </w:pPr>
-      <w:bookmarkStart w:id="22" w:name="_Toc242447076"/>
+      <w:bookmarkStart w:id="22" w:name="_Toc242449892"/>
       <w:r>
         <w:rPr>
           <w:rFonts w:ascii="宋体" w:eastAsia="宋体" w:hAnsi="宋体"/>
         </w:rPr>
+        <w:lastRenderedPageBreak/>
         <w:t>（二）实测结果</w:t>
       </w:r>
       <w:bookmarkEnd w:id="22"/>
@@ -7793,44 +6202,26 @@
               <w:rPr>
                 <w:sz w:val="19"/>
               </w:rPr>
-              <w:t>后端测试（</w:t>
+              <w:t>后端测试（pytest）</w:t>
             </w:r>
+          </w:p>
+        </w:tc>
+        <w:tc>
+          <w:tcPr>
+            <w:tcW w:w="5896" w:type="dxa"/>
+          </w:tcPr>
+          <w:p>
+            <w:pPr>
+              <w:spacing w:before="20" w:after="20"/>
+              <w:rPr>
+                <w:rFonts w:hint="eastAsia"/>
+              </w:rPr>
+            </w:pPr>
             <w:r>
               <w:rPr>
                 <w:sz w:val="19"/>
               </w:rPr>
-              <w:t>pytest</w:t>
-            </w:r>
-            <w:r>
-              <w:rPr>
-                <w:sz w:val="19"/>
-              </w:rPr>
-              <w:t>）</w:t>
-            </w:r>
-          </w:p>
-        </w:tc>
-        <w:tc>
-          <w:tcPr>
-            <w:tcW w:w="5896" w:type="dxa"/>
-          </w:tcPr>
-          <w:p>
-            <w:pPr>
-              <w:spacing w:before="20" w:after="20"/>
-              <w:rPr>
-                <w:rFonts w:hint="eastAsia"/>
-              </w:rPr>
-            </w:pPr>
-            <w:r>
-              <w:rPr>
-                <w:sz w:val="19"/>
-              </w:rPr>
-              <w:t>856 passed</w:t>
-            </w:r>
-            <w:r>
-              <w:rPr>
-                <w:sz w:val="19"/>
-              </w:rPr>
-              <w:t>，无失败、无跳过</w:t>
+              <w:t>856 passed，无失败、无跳过</w:t>
             </w:r>
           </w:p>
         </w:tc>
@@ -7854,57 +6245,26 @@
               <w:rPr>
                 <w:sz w:val="19"/>
               </w:rPr>
-              <w:lastRenderedPageBreak/>
-              <w:t>代码规范检查（</w:t>
+              <w:t>代码规范检查（ruff）</w:t>
             </w:r>
+          </w:p>
+        </w:tc>
+        <w:tc>
+          <w:tcPr>
+            <w:tcW w:w="5896" w:type="dxa"/>
+          </w:tcPr>
+          <w:p>
+            <w:pPr>
+              <w:spacing w:before="20" w:after="20"/>
+              <w:rPr>
+                <w:rFonts w:hint="eastAsia"/>
+              </w:rPr>
+            </w:pPr>
             <w:r>
               <w:rPr>
                 <w:sz w:val="19"/>
               </w:rPr>
-              <w:t>ruff</w:t>
-            </w:r>
-            <w:r>
-              <w:rPr>
-                <w:sz w:val="19"/>
-              </w:rPr>
-              <w:t>）</w:t>
-            </w:r>
-          </w:p>
-        </w:tc>
-        <w:tc>
-          <w:tcPr>
-            <w:tcW w:w="5896" w:type="dxa"/>
-          </w:tcPr>
-          <w:p>
-            <w:pPr>
-              <w:spacing w:before="20" w:after="20"/>
-              <w:rPr>
-                <w:rFonts w:hint="eastAsia"/>
-              </w:rPr>
-            </w:pPr>
-            <w:r>
-              <w:rPr>
-                <w:sz w:val="19"/>
-              </w:rPr>
-              <w:t>All checks passed</w:t>
-            </w:r>
-            <w:r>
-              <w:rPr>
-                <w:sz w:val="19"/>
-              </w:rPr>
-              <w:t>（</w:t>
-            </w:r>
-            <w:r>
-              <w:rPr>
-                <w:sz w:val="19"/>
-              </w:rPr>
-              <w:t xml:space="preserve">0 </w:t>
-            </w:r>
-            <w:r>
-              <w:rPr>
-                <w:sz w:val="19"/>
-              </w:rPr>
-              <w:t>问题）</w:t>
+              <w:t>All checks passed（0 问题）</w:t>
             </w:r>
           </w:p>
         </w:tc>
@@ -7928,50 +6288,26 @@
               <w:rPr>
                 <w:sz w:val="19"/>
               </w:rPr>
-              <w:t>前端静态</w:t>
+              <w:t>前端静态 + 行为检查</w:t>
             </w:r>
+          </w:p>
+        </w:tc>
+        <w:tc>
+          <w:tcPr>
+            <w:tcW w:w="5896" w:type="dxa"/>
+          </w:tcPr>
+          <w:p>
+            <w:pPr>
+              <w:spacing w:before="20" w:after="20"/>
+              <w:rPr>
+                <w:rFonts w:hint="eastAsia"/>
+              </w:rPr>
+            </w:pPr>
             <w:r>
               <w:rPr>
                 <w:sz w:val="19"/>
               </w:rPr>
-              <w:t xml:space="preserve"> + </w:t>
-            </w:r>
-            <w:r>
-              <w:rPr>
-                <w:sz w:val="19"/>
-              </w:rPr>
-              <w:t>行为检查</w:t>
-            </w:r>
-          </w:p>
-        </w:tc>
-        <w:tc>
-          <w:tcPr>
-            <w:tcW w:w="5896" w:type="dxa"/>
-          </w:tcPr>
-          <w:p>
-            <w:pPr>
-              <w:spacing w:before="20" w:after="20"/>
-              <w:rPr>
-                <w:rFonts w:hint="eastAsia"/>
-              </w:rPr>
-            </w:pPr>
-            <w:r>
-              <w:rPr>
-                <w:sz w:val="19"/>
-              </w:rPr>
-              <w:t>全部通过（行为测试</w:t>
-            </w:r>
-            <w:r>
-              <w:rPr>
-                <w:sz w:val="19"/>
-              </w:rPr>
-              <w:t xml:space="preserve"> 273/273</w:t>
-            </w:r>
-            <w:r>
-              <w:rPr>
-                <w:sz w:val="19"/>
-              </w:rPr>
-              <w:t>）</w:t>
+              <w:t>全部通过（行为测试 237/237）</w:t>
             </w:r>
           </w:p>
         </w:tc>
@@ -8014,61 +6350,7 @@
               <w:rPr>
                 <w:sz w:val="19"/>
               </w:rPr>
-              <w:t>70/70</w:t>
-            </w:r>
-            <w:r>
-              <w:rPr>
-                <w:sz w:val="19"/>
-              </w:rPr>
-              <w:t>（模块注册</w:t>
-            </w:r>
-            <w:r>
-              <w:rPr>
-                <w:sz w:val="19"/>
-              </w:rPr>
-              <w:t xml:space="preserve"> / </w:t>
-            </w:r>
-            <w:r>
-              <w:rPr>
-                <w:sz w:val="19"/>
-              </w:rPr>
-              <w:t>依赖一致</w:t>
-            </w:r>
-            <w:r>
-              <w:rPr>
-                <w:sz w:val="19"/>
-              </w:rPr>
-              <w:t xml:space="preserve"> / README </w:t>
-            </w:r>
-            <w:r>
-              <w:rPr>
-                <w:sz w:val="19"/>
-              </w:rPr>
-              <w:t>接口与章节</w:t>
-            </w:r>
-            <w:r>
-              <w:rPr>
-                <w:sz w:val="19"/>
-              </w:rPr>
-              <w:t xml:space="preserve"> / </w:t>
-            </w:r>
-            <w:r>
-              <w:rPr>
-                <w:sz w:val="19"/>
-              </w:rPr>
-              <w:t>数据库表</w:t>
-            </w:r>
-            <w:r>
-              <w:rPr>
-                <w:sz w:val="19"/>
-              </w:rPr>
-              <w:t xml:space="preserve"> / </w:t>
-            </w:r>
-            <w:r>
-              <w:rPr>
-                <w:sz w:val="19"/>
-              </w:rPr>
-              <w:t>启动脚本）</w:t>
+              <w:t>69/69（模块注册 / 依赖一致 / README 接口与章节 / 数据库表 / 启动脚本）</w:t>
             </w:r>
           </w:p>
         </w:tc>
@@ -8111,49 +6393,7 @@
               <w:rPr>
                 <w:sz w:val="19"/>
               </w:rPr>
-              <w:t>10/10</w:t>
-            </w:r>
-            <w:r>
-              <w:rPr>
-                <w:sz w:val="19"/>
-              </w:rPr>
-              <w:t>（真实执行</w:t>
-            </w:r>
-            <w:r>
-              <w:rPr>
-                <w:sz w:val="19"/>
-              </w:rPr>
-              <w:t xml:space="preserve"> start.bat → </w:t>
-            </w:r>
-            <w:r>
-              <w:rPr>
-                <w:sz w:val="19"/>
-              </w:rPr>
-              <w:t>服务就绪</w:t>
-            </w:r>
-            <w:r>
-              <w:rPr>
-                <w:sz w:val="19"/>
-              </w:rPr>
-              <w:t xml:space="preserve"> → </w:t>
-            </w:r>
-            <w:r>
-              <w:rPr>
-                <w:sz w:val="19"/>
-              </w:rPr>
-              <w:t>页面可访问</w:t>
-            </w:r>
-            <w:r>
-              <w:rPr>
-                <w:sz w:val="19"/>
-              </w:rPr>
-              <w:t xml:space="preserve"> → stop.bat </w:t>
-            </w:r>
-            <w:r>
-              <w:rPr>
-                <w:sz w:val="19"/>
-              </w:rPr>
-              <w:t>释放端口）</w:t>
+              <w:t>10/10（真实执行 start.bat → 服务就绪 → 页面可访问 → stop.bat 释放端口）</w:t>
             </w:r>
           </w:p>
         </w:tc>
@@ -8196,133 +6436,7 @@
               <w:rPr>
                 <w:sz w:val="19"/>
               </w:rPr>
-              <w:t>错题本</w:t>
-            </w:r>
-            <w:r>
-              <w:rPr>
-                <w:sz w:val="19"/>
-              </w:rPr>
-              <w:t xml:space="preserve"> 14/14</w:t>
-            </w:r>
-            <w:r>
-              <w:rPr>
-                <w:sz w:val="19"/>
-              </w:rPr>
-              <w:t>、拖拽</w:t>
-            </w:r>
-            <w:r>
-              <w:rPr>
-                <w:sz w:val="19"/>
-              </w:rPr>
-              <w:t xml:space="preserve"> 27/27</w:t>
-            </w:r>
-            <w:r>
-              <w:rPr>
-                <w:sz w:val="19"/>
-              </w:rPr>
-              <w:t>、前端</w:t>
-            </w:r>
-            <w:r>
-              <w:rPr>
-                <w:sz w:val="19"/>
-              </w:rPr>
-              <w:t xml:space="preserve"> 16/16</w:t>
-            </w:r>
-            <w:r>
-              <w:rPr>
-                <w:sz w:val="19"/>
-              </w:rPr>
-              <w:t>、整合自检</w:t>
-            </w:r>
-            <w:r>
-              <w:rPr>
-                <w:sz w:val="19"/>
-              </w:rPr>
-              <w:t xml:space="preserve"> 68/68</w:t>
-            </w:r>
-            <w:r>
-              <w:rPr>
-                <w:sz w:val="19"/>
-              </w:rPr>
-              <w:t>、模型切换</w:t>
-            </w:r>
-            <w:r>
-              <w:rPr>
-                <w:sz w:val="19"/>
-              </w:rPr>
-              <w:t xml:space="preserve"> 12/12</w:t>
-            </w:r>
-            <w:r>
-              <w:rPr>
-                <w:sz w:val="19"/>
-              </w:rPr>
-              <w:t>、检测</w:t>
-            </w:r>
-            <w:r>
-              <w:rPr>
-                <w:sz w:val="19"/>
-              </w:rPr>
-              <w:t>/</w:t>
-            </w:r>
-            <w:r>
-              <w:rPr>
-                <w:sz w:val="19"/>
-              </w:rPr>
-              <w:t>改错</w:t>
-            </w:r>
-            <w:r>
-              <w:rPr>
-                <w:sz w:val="19"/>
-              </w:rPr>
-              <w:t>/</w:t>
-            </w:r>
-            <w:r>
-              <w:rPr>
-                <w:sz w:val="19"/>
-              </w:rPr>
-              <w:t>注释</w:t>
-            </w:r>
-            <w:r>
-              <w:rPr>
-                <w:sz w:val="19"/>
-              </w:rPr>
-              <w:t xml:space="preserve"> 9/9</w:t>
-            </w:r>
-            <w:r>
-              <w:rPr>
-                <w:sz w:val="19"/>
-              </w:rPr>
-              <w:t>、</w:t>
-            </w:r>
-            <w:r>
-              <w:rPr>
-                <w:sz w:val="19"/>
-              </w:rPr>
-              <w:t>9/9</w:t>
-            </w:r>
-            <w:r>
-              <w:rPr>
-                <w:sz w:val="19"/>
-              </w:rPr>
-              <w:t>、</w:t>
-            </w:r>
-            <w:r>
-              <w:rPr>
-                <w:sz w:val="19"/>
-              </w:rPr>
-              <w:t>6/6</w:t>
-            </w:r>
-            <w:r>
-              <w:rPr>
-                <w:sz w:val="19"/>
-              </w:rPr>
-              <w:t>、学习报告与能力雷达</w:t>
-            </w:r>
-            <w:r>
-              <w:rPr>
-                <w:sz w:val="19"/>
-              </w:rPr>
-              <w:t xml:space="preserve"> 104/104</w:t>
+              <w:t>错题本 14/14、拖拽 27/27、前端 16/16、整合自检 69/69、模型切换 12/12、检测/改错/注释 9/9、9/9、6/6、学习报告与能力雷达 104/104</w:t>
             </w:r>
           </w:p>
         </w:tc>
@@ -8365,37 +6479,7 @@
               <w:rPr>
                 <w:sz w:val="19"/>
               </w:rPr>
-              <w:t xml:space="preserve">0 </w:t>
-            </w:r>
-            <w:r>
-              <w:rPr>
-                <w:sz w:val="19"/>
-              </w:rPr>
-              <w:t>处（无未被引用的模块</w:t>
-            </w:r>
-            <w:r>
-              <w:rPr>
-                <w:sz w:val="19"/>
-              </w:rPr>
-              <w:t xml:space="preserve"> / </w:t>
-            </w:r>
-            <w:r>
-              <w:rPr>
-                <w:sz w:val="19"/>
-              </w:rPr>
-              <w:t>函数</w:t>
-            </w:r>
-            <w:r>
-              <w:rPr>
-                <w:sz w:val="19"/>
-              </w:rPr>
-              <w:t xml:space="preserve"> / CSS </w:t>
-            </w:r>
-            <w:r>
-              <w:rPr>
-                <w:sz w:val="19"/>
-              </w:rPr>
-              <w:t>类名）</w:t>
+              <w:t>0 处（无未被引用的模块 / 函数 / CSS 类名）</w:t>
             </w:r>
           </w:p>
         </w:tc>
@@ -8414,21 +6498,7 @@
           <w:color w:val="444444"/>
           <w:sz w:val="21"/>
         </w:rPr>
-        <w:t>表</w:t>
-      </w:r>
-      <w:r>
-        <w:rPr>
-          <w:color w:val="444444"/>
-          <w:sz w:val="21"/>
-        </w:rPr>
-        <w:t xml:space="preserve"> 5-2  </w:t>
-      </w:r>
-      <w:r>
-        <w:rPr>
-          <w:color w:val="444444"/>
-          <w:sz w:val="21"/>
-        </w:rPr>
-        <w:t>实测结果</w:t>
+        <w:t>表 5-2  实测结果</w:t>
       </w:r>
     </w:p>
     <w:p>
@@ -8436,7 +6506,7 @@
         <w:pStyle w:val="21"/>
         <w:spacing w:before="160" w:after="120" w:line="240" w:lineRule="auto"/>
       </w:pPr>
-      <w:bookmarkStart w:id="23" w:name="_Toc242447077"/>
+      <w:bookmarkStart w:id="23" w:name="_Toc242449893"/>
       <w:r>
         <w:rPr>
           <w:rFonts w:ascii="宋体" w:eastAsia="宋体" w:hAnsi="宋体"/>
@@ -8536,68 +6606,26 @@
               <w:rPr>
                 <w:sz w:val="19"/>
               </w:rPr>
-              <w:t>未配置大模型</w:t>
+              <w:t>未配置大模型 Key</w:t>
             </w:r>
+          </w:p>
+        </w:tc>
+        <w:tc>
+          <w:tcPr>
+            <w:tcW w:w="6236" w:type="dxa"/>
+          </w:tcPr>
+          <w:p>
+            <w:pPr>
+              <w:spacing w:before="20" w:after="20"/>
+              <w:rPr>
+                <w:rFonts w:hint="eastAsia"/>
+              </w:rPr>
+            </w:pPr>
             <w:r>
               <w:rPr>
                 <w:sz w:val="19"/>
               </w:rPr>
-              <w:t xml:space="preserve"> Key</w:t>
-            </w:r>
-          </w:p>
-        </w:tc>
-        <w:tc>
-          <w:tcPr>
-            <w:tcW w:w="6236" w:type="dxa"/>
-          </w:tcPr>
-          <w:p>
-            <w:pPr>
-              <w:spacing w:before="20" w:after="20"/>
-              <w:rPr>
-                <w:rFonts w:hint="eastAsia"/>
-              </w:rPr>
-            </w:pPr>
-            <w:r>
-              <w:rPr>
-                <w:sz w:val="19"/>
-              </w:rPr>
-              <w:t>本地解析、语言识别、在线编辑、错题查看照常可用；</w:t>
-            </w:r>
-            <w:r>
-              <w:rPr>
-                <w:sz w:val="19"/>
-              </w:rPr>
-              <w:t xml:space="preserve">AI </w:t>
-            </w:r>
-            <w:r>
-              <w:rPr>
-                <w:sz w:val="19"/>
-              </w:rPr>
-              <w:t>接口返回</w:t>
-            </w:r>
-            <w:r>
-              <w:rPr>
-                <w:sz w:val="19"/>
-              </w:rPr>
-              <w:t xml:space="preserve"> 503 </w:t>
-            </w:r>
-            <w:r>
-              <w:rPr>
-                <w:sz w:val="19"/>
-              </w:rPr>
-              <w:t>并说明「去哪里填</w:t>
-            </w:r>
-            <w:r>
-              <w:rPr>
-                <w:sz w:val="19"/>
-              </w:rPr>
-              <w:t xml:space="preserve"> Key</w:t>
-            </w:r>
-            <w:r>
-              <w:rPr>
-                <w:sz w:val="19"/>
-              </w:rPr>
-              <w:t>」</w:t>
+              <w:t>本地解析、语言识别、在线编辑、错题查看照常可用；AI 接口返回 503 并说明「去哪里填 Key」</w:t>
             </w:r>
           </w:p>
         </w:tc>
@@ -8640,19 +6668,7 @@
               <w:rPr>
                 <w:sz w:val="19"/>
               </w:rPr>
-              <w:t>返回</w:t>
-            </w:r>
-            <w:r>
-              <w:rPr>
-                <w:sz w:val="19"/>
-              </w:rPr>
-              <w:t xml:space="preserve"> 502 </w:t>
-            </w:r>
-            <w:r>
-              <w:rPr>
-                <w:sz w:val="19"/>
-              </w:rPr>
-              <w:t>提示重试，且</w:t>
+              <w:t>返回 502 提示重试，且</w:t>
             </w:r>
             <w:r>
               <w:rPr>
@@ -8751,43 +6767,7 @@
               <w:rPr>
                 <w:sz w:val="19"/>
               </w:rPr>
-              <w:t>三档布局（</w:t>
-            </w:r>
-            <w:r>
-              <w:rPr>
-                <w:sz w:val="19"/>
-              </w:rPr>
-              <w:t xml:space="preserve">≥1200px </w:t>
-            </w:r>
-            <w:r>
-              <w:rPr>
-                <w:sz w:val="19"/>
-              </w:rPr>
-              <w:t>三栏</w:t>
-            </w:r>
-            <w:r>
-              <w:rPr>
-                <w:sz w:val="19"/>
-              </w:rPr>
-              <w:t xml:space="preserve"> / 900–1199px </w:t>
-            </w:r>
-            <w:r>
-              <w:rPr>
-                <w:sz w:val="19"/>
-              </w:rPr>
-              <w:t>两栏</w:t>
-            </w:r>
-            <w:r>
-              <w:rPr>
-                <w:sz w:val="19"/>
-              </w:rPr>
-              <w:t xml:space="preserve"> / &lt;900px </w:t>
-            </w:r>
-            <w:r>
-              <w:rPr>
-                <w:sz w:val="19"/>
-              </w:rPr>
-              <w:t>单栏）自动切换，并重新夹取历史尺寸</w:t>
+              <w:t>三档布局（≥1200px 三栏 / 900–1199px 两栏 / &lt;900px 单栏）自动切换，并重新夹取历史尺寸</w:t>
             </w:r>
           </w:p>
         </w:tc>
@@ -8806,21 +6786,7 @@
           <w:color w:val="444444"/>
           <w:sz w:val="21"/>
         </w:rPr>
-        <w:t>表</w:t>
-      </w:r>
-      <w:r>
-        <w:rPr>
-          <w:color w:val="444444"/>
-          <w:sz w:val="21"/>
-        </w:rPr>
-        <w:t xml:space="preserve"> 5-3  </w:t>
-      </w:r>
-      <w:r>
-        <w:rPr>
-          <w:color w:val="444444"/>
-          <w:sz w:val="21"/>
-        </w:rPr>
-        <w:t>边界与降级策略</w:t>
+        <w:t>表 5-3  边界与降级策略</w:t>
       </w:r>
     </w:p>
     <w:p>
@@ -8828,7 +6794,7 @@
         <w:pStyle w:val="1"/>
         <w:spacing w:before="240" w:after="120" w:line="240" w:lineRule="auto"/>
       </w:pPr>
-      <w:bookmarkStart w:id="24" w:name="_Toc242447078"/>
+      <w:bookmarkStart w:id="24" w:name="_Toc242449894"/>
       <w:r>
         <w:rPr>
           <w:rFonts w:ascii="宋体" w:eastAsia="宋体" w:hAnsi="宋体"/>
@@ -8853,13 +6819,7 @@
         <w:t>对学生的价值</w:t>
       </w:r>
       <w:r>
-        <w:t>：把「改完就忘」变成「错题驱动复习」。学生不需要额外整理笔记</w:t>
-      </w:r>
-      <w:r>
-        <w:t>——</w:t>
-      </w:r>
-      <w:r>
-        <w:t>每次诊断自动归档，易错知识点以排行形式呈现，新题目直接针对薄弱点生成，练习与纠错形成闭环。</w:t>
+        <w:t>：把「改完就忘」变成「错题驱动复习」。学生不需要额外整理笔记——每次诊断自动归档，易错知识点以排行形式呈现，新题目直接针对薄弱点生成，练习与纠错形成闭环。</w:t>
       </w:r>
     </w:p>
     <w:p>
@@ -8897,13 +6857,7 @@
         <w:t>对推广的价值</w:t>
       </w:r>
       <w:r>
-        <w:t>：交付形态极轻。单文件</w:t>
-      </w:r>
-      <w:r>
-        <w:t xml:space="preserve"> SQLite </w:t>
-      </w:r>
-      <w:r>
-        <w:t>数据库、双击即用的启动脚本、本地化的前端静态资源，使得在机房、离线教室、学生个人电脑上都能直接部署；模型层通过统一抽象支持云端多模型与本地推理，学校可自行选择是否外接大模型。</w:t>
+        <w:t>：交付形态极轻。单文件 SQLite 数据库、双击即用的启动脚本、本地化的前端静态资源，使得在机房、离线教室、学生个人电脑上都能直接部署；模型层通过统一抽象支持云端多模型与本地推理，学校可自行选择是否外接大模型。</w:t>
       </w:r>
     </w:p>
     <w:p>
@@ -8922,13 +6876,7 @@
         <w:t>后续演进方向</w:t>
       </w:r>
       <w:r>
-        <w:t>：其一，错题本支持按学生标识归档（表结构已预留</w:t>
-      </w:r>
-      <w:r>
-        <w:t xml:space="preserve"> student_id </w:t>
-      </w:r>
-      <w:r>
-        <w:t>列，补一个输入框即可支持「一位老师带一个班」）；其二，为知识点引入受控词表，把当前由模型判定为主的知识点归一化，使聚合统计更稳定；其三，加入基于错题分布的复习计划推荐与掌握度曲线。</w:t>
+        <w:t>：其一，错题本支持按学生标识归档（表结构已预留 student_id 列，补一个输入框即可支持「一位老师带一个班」）；其二，为知识点引入受控词表，把当前由模型判定为主的知识点归一化，使聚合统计更稳定；其三，加入基于错题分布的复习计划推荐与掌握度曲线。</w:t>
       </w:r>
     </w:p>
     <w:p>
@@ -8936,7 +6884,7 @@
         <w:pStyle w:val="1"/>
         <w:spacing w:before="240" w:after="120" w:line="240" w:lineRule="auto"/>
       </w:pPr>
-      <w:bookmarkStart w:id="25" w:name="_Toc242447079"/>
+      <w:bookmarkStart w:id="25" w:name="_Toc242449895"/>
       <w:r>
         <w:rPr>
           <w:rFonts w:ascii="宋体" w:eastAsia="宋体" w:hAnsi="宋体"/>
@@ -8950,7 +6898,7 @@
         <w:pStyle w:val="21"/>
         <w:spacing w:before="160" w:after="120" w:line="240" w:lineRule="auto"/>
       </w:pPr>
-      <w:bookmarkStart w:id="26" w:name="_Toc242447080"/>
+      <w:bookmarkStart w:id="26" w:name="_Toc242449896"/>
       <w:r>
         <w:rPr>
           <w:rFonts w:ascii="宋体" w:eastAsia="宋体" w:hAnsi="宋体"/>
@@ -9059,49 +7007,8 @@
               <w:rPr>
                 <w:sz w:val="18"/>
               </w:rPr>
-              <w:t xml:space="preserve">AI </w:t>
-            </w:r>
-            <w:r>
-              <w:rPr>
-                <w:sz w:val="18"/>
-              </w:rPr>
-              <w:t>导师（检测</w:t>
-            </w:r>
-            <w:r>
-              <w:rPr>
-                <w:sz w:val="18"/>
-              </w:rPr>
-              <w:t xml:space="preserve"> / </w:t>
-            </w:r>
-            <w:r>
-              <w:rPr>
-                <w:sz w:val="18"/>
-              </w:rPr>
-              <w:t>注释</w:t>
-            </w:r>
-            <w:r>
-              <w:rPr>
-                <w:sz w:val="18"/>
-              </w:rPr>
-              <w:t xml:space="preserve"> / </w:t>
-            </w:r>
-            <w:r>
-              <w:rPr>
-                <w:sz w:val="18"/>
-              </w:rPr>
-              <w:t>改错</w:t>
-            </w:r>
-            <w:r>
-              <w:rPr>
-                <w:sz w:val="18"/>
-              </w:rPr>
-              <w:t xml:space="preserve"> / </w:t>
-            </w:r>
-            <w:r>
-              <w:rPr>
-                <w:sz w:val="18"/>
-              </w:rPr>
-              <w:t>诊断与错题本）</w:t>
+              <w:lastRenderedPageBreak/>
+              <w:t>AI 导师（检测 / 注释 / 改错 / 诊断与错题本）</w:t>
             </w:r>
           </w:p>
         </w:tc>
@@ -9207,14 +7114,7 @@
               <w:rPr>
                 <w:sz w:val="18"/>
               </w:rPr>
-              <w:lastRenderedPageBreak/>
-              <w:t xml:space="preserve">API Key </w:t>
-            </w:r>
-            <w:r>
-              <w:rPr>
-                <w:sz w:val="18"/>
-              </w:rPr>
-              <w:t>内存会话</w:t>
+              <w:t>API Key 内存会话</w:t>
             </w:r>
           </w:p>
         </w:tc>
@@ -9432,13 +7332,7 @@
               <w:rPr>
                 <w:sz w:val="18"/>
               </w:rPr>
-              <w:t xml:space="preserve">AI </w:t>
-            </w:r>
-            <w:r>
-              <w:rPr>
-                <w:sz w:val="18"/>
-              </w:rPr>
-              <w:t>自动检测（深度版）</w:t>
+              <w:t>AI 自动检测（深度版）</w:t>
             </w:r>
           </w:p>
         </w:tc>
@@ -9544,13 +7438,7 @@
               <w:rPr>
                 <w:sz w:val="18"/>
               </w:rPr>
-              <w:t xml:space="preserve">AI </w:t>
-            </w:r>
-            <w:r>
-              <w:rPr>
-                <w:sz w:val="18"/>
-              </w:rPr>
-              <w:t>注释生成（深度版）</w:t>
+              <w:t>AI 注释生成（深度版）</w:t>
             </w:r>
           </w:p>
         </w:tc>
@@ -9768,13 +7656,7 @@
               <w:rPr>
                 <w:sz w:val="18"/>
               </w:rPr>
-              <w:t xml:space="preserve">AI </w:t>
-            </w:r>
-            <w:r>
-              <w:rPr>
-                <w:sz w:val="18"/>
-              </w:rPr>
-              <w:t>代码改错（深度版）</w:t>
+              <w:t>AI 代码改错（深度版）</w:t>
             </w:r>
           </w:p>
         </w:tc>
@@ -10260,49 +8142,7 @@
               <w:rPr>
                 <w:sz w:val="18"/>
               </w:rPr>
-              <w:t xml:space="preserve">AI </w:t>
-            </w:r>
-            <w:r>
-              <w:rPr>
-                <w:sz w:val="18"/>
-              </w:rPr>
-              <w:t>导师（检测</w:t>
-            </w:r>
-            <w:r>
-              <w:rPr>
-                <w:sz w:val="18"/>
-              </w:rPr>
-              <w:t xml:space="preserve"> / </w:t>
-            </w:r>
-            <w:r>
-              <w:rPr>
-                <w:sz w:val="18"/>
-              </w:rPr>
-              <w:t>注释</w:t>
-            </w:r>
-            <w:r>
-              <w:rPr>
-                <w:sz w:val="18"/>
-              </w:rPr>
-              <w:t xml:space="preserve"> / </w:t>
-            </w:r>
-            <w:r>
-              <w:rPr>
-                <w:sz w:val="18"/>
-              </w:rPr>
-              <w:t>改错</w:t>
-            </w:r>
-            <w:r>
-              <w:rPr>
-                <w:sz w:val="18"/>
-              </w:rPr>
-              <w:t xml:space="preserve"> / </w:t>
-            </w:r>
-            <w:r>
-              <w:rPr>
-                <w:sz w:val="18"/>
-              </w:rPr>
-              <w:t>诊断与错题本）</w:t>
+              <w:t>AI 导师（检测 / 注释 / 改错 / 诊断与错题本）</w:t>
             </w:r>
           </w:p>
         </w:tc>
@@ -10744,31 +8584,7 @@
               <w:rPr>
                 <w:sz w:val="18"/>
               </w:rPr>
-              <w:t>使用时长与学习报告（记录使用时间</w:t>
-            </w:r>
-            <w:r>
-              <w:rPr>
-                <w:sz w:val="18"/>
-              </w:rPr>
-              <w:t xml:space="preserve"> / </w:t>
-            </w:r>
-            <w:r>
-              <w:rPr>
-                <w:sz w:val="18"/>
-              </w:rPr>
-              <w:t>导出</w:t>
-            </w:r>
-            <w:r>
-              <w:rPr>
-                <w:sz w:val="18"/>
-              </w:rPr>
-              <w:t xml:space="preserve"> Word </w:t>
-            </w:r>
-            <w:r>
-              <w:rPr>
-                <w:sz w:val="18"/>
-              </w:rPr>
-              <w:t>给老师）</w:t>
+              <w:t>使用时长与学习报告（记录使用时间 / 导出 Word 给老师）</w:t>
             </w:r>
           </w:p>
         </w:tc>
@@ -11149,49 +8965,8 @@
           <w:color w:val="444444"/>
           <w:sz w:val="21"/>
         </w:rPr>
-        <w:t>表</w:t>
-      </w:r>
-      <w:r>
-        <w:rPr>
-          <w:color w:val="444444"/>
-          <w:sz w:val="21"/>
-        </w:rPr>
-        <w:t xml:space="preserve"> A-1  </w:t>
-      </w:r>
-      <w:r>
-        <w:rPr>
-          <w:color w:val="444444"/>
-          <w:sz w:val="21"/>
-        </w:rPr>
-        <w:t>接口清单（共</w:t>
-      </w:r>
-      <w:r>
-        <w:rPr>
-          <w:color w:val="444444"/>
-          <w:sz w:val="21"/>
-        </w:rPr>
-        <w:t xml:space="preserve"> 33 </w:t>
-      </w:r>
-      <w:r>
-        <w:rPr>
-          <w:color w:val="444444"/>
-          <w:sz w:val="21"/>
-        </w:rPr>
-        <w:t>条路径</w:t>
-      </w:r>
-      <w:r>
-        <w:rPr>
-          <w:color w:val="444444"/>
-          <w:sz w:val="21"/>
-        </w:rPr>
-        <w:t xml:space="preserve"> / 34 </w:t>
-      </w:r>
-      <w:r>
-        <w:rPr>
-          <w:color w:val="444444"/>
-          <w:sz w:val="21"/>
-        </w:rPr>
-        <w:t>个接口）</w:t>
+        <w:lastRenderedPageBreak/>
+        <w:t>表 A-1  接口清单（共 33 条路径 / 34 个接口）</w:t>
       </w:r>
     </w:p>
     <w:p>
@@ -11199,12 +8974,11 @@
         <w:pStyle w:val="21"/>
         <w:spacing w:before="160" w:after="120" w:line="240" w:lineRule="auto"/>
       </w:pPr>
-      <w:bookmarkStart w:id="27" w:name="_Toc242447081"/>
+      <w:bookmarkStart w:id="27" w:name="_Toc242449897"/>
       <w:r>
         <w:rPr>
           <w:rFonts w:ascii="宋体" w:eastAsia="宋体" w:hAnsi="宋体"/>
         </w:rPr>
-        <w:lastRenderedPageBreak/>
         <w:t>（二）数据库表</w:t>
       </w:r>
       <w:bookmarkEnd w:id="27"/>
@@ -11287,50 +9061,26 @@
               <w:rPr>
                 <w:sz w:val="19"/>
               </w:rPr>
-              <w:t>code_check_records</w:t>
+              <w:t>code_check_records（23 列）</w:t>
             </w:r>
+          </w:p>
+        </w:tc>
+        <w:tc>
+          <w:tcPr>
+            <w:tcW w:w="5329" w:type="dxa"/>
+          </w:tcPr>
+          <w:p>
+            <w:pPr>
+              <w:spacing w:before="20" w:after="20"/>
+              <w:rPr>
+                <w:rFonts w:hint="eastAsia"/>
+              </w:rPr>
+            </w:pPr>
             <w:r>
               <w:rPr>
                 <w:sz w:val="19"/>
               </w:rPr>
-              <w:t>（</w:t>
-            </w:r>
-            <w:r>
-              <w:rPr>
-                <w:sz w:val="19"/>
-              </w:rPr>
-              <w:t xml:space="preserve">23 </w:t>
-            </w:r>
-            <w:r>
-              <w:rPr>
-                <w:sz w:val="19"/>
-              </w:rPr>
-              <w:t>列）</w:t>
-            </w:r>
-          </w:p>
-        </w:tc>
-        <w:tc>
-          <w:tcPr>
-            <w:tcW w:w="5329" w:type="dxa"/>
-          </w:tcPr>
-          <w:p>
-            <w:pPr>
-              <w:spacing w:before="20" w:after="20"/>
-              <w:rPr>
-                <w:rFonts w:hint="eastAsia"/>
-              </w:rPr>
-            </w:pPr>
-            <w:r>
-              <w:rPr>
-                <w:sz w:val="19"/>
-              </w:rPr>
-              <w:t xml:space="preserve">AI </w:t>
-            </w:r>
-            <w:r>
-              <w:rPr>
-                <w:sz w:val="19"/>
-              </w:rPr>
-              <w:t>自动检测（深度版）的历史</w:t>
+              <w:t>AI 自动检测（深度版）的历史</w:t>
             </w:r>
           </w:p>
         </w:tc>
@@ -11354,50 +9104,26 @@
               <w:rPr>
                 <w:sz w:val="19"/>
               </w:rPr>
-              <w:t>code_fix_records</w:t>
+              <w:t>code_fix_records（24 列）</w:t>
             </w:r>
+          </w:p>
+        </w:tc>
+        <w:tc>
+          <w:tcPr>
+            <w:tcW w:w="5329" w:type="dxa"/>
+          </w:tcPr>
+          <w:p>
+            <w:pPr>
+              <w:spacing w:before="20" w:after="20"/>
+              <w:rPr>
+                <w:rFonts w:hint="eastAsia"/>
+              </w:rPr>
+            </w:pPr>
             <w:r>
               <w:rPr>
                 <w:sz w:val="19"/>
               </w:rPr>
-              <w:t>（</w:t>
-            </w:r>
-            <w:r>
-              <w:rPr>
-                <w:sz w:val="19"/>
-              </w:rPr>
-              <w:t xml:space="preserve">24 </w:t>
-            </w:r>
-            <w:r>
-              <w:rPr>
-                <w:sz w:val="19"/>
-              </w:rPr>
-              <w:t>列）</w:t>
-            </w:r>
-          </w:p>
-        </w:tc>
-        <w:tc>
-          <w:tcPr>
-            <w:tcW w:w="5329" w:type="dxa"/>
-          </w:tcPr>
-          <w:p>
-            <w:pPr>
-              <w:spacing w:before="20" w:after="20"/>
-              <w:rPr>
-                <w:rFonts w:hint="eastAsia"/>
-              </w:rPr>
-            </w:pPr>
-            <w:r>
-              <w:rPr>
-                <w:sz w:val="19"/>
-              </w:rPr>
-              <w:t xml:space="preserve">AI </w:t>
-            </w:r>
-            <w:r>
-              <w:rPr>
-                <w:sz w:val="19"/>
-              </w:rPr>
-              <w:t>改错（深度版）的历史</w:t>
+              <w:t>AI 改错（深度版）的历史</w:t>
             </w:r>
           </w:p>
         </w:tc>
@@ -11421,50 +9147,26 @@
               <w:rPr>
                 <w:sz w:val="19"/>
               </w:rPr>
-              <w:t>comment_records</w:t>
+              <w:t>comment_records（26 列）</w:t>
             </w:r>
+          </w:p>
+        </w:tc>
+        <w:tc>
+          <w:tcPr>
+            <w:tcW w:w="5329" w:type="dxa"/>
+          </w:tcPr>
+          <w:p>
+            <w:pPr>
+              <w:spacing w:before="20" w:after="20"/>
+              <w:rPr>
+                <w:rFonts w:hint="eastAsia"/>
+              </w:rPr>
+            </w:pPr>
             <w:r>
               <w:rPr>
                 <w:sz w:val="19"/>
               </w:rPr>
-              <w:t>（</w:t>
-            </w:r>
-            <w:r>
-              <w:rPr>
-                <w:sz w:val="19"/>
-              </w:rPr>
-              <w:t xml:space="preserve">26 </w:t>
-            </w:r>
-            <w:r>
-              <w:rPr>
-                <w:sz w:val="19"/>
-              </w:rPr>
-              <w:t>列）</w:t>
-            </w:r>
-          </w:p>
-        </w:tc>
-        <w:tc>
-          <w:tcPr>
-            <w:tcW w:w="5329" w:type="dxa"/>
-          </w:tcPr>
-          <w:p>
-            <w:pPr>
-              <w:spacing w:before="20" w:after="20"/>
-              <w:rPr>
-                <w:rFonts w:hint="eastAsia"/>
-              </w:rPr>
-            </w:pPr>
-            <w:r>
-              <w:rPr>
-                <w:sz w:val="19"/>
-              </w:rPr>
-              <w:t xml:space="preserve">AI </w:t>
-            </w:r>
-            <w:r>
-              <w:rPr>
-                <w:sz w:val="19"/>
-              </w:rPr>
-              <w:t>注释生成（深度版）的历史</w:t>
+              <w:t>AI 注释生成（深度版）的历史</w:t>
             </w:r>
           </w:p>
         </w:tc>
@@ -11488,25 +9190,7 @@
               <w:rPr>
                 <w:sz w:val="19"/>
               </w:rPr>
-              <w:t>student_error_logs</w:t>
-            </w:r>
-            <w:r>
-              <w:rPr>
-                <w:sz w:val="19"/>
-              </w:rPr>
-              <w:t>（</w:t>
-            </w:r>
-            <w:r>
-              <w:rPr>
-                <w:sz w:val="19"/>
-              </w:rPr>
-              <w:t xml:space="preserve">13 </w:t>
-            </w:r>
-            <w:r>
-              <w:rPr>
-                <w:sz w:val="19"/>
-              </w:rPr>
-              <w:t>列）</w:t>
+              <w:t>student_error_logs（13 列）</w:t>
             </w:r>
           </w:p>
         </w:tc>
@@ -11549,56 +9233,26 @@
               <w:rPr>
                 <w:sz w:val="19"/>
               </w:rPr>
-              <w:t>usage_sessions</w:t>
+              <w:t>usage_sessions（8 列）</w:t>
             </w:r>
+          </w:p>
+        </w:tc>
+        <w:tc>
+          <w:tcPr>
+            <w:tcW w:w="5329" w:type="dxa"/>
+          </w:tcPr>
+          <w:p>
+            <w:pPr>
+              <w:spacing w:before="20" w:after="20"/>
+              <w:rPr>
+                <w:rFonts w:hint="eastAsia"/>
+              </w:rPr>
+            </w:pPr>
             <w:r>
               <w:rPr>
                 <w:sz w:val="19"/>
               </w:rPr>
-              <w:t>（</w:t>
-            </w:r>
-            <w:r>
-              <w:rPr>
-                <w:sz w:val="19"/>
-              </w:rPr>
-              <w:t xml:space="preserve">8 </w:t>
-            </w:r>
-            <w:r>
-              <w:rPr>
-                <w:sz w:val="19"/>
-              </w:rPr>
-              <w:t>列）</w:t>
-            </w:r>
-          </w:p>
-        </w:tc>
-        <w:tc>
-          <w:tcPr>
-            <w:tcW w:w="5329" w:type="dxa"/>
-          </w:tcPr>
-          <w:p>
-            <w:pPr>
-              <w:spacing w:before="20" w:after="20"/>
-              <w:rPr>
-                <w:rFonts w:hint="eastAsia"/>
-              </w:rPr>
-            </w:pPr>
-            <w:r>
-              <w:rPr>
-                <w:sz w:val="19"/>
-              </w:rPr>
-              <w:t>使用时长：每次双击</w:t>
-            </w:r>
-            <w:r>
-              <w:rPr>
-                <w:sz w:val="19"/>
-              </w:rPr>
-              <w:t xml:space="preserve"> start.bat </w:t>
-            </w:r>
-            <w:r>
-              <w:rPr>
-                <w:sz w:val="19"/>
-              </w:rPr>
-              <w:t>一条，前端心跳累加有效时长</w:t>
+              <w:t>使用时长：每次双击 start.bat 一条，前端心跳累加有效时长</w:t>
             </w:r>
           </w:p>
         </w:tc>
@@ -11617,49 +9271,7 @@
           <w:color w:val="444444"/>
           <w:sz w:val="21"/>
         </w:rPr>
-        <w:t>表</w:t>
-      </w:r>
-      <w:r>
-        <w:rPr>
-          <w:color w:val="444444"/>
-          <w:sz w:val="21"/>
-        </w:rPr>
-        <w:t xml:space="preserve"> A-2  </w:t>
-      </w:r>
-      <w:r>
-        <w:rPr>
-          <w:color w:val="444444"/>
-          <w:sz w:val="21"/>
-        </w:rPr>
-        <w:t>数据库表（共</w:t>
-      </w:r>
-      <w:r>
-        <w:rPr>
-          <w:color w:val="444444"/>
-          <w:sz w:val="21"/>
-        </w:rPr>
-        <w:t xml:space="preserve"> 6 </w:t>
-      </w:r>
-      <w:r>
-        <w:rPr>
-          <w:color w:val="444444"/>
-          <w:sz w:val="21"/>
-        </w:rPr>
-        <w:t>张，全部落在单个</w:t>
-      </w:r>
-      <w:r>
-        <w:rPr>
-          <w:color w:val="444444"/>
-          <w:sz w:val="21"/>
-        </w:rPr>
-        <w:t xml:space="preserve"> SQLite </w:t>
-      </w:r>
-      <w:r>
-        <w:rPr>
-          <w:color w:val="444444"/>
-          <w:sz w:val="21"/>
-        </w:rPr>
-        <w:t>文件）</w:t>
+        <w:t>表 A-2  数据库表（共 6 张，全部落在单个 SQLite 文件）</w:t>
       </w:r>
     </w:p>
     <w:p>
@@ -11667,7 +9279,7 @@
         <w:pStyle w:val="21"/>
         <w:spacing w:before="160" w:after="120" w:line="240" w:lineRule="auto"/>
       </w:pPr>
-      <w:bookmarkStart w:id="28" w:name="_Toc242447082"/>
+      <w:bookmarkStart w:id="28" w:name="_Toc242449898"/>
       <w:r>
         <w:rPr>
           <w:rFonts w:ascii="宋体" w:eastAsia="宋体" w:hAnsi="宋体"/>
@@ -11685,31 +9297,7 @@
         </w:rPr>
       </w:pPr>
       <w:r>
-        <w:t>环境要求：</w:t>
-      </w:r>
-      <w:r>
-        <w:t>Python 3.11 / 3.12</w:t>
-      </w:r>
-      <w:r>
-        <w:t>；</w:t>
-      </w:r>
-      <w:r>
-        <w:t xml:space="preserve">Windows </w:t>
-      </w:r>
-      <w:r>
-        <w:t>上若未安装，</w:t>
-      </w:r>
-      <w:r>
-        <w:t xml:space="preserve">start.bat </w:t>
-      </w:r>
-      <w:r>
-        <w:t>会自动下载并静默安装（只装给当前用户，无需管理员权限），</w:t>
-      </w:r>
-      <w:r>
-        <w:t xml:space="preserve">Linux / macOS </w:t>
-      </w:r>
-      <w:r>
-        <w:t>需自备。</w:t>
+        <w:t>环境要求：Python 3.11 / 3.12；Windows 上若未安装，start.bat 会自动下载并静默安装（只装给当前用户，无需管理员权限），Linux / macOS 需自备。</w:t>
       </w:r>
     </w:p>
     <w:p>
@@ -11725,42 +9313,7 @@
           <w:rFonts w:ascii="Consolas" w:eastAsia="Consolas" w:hAnsi="Consolas"/>
           <w:sz w:val="20"/>
         </w:rPr>
-        <w:t xml:space="preserve"># 1) </w:t>
-      </w:r>
-      <w:r>
-        <w:rPr>
-          <w:rFonts w:ascii="Consolas" w:eastAsia="Consolas" w:hAnsi="Consolas"/>
-          <w:sz w:val="20"/>
-        </w:rPr>
-        <w:t>获取代码并启动（</w:t>
-      </w:r>
-      <w:r>
-        <w:rPr>
-          <w:rFonts w:ascii="Consolas" w:eastAsia="Consolas" w:hAnsi="Consolas"/>
-          <w:sz w:val="20"/>
-        </w:rPr>
-        <w:t xml:space="preserve">Windows </w:t>
-      </w:r>
-      <w:r>
-        <w:rPr>
-          <w:rFonts w:ascii="Consolas" w:eastAsia="Consolas" w:hAnsi="Consolas"/>
-          <w:sz w:val="20"/>
-        </w:rPr>
-        <w:t>双击</w:t>
-      </w:r>
-      <w:r>
-        <w:rPr>
-          <w:rFonts w:ascii="Consolas" w:eastAsia="Consolas" w:hAnsi="Consolas"/>
-          <w:sz w:val="20"/>
-        </w:rPr>
-        <w:t xml:space="preserve"> start.bat </w:t>
-      </w:r>
-      <w:r>
-        <w:rPr>
-          <w:rFonts w:ascii="Consolas" w:eastAsia="Consolas" w:hAnsi="Consolas"/>
-          <w:sz w:val="20"/>
-        </w:rPr>
-        <w:t>亦可）</w:t>
+        <w:t># 1) 获取代码并启动（Windows 双击 start.bat 亦可）</w:t>
       </w:r>
     </w:p>
     <w:p>
@@ -11776,21 +9329,7 @@
           <w:rFonts w:ascii="Consolas" w:eastAsia="Consolas" w:hAnsi="Consolas"/>
           <w:sz w:val="20"/>
         </w:rPr>
-        <w:t>git clone &lt;</w:t>
-      </w:r>
-      <w:r>
-        <w:rPr>
-          <w:rFonts w:ascii="Consolas" w:eastAsia="Consolas" w:hAnsi="Consolas"/>
-          <w:sz w:val="20"/>
-        </w:rPr>
-        <w:t>仓库地址</w:t>
-      </w:r>
-      <w:r>
-        <w:rPr>
-          <w:rFonts w:ascii="Consolas" w:eastAsia="Consolas" w:hAnsi="Consolas"/>
-          <w:sz w:val="20"/>
-        </w:rPr>
-        <w:t>&gt; &amp;&amp; cd ai-code-tutor-agent</w:t>
+        <w:t>git clone &lt;仓库地址&gt; &amp;&amp; cd ai-code-tutor-agent</w:t>
       </w:r>
     </w:p>
     <w:p>
@@ -11847,14 +9386,7 @@
           <w:rFonts w:ascii="Consolas" w:eastAsia="Consolas" w:hAnsi="Consolas"/>
           <w:sz w:val="20"/>
         </w:rPr>
-        <w:t xml:space="preserve"># 2) </w:t>
-      </w:r>
-      <w:r>
-        <w:rPr>
-          <w:rFonts w:ascii="Consolas" w:eastAsia="Consolas" w:hAnsi="Consolas"/>
-          <w:sz w:val="20"/>
-        </w:rPr>
-        <w:t>启动服务（自动建表、自动开浏览器）</w:t>
+        <w:t># 2) 启动服务（自动建表、自动开浏览器）</w:t>
       </w:r>
     </w:p>
     <w:p>
@@ -11886,21 +9418,7 @@
           <w:rFonts w:ascii="Consolas" w:eastAsia="Consolas" w:hAnsi="Consolas"/>
           <w:sz w:val="20"/>
         </w:rPr>
-        <w:t xml:space="preserve">   → </w:t>
-      </w:r>
-      <w:r>
-        <w:rPr>
-          <w:rFonts w:ascii="Consolas" w:eastAsia="Consolas" w:hAnsi="Consolas"/>
-          <w:sz w:val="20"/>
-        </w:rPr>
-        <w:t>学生端页面</w:t>
-      </w:r>
-      <w:r>
-        <w:rPr>
-          <w:rFonts w:ascii="Consolas" w:eastAsia="Consolas" w:hAnsi="Consolas"/>
-          <w:sz w:val="20"/>
-        </w:rPr>
-        <w:t xml:space="preserve"> http://127.0.0.1:8000/ui/index.html</w:t>
+        <w:t xml:space="preserve">   → 学生端页面 http://127.0.0.1:8000/ui/index.html</w:t>
       </w:r>
     </w:p>
     <w:p>
@@ -11916,21 +9434,7 @@
           <w:rFonts w:ascii="Consolas" w:eastAsia="Consolas" w:hAnsi="Consolas"/>
           <w:sz w:val="20"/>
         </w:rPr>
-        <w:t xml:space="preserve">   → </w:t>
-      </w:r>
-      <w:r>
-        <w:rPr>
-          <w:rFonts w:ascii="Consolas" w:eastAsia="Consolas" w:hAnsi="Consolas"/>
-          <w:sz w:val="20"/>
-        </w:rPr>
-        <w:t>接口文档</w:t>
-      </w:r>
-      <w:r>
-        <w:rPr>
-          <w:rFonts w:ascii="Consolas" w:eastAsia="Consolas" w:hAnsi="Consolas"/>
-          <w:sz w:val="20"/>
-        </w:rPr>
-        <w:t xml:space="preserve">   http://127.0.0.1:8000/docs</w:t>
+        <w:t xml:space="preserve">   → 接口文档   http://127.0.0.1:8000/docs</w:t>
       </w:r>
     </w:p>
     <w:p>
@@ -11955,14 +9459,7 @@
           <w:rFonts w:ascii="Consolas" w:eastAsia="Consolas" w:hAnsi="Consolas"/>
           <w:sz w:val="20"/>
         </w:rPr>
-        <w:t xml:space="preserve"># 3) </w:t>
-      </w:r>
-      <w:r>
-        <w:rPr>
-          <w:rFonts w:ascii="Consolas" w:eastAsia="Consolas" w:hAnsi="Consolas"/>
-          <w:sz w:val="20"/>
-        </w:rPr>
-        <w:t>复现全部验证（均离线可跑）</w:t>
+        <w:t># 3) 复现全部验证（均离线可跑）</w:t>
       </w:r>
     </w:p>
     <w:p>
@@ -11978,14 +9475,7 @@
           <w:rFonts w:ascii="Consolas" w:eastAsia="Consolas" w:hAnsi="Consolas"/>
           <w:sz w:val="20"/>
         </w:rPr>
-        <w:t xml:space="preserve">python -m pytest                 # </w:t>
-      </w:r>
-      <w:r>
-        <w:rPr>
-          <w:rFonts w:ascii="Consolas" w:eastAsia="Consolas" w:hAnsi="Consolas"/>
-          <w:sz w:val="20"/>
-        </w:rPr>
-        <w:t>后端用例</w:t>
+        <w:t>python -m pytest                 # 后端用例</w:t>
       </w:r>
     </w:p>
     <w:p>
@@ -12017,28 +9507,7 @@
           <w:rFonts w:ascii="Consolas" w:eastAsia="Consolas" w:hAnsi="Consolas"/>
           <w:sz w:val="20"/>
         </w:rPr>
-        <w:t xml:space="preserve">python tools/check_frontend.py   # </w:t>
-      </w:r>
-      <w:r>
-        <w:rPr>
-          <w:rFonts w:ascii="Consolas" w:eastAsia="Consolas" w:hAnsi="Consolas"/>
-          <w:sz w:val="20"/>
-        </w:rPr>
-        <w:t>前端静态</w:t>
-      </w:r>
-      <w:r>
-        <w:rPr>
-          <w:rFonts w:ascii="Consolas" w:eastAsia="Consolas" w:hAnsi="Consolas"/>
-          <w:sz w:val="20"/>
-        </w:rPr>
-        <w:t xml:space="preserve"> + </w:t>
-      </w:r>
-      <w:r>
-        <w:rPr>
-          <w:rFonts w:ascii="Consolas" w:eastAsia="Consolas" w:hAnsi="Consolas"/>
-          <w:sz w:val="20"/>
-        </w:rPr>
-        <w:t>行为测试</w:t>
+        <w:t>python tools/check_frontend.py   # 前端静态 + 行为测试</w:t>
       </w:r>
     </w:p>
     <w:p>
@@ -12070,42 +9539,7 @@
           <w:rFonts w:ascii="Consolas" w:eastAsia="Consolas" w:hAnsi="Consolas"/>
           <w:sz w:val="20"/>
         </w:rPr>
-        <w:t xml:space="preserve">python tools/verify_diagnose.py  # </w:t>
-      </w:r>
-      <w:r>
-        <w:rPr>
-          <w:rFonts w:ascii="Consolas" w:eastAsia="Consolas" w:hAnsi="Consolas"/>
-          <w:sz w:val="20"/>
-        </w:rPr>
-        <w:t>错题本</w:t>
-      </w:r>
-      <w:r>
-        <w:rPr>
-          <w:rFonts w:ascii="Consolas" w:eastAsia="Consolas" w:hAnsi="Consolas"/>
-          <w:sz w:val="20"/>
-        </w:rPr>
-        <w:t xml:space="preserve"> + </w:t>
-      </w:r>
-      <w:r>
-        <w:rPr>
-          <w:rFonts w:ascii="Consolas" w:eastAsia="Consolas" w:hAnsi="Consolas"/>
-          <w:sz w:val="20"/>
-        </w:rPr>
-        <w:t>举一反三（加</w:t>
-      </w:r>
-      <w:r>
-        <w:rPr>
-          <w:rFonts w:ascii="Consolas" w:eastAsia="Consolas" w:hAnsi="Consolas"/>
-          <w:sz w:val="20"/>
-        </w:rPr>
-        <w:t xml:space="preserve"> --ai </w:t>
-      </w:r>
-      <w:r>
-        <w:rPr>
-          <w:rFonts w:ascii="Consolas" w:eastAsia="Consolas" w:hAnsi="Consolas"/>
-          <w:sz w:val="20"/>
-        </w:rPr>
-        <w:t>走真实模型）</w:t>
+        <w:t>python tools/verify_diagnose.py  # 错题本 + 举一反三（加 --ai 走真实模型）</w:t>
       </w:r>
     </w:p>
     <w:p>
@@ -12118,25 +9552,7 @@
         </w:rPr>
       </w:pPr>
       <w:r>
-        <w:t>若需启用真实大模型：在页面左侧「模型设置」中填入自己的</w:t>
-      </w:r>
-      <w:r>
-        <w:t xml:space="preserve"> API Key</w:t>
-      </w:r>
-      <w:r>
-        <w:t>，或在项目根目录</w:t>
-      </w:r>
-      <w:r>
-        <w:t xml:space="preserve"> .env </w:t>
-      </w:r>
-      <w:r>
-        <w:t>中配置</w:t>
-      </w:r>
-      <w:r>
-        <w:t xml:space="preserve"> LLM__API_KEY</w:t>
-      </w:r>
-      <w:r>
-        <w:t>；不配置时系统自动降级为本地分析并给出提示。</w:t>
+        <w:t>若需启用真实大模型：在页面左侧「模型设置」中填入自己的 API Key，或在项目根目录 .env 中配置 LLM__API_KEY；不配置时系统自动降级为本地分析并给出提示。</w:t>
       </w:r>
     </w:p>
     <w:sectPr>

--- a/2026AIC-算法创新赛-作品方案-TU0.docx
+++ b/2026AIC-算法创新赛-作品方案-TU0.docx
@@ -298,7 +298,7 @@
       <w:r>
         <w:fldChar w:fldCharType="separate"/>
       </w:r>
-      <w:hyperlink w:anchor="_Toc242449870" w:history="1">
+      <w:hyperlink w:anchor="_Toc242453135" w:history="1">
         <w:r>
           <w:rPr>
             <w:rStyle w:val="aff9"/>
@@ -335,7 +335,7 @@
             <w:noProof/>
             <w:webHidden/>
           </w:rPr>
-          <w:instrText>PAGEREF _Toc242449870 \h</w:instrText>
+          <w:instrText>PAGEREF _Toc242453135 \h</w:instrText>
         </w:r>
         <w:r>
           <w:rPr>
@@ -394,7 +394,7 @@
           <w14:ligatures w14:val="standardContextual"/>
         </w:rPr>
       </w:pPr>
-      <w:hyperlink w:anchor="_Toc242449871" w:history="1">
+      <w:hyperlink w:anchor="_Toc242453136" w:history="1">
         <w:r>
           <w:rPr>
             <w:rStyle w:val="aff9"/>
@@ -431,7 +431,7 @@
             <w:noProof/>
             <w:webHidden/>
           </w:rPr>
-          <w:instrText>PAGEREF _Toc242449871 \h</w:instrText>
+          <w:instrText>PAGEREF _Toc242453136 \h</w:instrText>
         </w:r>
         <w:r>
           <w:rPr>
@@ -491,7 +491,7 @@
           <w14:ligatures w14:val="standardContextual"/>
         </w:rPr>
       </w:pPr>
-      <w:hyperlink w:anchor="_Toc242449872" w:history="1">
+      <w:hyperlink w:anchor="_Toc242453137" w:history="1">
         <w:r>
           <w:rPr>
             <w:rStyle w:val="aff9"/>
@@ -528,7 +528,7 @@
             <w:noProof/>
             <w:webHidden/>
           </w:rPr>
-          <w:instrText>PAGEREF _Toc242449872 \h</w:instrText>
+          <w:instrText>PAGEREF _Toc242453137 \h</w:instrText>
         </w:r>
         <w:r>
           <w:rPr>
@@ -588,7 +588,7 @@
           <w14:ligatures w14:val="standardContextual"/>
         </w:rPr>
       </w:pPr>
-      <w:hyperlink w:anchor="_Toc242449873" w:history="1">
+      <w:hyperlink w:anchor="_Toc242453138" w:history="1">
         <w:r>
           <w:rPr>
             <w:rStyle w:val="aff9"/>
@@ -625,7 +625,7 @@
             <w:noProof/>
             <w:webHidden/>
           </w:rPr>
-          <w:instrText>PAGEREF _Toc242449873 \h</w:instrText>
+          <w:instrText>PAGEREF _Toc242453138 \h</w:instrText>
         </w:r>
         <w:r>
           <w:rPr>
@@ -685,7 +685,7 @@
           <w14:ligatures w14:val="standardContextual"/>
         </w:rPr>
       </w:pPr>
-      <w:hyperlink w:anchor="_Toc242449874" w:history="1">
+      <w:hyperlink w:anchor="_Toc242453139" w:history="1">
         <w:r>
           <w:rPr>
             <w:rStyle w:val="aff9"/>
@@ -722,7 +722,7 @@
             <w:noProof/>
             <w:webHidden/>
           </w:rPr>
-          <w:instrText>PAGEREF _Toc242449874 \h</w:instrText>
+          <w:instrText>PAGEREF _Toc242453139 \h</w:instrText>
         </w:r>
         <w:r>
           <w:rPr>
@@ -782,7 +782,7 @@
           <w14:ligatures w14:val="standardContextual"/>
         </w:rPr>
       </w:pPr>
-      <w:hyperlink w:anchor="_Toc242449875" w:history="1">
+      <w:hyperlink w:anchor="_Toc242453140" w:history="1">
         <w:r>
           <w:rPr>
             <w:rStyle w:val="aff9"/>
@@ -819,7 +819,7 @@
             <w:noProof/>
             <w:webHidden/>
           </w:rPr>
-          <w:instrText>PAGEREF _Toc242449875 \h</w:instrText>
+          <w:instrText>PAGEREF _Toc242453140 \h</w:instrText>
         </w:r>
         <w:r>
           <w:rPr>
@@ -878,7 +878,7 @@
           <w14:ligatures w14:val="standardContextual"/>
         </w:rPr>
       </w:pPr>
-      <w:hyperlink w:anchor="_Toc242449876" w:history="1">
+      <w:hyperlink w:anchor="_Toc242453141" w:history="1">
         <w:r>
           <w:rPr>
             <w:rStyle w:val="aff9"/>
@@ -915,7 +915,7 @@
             <w:noProof/>
             <w:webHidden/>
           </w:rPr>
-          <w:instrText>PAGEREF _Toc242449876 \h</w:instrText>
+          <w:instrText>PAGEREF _Toc242453141 \h</w:instrText>
         </w:r>
         <w:r>
           <w:rPr>
@@ -975,7 +975,7 @@
           <w14:ligatures w14:val="standardContextual"/>
         </w:rPr>
       </w:pPr>
-      <w:hyperlink w:anchor="_Toc242449877" w:history="1">
+      <w:hyperlink w:anchor="_Toc242453142" w:history="1">
         <w:r>
           <w:rPr>
             <w:rStyle w:val="aff9"/>
@@ -1012,7 +1012,7 @@
             <w:noProof/>
             <w:webHidden/>
           </w:rPr>
-          <w:instrText>PAGEREF _Toc242449877 \h</w:instrText>
+          <w:instrText>PAGEREF _Toc242453142 \h</w:instrText>
         </w:r>
         <w:r>
           <w:rPr>
@@ -1072,7 +1072,7 @@
           <w14:ligatures w14:val="standardContextual"/>
         </w:rPr>
       </w:pPr>
-      <w:hyperlink w:anchor="_Toc242449878" w:history="1">
+      <w:hyperlink w:anchor="_Toc242453143" w:history="1">
         <w:r>
           <w:rPr>
             <w:rStyle w:val="aff9"/>
@@ -1109,7 +1109,7 @@
             <w:noProof/>
             <w:webHidden/>
           </w:rPr>
-          <w:instrText>PAGEREF _Toc242449878 \h</w:instrText>
+          <w:instrText>PAGEREF _Toc242453143 \h</w:instrText>
         </w:r>
         <w:r>
           <w:rPr>
@@ -1169,7 +1169,7 @@
           <w14:ligatures w14:val="standardContextual"/>
         </w:rPr>
       </w:pPr>
-      <w:hyperlink w:anchor="_Toc242449879" w:history="1">
+      <w:hyperlink w:anchor="_Toc242453144" w:history="1">
         <w:r>
           <w:rPr>
             <w:rStyle w:val="aff9"/>
@@ -1206,7 +1206,7 @@
             <w:noProof/>
             <w:webHidden/>
           </w:rPr>
-          <w:instrText>PAGEREF _Toc242449879 \h</w:instrText>
+          <w:instrText>PAGEREF _Toc242453144 \h</w:instrText>
         </w:r>
         <w:r>
           <w:rPr>
@@ -1266,7 +1266,7 @@
           <w14:ligatures w14:val="standardContextual"/>
         </w:rPr>
       </w:pPr>
-      <w:hyperlink w:anchor="_Toc242449880" w:history="1">
+      <w:hyperlink w:anchor="_Toc242453145" w:history="1">
         <w:r>
           <w:rPr>
             <w:rStyle w:val="aff9"/>
@@ -1303,7 +1303,7 @@
             <w:noProof/>
             <w:webHidden/>
           </w:rPr>
-          <w:instrText>PAGEREF _Toc242449880 \h</w:instrText>
+          <w:instrText>PAGEREF _Toc242453145 \h</w:instrText>
         </w:r>
         <w:r>
           <w:rPr>
@@ -1362,7 +1362,7 @@
           <w14:ligatures w14:val="standardContextual"/>
         </w:rPr>
       </w:pPr>
-      <w:hyperlink w:anchor="_Toc242449881" w:history="1">
+      <w:hyperlink w:anchor="_Toc242453146" w:history="1">
         <w:r>
           <w:rPr>
             <w:rStyle w:val="aff9"/>
@@ -1399,7 +1399,7 @@
             <w:noProof/>
             <w:webHidden/>
           </w:rPr>
-          <w:instrText>PAGEREF _Toc242449881 \h</w:instrText>
+          <w:instrText>PAGEREF _Toc242453146 \h</w:instrText>
         </w:r>
         <w:r>
           <w:rPr>
@@ -1459,7 +1459,7 @@
           <w14:ligatures w14:val="standardContextual"/>
         </w:rPr>
       </w:pPr>
-      <w:hyperlink w:anchor="_Toc242449882" w:history="1">
+      <w:hyperlink w:anchor="_Toc242453147" w:history="1">
         <w:r>
           <w:rPr>
             <w:rStyle w:val="aff9"/>
@@ -1496,7 +1496,7 @@
             <w:noProof/>
             <w:webHidden/>
           </w:rPr>
-          <w:instrText>PAGEREF _Toc242449882 \h</w:instrText>
+          <w:instrText>PAGEREF _Toc242453147 \h</w:instrText>
         </w:r>
         <w:r>
           <w:rPr>
@@ -1556,7 +1556,7 @@
           <w14:ligatures w14:val="standardContextual"/>
         </w:rPr>
       </w:pPr>
-      <w:hyperlink w:anchor="_Toc242449883" w:history="1">
+      <w:hyperlink w:anchor="_Toc242453148" w:history="1">
         <w:r>
           <w:rPr>
             <w:rStyle w:val="aff9"/>
@@ -1593,7 +1593,7 @@
             <w:noProof/>
             <w:webHidden/>
           </w:rPr>
-          <w:instrText>PAGEREF _Toc242449883 \h</w:instrText>
+          <w:instrText>PAGEREF _Toc242453148 \h</w:instrText>
         </w:r>
         <w:r>
           <w:rPr>
@@ -1653,7 +1653,7 @@
           <w14:ligatures w14:val="standardContextual"/>
         </w:rPr>
       </w:pPr>
-      <w:hyperlink w:anchor="_Toc242449884" w:history="1">
+      <w:hyperlink w:anchor="_Toc242453149" w:history="1">
         <w:r>
           <w:rPr>
             <w:rStyle w:val="aff9"/>
@@ -1690,7 +1690,7 @@
             <w:noProof/>
             <w:webHidden/>
           </w:rPr>
-          <w:instrText>PAGEREF _Toc242449884 \h</w:instrText>
+          <w:instrText>PAGEREF _Toc242453149 \h</w:instrText>
         </w:r>
         <w:r>
           <w:rPr>
@@ -1750,7 +1750,7 @@
           <w14:ligatures w14:val="standardContextual"/>
         </w:rPr>
       </w:pPr>
-      <w:hyperlink w:anchor="_Toc242449885" w:history="1">
+      <w:hyperlink w:anchor="_Toc242453150" w:history="1">
         <w:r>
           <w:rPr>
             <w:rStyle w:val="aff9"/>
@@ -1787,7 +1787,7 @@
             <w:noProof/>
             <w:webHidden/>
           </w:rPr>
-          <w:instrText>PAGEREF _Toc242449885 \h</w:instrText>
+          <w:instrText>PAGEREF _Toc242453150 \h</w:instrText>
         </w:r>
         <w:r>
           <w:rPr>
@@ -1847,7 +1847,7 @@
           <w14:ligatures w14:val="standardContextual"/>
         </w:rPr>
       </w:pPr>
-      <w:hyperlink w:anchor="_Toc242449886" w:history="1">
+      <w:hyperlink w:anchor="_Toc242453151" w:history="1">
         <w:r>
           <w:rPr>
             <w:rStyle w:val="aff9"/>
@@ -1884,7 +1884,7 @@
             <w:noProof/>
             <w:webHidden/>
           </w:rPr>
-          <w:instrText>PAGEREF _Toc242449886 \h</w:instrText>
+          <w:instrText>PAGEREF _Toc242453151 \h</w:instrText>
         </w:r>
         <w:r>
           <w:rPr>
@@ -1944,7 +1944,7 @@
           <w14:ligatures w14:val="standardContextual"/>
         </w:rPr>
       </w:pPr>
-      <w:hyperlink w:anchor="_Toc242449887" w:history="1">
+      <w:hyperlink w:anchor="_Toc242453152" w:history="1">
         <w:r>
           <w:rPr>
             <w:rStyle w:val="aff9"/>
@@ -1981,7 +1981,7 @@
             <w:noProof/>
             <w:webHidden/>
           </w:rPr>
-          <w:instrText>PAGEREF _Toc242449887 \h</w:instrText>
+          <w:instrText>PAGEREF _Toc242453152 \h</w:instrText>
         </w:r>
         <w:r>
           <w:rPr>
@@ -2041,7 +2041,7 @@
           <w14:ligatures w14:val="standardContextual"/>
         </w:rPr>
       </w:pPr>
-      <w:hyperlink w:anchor="_Toc242449888" w:history="1">
+      <w:hyperlink w:anchor="_Toc242453153" w:history="1">
         <w:r>
           <w:rPr>
             <w:rStyle w:val="aff9"/>
@@ -2078,7 +2078,7 @@
             <w:noProof/>
             <w:webHidden/>
           </w:rPr>
-          <w:instrText>PAGEREF _Toc242449888 \h</w:instrText>
+          <w:instrText>PAGEREF _Toc242453153 \h</w:instrText>
         </w:r>
         <w:r>
           <w:rPr>
@@ -2137,7 +2137,7 @@
           <w14:ligatures w14:val="standardContextual"/>
         </w:rPr>
       </w:pPr>
-      <w:hyperlink w:anchor="_Toc242449889" w:history="1">
+      <w:hyperlink w:anchor="_Toc242453154" w:history="1">
         <w:r>
           <w:rPr>
             <w:rStyle w:val="aff9"/>
@@ -2174,7 +2174,7 @@
             <w:noProof/>
             <w:webHidden/>
           </w:rPr>
-          <w:instrText>PAGEREF _Toc242449889 \h</w:instrText>
+          <w:instrText>PAGEREF _Toc242453154 \h</w:instrText>
         </w:r>
         <w:r>
           <w:rPr>
@@ -2233,7 +2233,7 @@
           <w14:ligatures w14:val="standardContextual"/>
         </w:rPr>
       </w:pPr>
-      <w:hyperlink w:anchor="_Toc242449890" w:history="1">
+      <w:hyperlink w:anchor="_Toc242453155" w:history="1">
         <w:r>
           <w:rPr>
             <w:rStyle w:val="aff9"/>
@@ -2270,7 +2270,7 @@
             <w:noProof/>
             <w:webHidden/>
           </w:rPr>
-          <w:instrText>PAGEREF _Toc242449890 \h</w:instrText>
+          <w:instrText>PAGEREF _Toc242453155 \h</w:instrText>
         </w:r>
         <w:r>
           <w:rPr>
@@ -2330,7 +2330,7 @@
           <w14:ligatures w14:val="standardContextual"/>
         </w:rPr>
       </w:pPr>
-      <w:hyperlink w:anchor="_Toc242449891" w:history="1">
+      <w:hyperlink w:anchor="_Toc242453156" w:history="1">
         <w:r>
           <w:rPr>
             <w:rStyle w:val="aff9"/>
@@ -2367,7 +2367,7 @@
             <w:noProof/>
             <w:webHidden/>
           </w:rPr>
-          <w:instrText>PAGEREF _Toc242449891 \h</w:instrText>
+          <w:instrText>PAGEREF _Toc242453156 \h</w:instrText>
         </w:r>
         <w:r>
           <w:rPr>
@@ -2427,7 +2427,7 @@
           <w14:ligatures w14:val="standardContextual"/>
         </w:rPr>
       </w:pPr>
-      <w:hyperlink w:anchor="_Toc242449892" w:history="1">
+      <w:hyperlink w:anchor="_Toc242453157" w:history="1">
         <w:r>
           <w:rPr>
             <w:rStyle w:val="aff9"/>
@@ -2464,7 +2464,7 @@
             <w:noProof/>
             <w:webHidden/>
           </w:rPr>
-          <w:instrText>PAGEREF _Toc242449892 \h</w:instrText>
+          <w:instrText>PAGEREF _Toc242453157 \h</w:instrText>
         </w:r>
         <w:r>
           <w:rPr>
@@ -2524,7 +2524,7 @@
           <w14:ligatures w14:val="standardContextual"/>
         </w:rPr>
       </w:pPr>
-      <w:hyperlink w:anchor="_Toc242449893" w:history="1">
+      <w:hyperlink w:anchor="_Toc242453158" w:history="1">
         <w:r>
           <w:rPr>
             <w:rStyle w:val="aff9"/>
@@ -2561,7 +2561,7 @@
             <w:noProof/>
             <w:webHidden/>
           </w:rPr>
-          <w:instrText>PAGEREF _Toc242449893 \h</w:instrText>
+          <w:instrText>PAGEREF _Toc242453158 \h</w:instrText>
         </w:r>
         <w:r>
           <w:rPr>
@@ -2620,7 +2620,7 @@
           <w14:ligatures w14:val="standardContextual"/>
         </w:rPr>
       </w:pPr>
-      <w:hyperlink w:anchor="_Toc242449894" w:history="1">
+      <w:hyperlink w:anchor="_Toc242453159" w:history="1">
         <w:r>
           <w:rPr>
             <w:rStyle w:val="aff9"/>
@@ -2657,7 +2657,7 @@
             <w:noProof/>
             <w:webHidden/>
           </w:rPr>
-          <w:instrText>PAGEREF _Toc242449894 \h</w:instrText>
+          <w:instrText>PAGEREF _Toc242453159 \h</w:instrText>
         </w:r>
         <w:r>
           <w:rPr>
@@ -2716,7 +2716,7 @@
           <w14:ligatures w14:val="standardContextual"/>
         </w:rPr>
       </w:pPr>
-      <w:hyperlink w:anchor="_Toc242449895" w:history="1">
+      <w:hyperlink w:anchor="_Toc242453160" w:history="1">
         <w:r>
           <w:rPr>
             <w:rStyle w:val="aff9"/>
@@ -2753,7 +2753,7 @@
             <w:noProof/>
             <w:webHidden/>
           </w:rPr>
-          <w:instrText>PAGEREF _Toc242449895 \h</w:instrText>
+          <w:instrText>PAGEREF _Toc242453160 \h</w:instrText>
         </w:r>
         <w:r>
           <w:rPr>
@@ -2813,7 +2813,7 @@
           <w14:ligatures w14:val="standardContextual"/>
         </w:rPr>
       </w:pPr>
-      <w:hyperlink w:anchor="_Toc242449896" w:history="1">
+      <w:hyperlink w:anchor="_Toc242453161" w:history="1">
         <w:r>
           <w:rPr>
             <w:rStyle w:val="aff9"/>
@@ -2850,7 +2850,7 @@
             <w:noProof/>
             <w:webHidden/>
           </w:rPr>
-          <w:instrText>PAGEREF _Toc242449896 \h</w:instrText>
+          <w:instrText>PAGEREF _Toc242453161 \h</w:instrText>
         </w:r>
         <w:r>
           <w:rPr>
@@ -2910,7 +2910,7 @@
           <w14:ligatures w14:val="standardContextual"/>
         </w:rPr>
       </w:pPr>
-      <w:hyperlink w:anchor="_Toc242449897" w:history="1">
+      <w:hyperlink w:anchor="_Toc242453162" w:history="1">
         <w:r>
           <w:rPr>
             <w:rStyle w:val="aff9"/>
@@ -2947,7 +2947,7 @@
             <w:noProof/>
             <w:webHidden/>
           </w:rPr>
-          <w:instrText>PAGEREF _Toc242449897 \h</w:instrText>
+          <w:instrText>PAGEREF _Toc242453162 \h</w:instrText>
         </w:r>
         <w:r>
           <w:rPr>
@@ -3007,7 +3007,7 @@
           <w14:ligatures w14:val="standardContextual"/>
         </w:rPr>
       </w:pPr>
-      <w:hyperlink w:anchor="_Toc242449898" w:history="1">
+      <w:hyperlink w:anchor="_Toc242453163" w:history="1">
         <w:r>
           <w:rPr>
             <w:rStyle w:val="aff9"/>
@@ -3044,7 +3044,7 @@
             <w:noProof/>
             <w:webHidden/>
           </w:rPr>
-          <w:instrText>PAGEREF _Toc242449898 \h</w:instrText>
+          <w:instrText>PAGEREF _Toc242453163 \h</w:instrText>
         </w:r>
         <w:r>
           <w:rPr>
@@ -3117,7 +3117,7 @@
         <w:pStyle w:val="1"/>
         <w:spacing w:before="240" w:after="120" w:line="240" w:lineRule="auto"/>
       </w:pPr>
-      <w:bookmarkStart w:id="0" w:name="_Toc242449870"/>
+      <w:bookmarkStart w:id="0" w:name="_Toc242453135"/>
       <w:r>
         <w:rPr>
           <w:rFonts w:ascii="宋体" w:eastAsia="宋体" w:hAnsi="宋体"/>
@@ -3146,7 +3146,7 @@
         <w:t>带记忆的学习闭环</w:t>
       </w:r>
       <w:r>
-        <w:t>：每次诊断先用本地解析器给出确定性结论，再把该学生最近 8 条历史错题一并交给模型，要求它一次输出「诊断结论 + 新编程题目 + 知识点解析」三段结构化结果；判定有错时按知识点归档进本地错题本，下一次诊断再喂回模型——越练越懂你。系统单机可跑（FastAPI + SQLite + 原生前端，零构建），支持 C/Java/Python/JavaScript/Go 五种语言，对外 27 个接口、674 个自动化用例全部离线通过，双击 start.bat 即可使用：新电脑上首次启动会自动装好运行环境，此后无需账号、无需安装数据库，断网也能完成语言识别与结构分析。</w:t>
+        <w:t>：每次诊断先用本地解析器给出确定性结论，再把该学生最近 8 条历史错题一并交给模型，要求它一次输出「诊断结论 + 新编程题目 + 知识点解析」三段结构化结果；判定有错时按知识点归档进本地错题本，下一次诊断再喂回模型——越练越懂你。系统单机可跑（FastAPI + SQLite + 原生前端，零构建），支持 C/Java/Python/JavaScript/Go 五种语言，对外 33 个接口、879 个自动化用例全部离线通过，双击 start.bat 即可使用：新电脑上首次启动会自动装好运行环境，此后无需账号、无需安装数据库，断网也能完成语言识别与结构分析。</w:t>
       </w:r>
     </w:p>
     <w:p>
@@ -3154,7 +3154,7 @@
         <w:pStyle w:val="1"/>
         <w:spacing w:before="240" w:after="120" w:line="240" w:lineRule="auto"/>
       </w:pPr>
-      <w:bookmarkStart w:id="1" w:name="_Toc242449871"/>
+      <w:bookmarkStart w:id="1" w:name="_Toc242453136"/>
       <w:r>
         <w:rPr>
           <w:rFonts w:ascii="宋体" w:eastAsia="宋体" w:hAnsi="宋体"/>
@@ -3168,7 +3168,7 @@
         <w:pStyle w:val="21"/>
         <w:spacing w:before="160" w:after="120" w:line="240" w:lineRule="auto"/>
       </w:pPr>
-      <w:bookmarkStart w:id="2" w:name="_Toc242449872"/>
+      <w:bookmarkStart w:id="2" w:name="_Toc242453137"/>
       <w:r>
         <w:rPr>
           <w:rFonts w:ascii="宋体" w:eastAsia="宋体" w:hAnsi="宋体"/>
@@ -3182,7 +3182,7 @@
         <w:pStyle w:val="31"/>
         <w:spacing w:before="160" w:after="120" w:line="240" w:lineRule="auto"/>
       </w:pPr>
-      <w:bookmarkStart w:id="3" w:name="_Toc242449873"/>
+      <w:bookmarkStart w:id="3" w:name="_Toc242453138"/>
       <w:r>
         <w:rPr>
           <w:rFonts w:ascii="宋体" w:eastAsia="宋体" w:hAnsi="宋体"/>
@@ -3218,7 +3218,7 @@
         <w:pStyle w:val="31"/>
         <w:spacing w:before="160" w:after="120" w:line="240" w:lineRule="auto"/>
       </w:pPr>
-      <w:bookmarkStart w:id="4" w:name="_Toc242449874"/>
+      <w:bookmarkStart w:id="4" w:name="_Toc242453139"/>
       <w:r>
         <w:rPr>
           <w:rFonts w:ascii="宋体" w:eastAsia="宋体" w:hAnsi="宋体"/>
@@ -3299,7 +3299,7 @@
         <w:pStyle w:val="21"/>
         <w:spacing w:before="160" w:after="120" w:line="240" w:lineRule="auto"/>
       </w:pPr>
-      <w:bookmarkStart w:id="5" w:name="_Toc242449875"/>
+      <w:bookmarkStart w:id="5" w:name="_Toc242453140"/>
       <w:r>
         <w:rPr>
           <w:rFonts w:ascii="宋体" w:eastAsia="宋体" w:hAnsi="宋体"/>
@@ -3390,7 +3390,7 @@
         <w:pStyle w:val="1"/>
         <w:spacing w:before="240" w:after="120" w:line="240" w:lineRule="auto"/>
       </w:pPr>
-      <w:bookmarkStart w:id="6" w:name="_Toc242449876"/>
+      <w:bookmarkStart w:id="6" w:name="_Toc242453141"/>
       <w:r>
         <w:rPr>
           <w:rFonts w:ascii="宋体" w:eastAsia="宋体" w:hAnsi="宋体"/>
@@ -3404,7 +3404,7 @@
         <w:pStyle w:val="21"/>
         <w:spacing w:before="160" w:after="120" w:line="240" w:lineRule="auto"/>
       </w:pPr>
-      <w:bookmarkStart w:id="7" w:name="_Toc242449877"/>
+      <w:bookmarkStart w:id="7" w:name="_Toc242453142"/>
       <w:r>
         <w:rPr>
           <w:rFonts w:ascii="宋体" w:eastAsia="宋体" w:hAnsi="宋体"/>
@@ -3722,7 +3722,7 @@
         <w:pStyle w:val="21"/>
         <w:spacing w:before="160" w:after="120" w:line="240" w:lineRule="auto"/>
       </w:pPr>
-      <w:bookmarkStart w:id="8" w:name="_Toc242449878"/>
+      <w:bookmarkStart w:id="8" w:name="_Toc242453143"/>
       <w:r>
         <w:rPr>
           <w:rFonts w:ascii="宋体" w:eastAsia="宋体" w:hAnsi="宋体"/>
@@ -4281,7 +4281,7 @@
         <w:pStyle w:val="21"/>
         <w:spacing w:before="160" w:after="120" w:line="240" w:lineRule="auto"/>
       </w:pPr>
-      <w:bookmarkStart w:id="9" w:name="_Toc242449879"/>
+      <w:bookmarkStart w:id="9" w:name="_Toc242453144"/>
       <w:r>
         <w:rPr>
           <w:rFonts w:ascii="宋体" w:eastAsia="宋体" w:hAnsi="宋体"/>
@@ -4300,7 +4300,7 @@
         </w:rPr>
       </w:pPr>
       <w:r>
-        <w:t>系统自上而下分为浏览器层、应用层、服务层、Agent 层与基础设施层。分层的直接收益是：服务层与 Agent 层都不依赖 HTTP，因此可以脱离 Web 框架与真实模型单独测试（这是 674 个用例能全部离线跑通的前提）。</w:t>
+        <w:t>系统自上而下分为浏览器层、应用层、服务层、Agent 层与基础设施层。分层的直接收益是：服务层与 Agent 层都不依赖 HTTP，因此可以脱离 Web 框架与真实模型单独测试（这是 879 个用例能全部离线跑通的前提）。</w:t>
       </w:r>
     </w:p>
     <w:p>
@@ -4373,7 +4373,7 @@
         <w:pStyle w:val="21"/>
         <w:spacing w:before="160" w:after="120" w:line="240" w:lineRule="auto"/>
       </w:pPr>
-      <w:bookmarkStart w:id="10" w:name="_Toc242449880"/>
+      <w:bookmarkStart w:id="10" w:name="_Toc242453145"/>
       <w:r>
         <w:rPr>
           <w:rFonts w:ascii="宋体" w:eastAsia="宋体" w:hAnsi="宋体"/>
@@ -4400,7 +4400,7 @@
         <w:pStyle w:val="1"/>
         <w:spacing w:before="240" w:after="120" w:line="240" w:lineRule="auto"/>
       </w:pPr>
-      <w:bookmarkStart w:id="11" w:name="_Toc242449881"/>
+      <w:bookmarkStart w:id="11" w:name="_Toc242453146"/>
       <w:r>
         <w:rPr>
           <w:rFonts w:ascii="宋体" w:eastAsia="宋体" w:hAnsi="宋体"/>
@@ -4414,7 +4414,7 @@
         <w:pStyle w:val="21"/>
         <w:spacing w:before="160" w:after="120" w:line="240" w:lineRule="auto"/>
       </w:pPr>
-      <w:bookmarkStart w:id="12" w:name="_Toc242449882"/>
+      <w:bookmarkStart w:id="12" w:name="_Toc242453147"/>
       <w:r>
         <w:rPr>
           <w:rFonts w:ascii="宋体" w:eastAsia="宋体" w:hAnsi="宋体"/>
@@ -4738,7 +4738,7 @@
         <w:pStyle w:val="21"/>
         <w:spacing w:before="160" w:after="120" w:line="240" w:lineRule="auto"/>
       </w:pPr>
-      <w:bookmarkStart w:id="13" w:name="_Toc242449883"/>
+      <w:bookmarkStart w:id="13" w:name="_Toc242453148"/>
       <w:r>
         <w:rPr>
           <w:rFonts w:ascii="宋体" w:eastAsia="宋体" w:hAnsi="宋体"/>
@@ -4923,7 +4923,7 @@
         <w:pStyle w:val="21"/>
         <w:spacing w:before="160" w:after="120" w:line="240" w:lineRule="auto"/>
       </w:pPr>
-      <w:bookmarkStart w:id="14" w:name="_Toc242449884"/>
+      <w:bookmarkStart w:id="14" w:name="_Toc242453149"/>
       <w:r>
         <w:rPr>
           <w:rFonts w:ascii="宋体" w:eastAsia="宋体" w:hAnsi="宋体"/>
@@ -5095,7 +5095,7 @@
         <w:pStyle w:val="21"/>
         <w:spacing w:before="160" w:after="120" w:line="240" w:lineRule="auto"/>
       </w:pPr>
-      <w:bookmarkStart w:id="15" w:name="_Toc242449885"/>
+      <w:bookmarkStart w:id="15" w:name="_Toc242453150"/>
       <w:r>
         <w:rPr>
           <w:rFonts w:ascii="宋体" w:eastAsia="宋体" w:hAnsi="宋体"/>
@@ -5468,7 +5468,7 @@
         <w:pStyle w:val="21"/>
         <w:spacing w:before="160" w:after="120" w:line="240" w:lineRule="auto"/>
       </w:pPr>
-      <w:bookmarkStart w:id="16" w:name="_Toc242449886"/>
+      <w:bookmarkStart w:id="16" w:name="_Toc242453151"/>
       <w:r>
         <w:rPr>
           <w:rFonts w:ascii="宋体" w:eastAsia="宋体" w:hAnsi="宋体"/>
@@ -5536,7 +5536,7 @@
         <w:pStyle w:val="21"/>
         <w:spacing w:before="160" w:after="120" w:line="240" w:lineRule="auto"/>
       </w:pPr>
-      <w:bookmarkStart w:id="17" w:name="_Toc242449887"/>
+      <w:bookmarkStart w:id="17" w:name="_Toc242453152"/>
       <w:r>
         <w:rPr>
           <w:rFonts w:ascii="宋体" w:eastAsia="宋体" w:hAnsi="宋体"/>
@@ -5593,7 +5593,7 @@
         <w:pStyle w:val="21"/>
         <w:spacing w:before="160" w:after="120" w:line="240" w:lineRule="auto"/>
       </w:pPr>
-      <w:bookmarkStart w:id="18" w:name="_Toc242449888"/>
+      <w:bookmarkStart w:id="18" w:name="_Toc242453153"/>
       <w:r>
         <w:rPr>
           <w:rFonts w:ascii="宋体" w:eastAsia="宋体" w:hAnsi="宋体"/>
@@ -5646,7 +5646,7 @@
         <w:pStyle w:val="1"/>
         <w:spacing w:before="240" w:after="120" w:line="240" w:lineRule="auto"/>
       </w:pPr>
-      <w:bookmarkStart w:id="19" w:name="_Toc242449889"/>
+      <w:bookmarkStart w:id="19" w:name="_Toc242453154"/>
       <w:r>
         <w:rPr>
           <w:rFonts w:ascii="宋体" w:eastAsia="宋体" w:hAnsi="宋体"/>
@@ -5781,7 +5781,7 @@
         <w:t>零依赖的交付形态。</w:t>
       </w:r>
       <w:r>
-        <w:t xml:space="preserve"> 单机 SQLite + 本地化的前端静态库 + 双击启动脚本，运行期依赖仅 17 个；在无网络、无账号、未配置模型 Key 的环境下仍可完成语言识别、结构分析、在线编辑与错题查看。启动前还会按依赖清单逐项自检，并真正建一次异步数据库引擎，把「包装上了却用不了」这类问题拦在启动之前，而不是甩给学生一屏英文堆栈。</w:t>
+        <w:t xml:space="preserve"> 单机 SQLite + 本地化的前端静态库 + 双击启动脚本，运行期依赖仅 17 个；在无网络、无账号、未配置模型 Key 的环境下仍可完成语言识别、结构分析、项目库管理与错题查看。启动前还会按依赖清单逐项自检，并真正建一次异步数据库引擎，把「包装上了却用不了」这类问题拦在启动之前，而不是甩给学生一屏英文堆栈。</w:t>
       </w:r>
     </w:p>
     <w:p>
@@ -5789,7 +5789,7 @@
         <w:pStyle w:val="1"/>
         <w:spacing w:before="240" w:after="120" w:line="240" w:lineRule="auto"/>
       </w:pPr>
-      <w:bookmarkStart w:id="20" w:name="_Toc242449890"/>
+      <w:bookmarkStart w:id="20" w:name="_Toc242453155"/>
       <w:r>
         <w:rPr>
           <w:rFonts w:ascii="宋体" w:eastAsia="宋体" w:hAnsi="宋体"/>
@@ -5803,7 +5803,7 @@
         <w:pStyle w:val="21"/>
         <w:spacing w:before="160" w:after="120" w:line="240" w:lineRule="auto"/>
       </w:pPr>
-      <w:bookmarkStart w:id="21" w:name="_Toc242449891"/>
+      <w:bookmarkStart w:id="21" w:name="_Toc242453156"/>
       <w:r>
         <w:rPr>
           <w:rFonts w:ascii="宋体" w:eastAsia="宋体" w:hAnsi="宋体"/>
@@ -6068,7 +6068,7 @@
               <w:rPr>
                 <w:sz w:val="19"/>
               </w:rPr>
-              <w:t>273 项</w:t>
+              <w:t>279 项</w:t>
             </w:r>
           </w:p>
         </w:tc>
@@ -6114,7 +6114,7 @@
         <w:pStyle w:val="21"/>
         <w:spacing w:before="160" w:after="120" w:line="240" w:lineRule="auto"/>
       </w:pPr>
-      <w:bookmarkStart w:id="22" w:name="_Toc242449892"/>
+      <w:bookmarkStart w:id="22" w:name="_Toc242453157"/>
       <w:r>
         <w:rPr>
           <w:rFonts w:ascii="宋体" w:eastAsia="宋体" w:hAnsi="宋体"/>
@@ -6307,7 +6307,7 @@
               <w:rPr>
                 <w:sz w:val="19"/>
               </w:rPr>
-              <w:t>全部通过（行为测试 237/237）</w:t>
+              <w:t>全部通过（行为测试 279/279）</w:t>
             </w:r>
           </w:p>
         </w:tc>
@@ -6350,7 +6350,7 @@
               <w:rPr>
                 <w:sz w:val="19"/>
               </w:rPr>
-              <w:t>69/69（模块注册 / 依赖一致 / README 接口与章节 / 数据库表 / 启动脚本）</w:t>
+              <w:t>74/74（模块注册 / 依赖一致 / README 接口与章节 / 数据库表 / 启动脚本）</w:t>
             </w:r>
           </w:p>
         </w:tc>
@@ -6436,7 +6436,7 @@
               <w:rPr>
                 <w:sz w:val="19"/>
               </w:rPr>
-              <w:t>错题本 14/14、拖拽 27/27、前端 16/16、整合自检 69/69、模型切换 12/12、检测/改错/注释 9/9、9/9、6/6、学习报告与能力雷达 104/104</w:t>
+              <w:t>错题本 14/14、项目库 21/21、拖拽 39/39、编辑删除 45/45、整合自检 74/74、模型切换 12/12、检测/改错/注释 9/9、9/9、6/6、学习报告与能力雷达 104/104</w:t>
             </w:r>
           </w:p>
         </w:tc>
@@ -6506,7 +6506,7 @@
         <w:pStyle w:val="21"/>
         <w:spacing w:before="160" w:after="120" w:line="240" w:lineRule="auto"/>
       </w:pPr>
-      <w:bookmarkStart w:id="23" w:name="_Toc242449893"/>
+      <w:bookmarkStart w:id="23" w:name="_Toc242453158"/>
       <w:r>
         <w:rPr>
           <w:rFonts w:ascii="宋体" w:eastAsia="宋体" w:hAnsi="宋体"/>
@@ -6625,7 +6625,7 @@
               <w:rPr>
                 <w:sz w:val="19"/>
               </w:rPr>
-              <w:t>本地解析、语言识别、在线编辑、错题查看照常可用；AI 接口返回 503 并说明「去哪里填 Key」</w:t>
+              <w:t>本地解析、语言识别、项目库、错题查看照常可用；AI 接口返回 503 并说明「去哪里填 Key」</w:t>
             </w:r>
           </w:p>
         </w:tc>
@@ -6794,7 +6794,7 @@
         <w:pStyle w:val="1"/>
         <w:spacing w:before="240" w:after="120" w:line="240" w:lineRule="auto"/>
       </w:pPr>
-      <w:bookmarkStart w:id="24" w:name="_Toc242449894"/>
+      <w:bookmarkStart w:id="24" w:name="_Toc242453159"/>
       <w:r>
         <w:rPr>
           <w:rFonts w:ascii="宋体" w:eastAsia="宋体" w:hAnsi="宋体"/>
@@ -6884,7 +6884,7 @@
         <w:pStyle w:val="1"/>
         <w:spacing w:before="240" w:after="120" w:line="240" w:lineRule="auto"/>
       </w:pPr>
-      <w:bookmarkStart w:id="25" w:name="_Toc242449895"/>
+      <w:bookmarkStart w:id="25" w:name="_Toc242453160"/>
       <w:r>
         <w:rPr>
           <w:rFonts w:ascii="宋体" w:eastAsia="宋体" w:hAnsi="宋体"/>
@@ -6898,7 +6898,7 @@
         <w:pStyle w:val="21"/>
         <w:spacing w:before="160" w:after="120" w:line="240" w:lineRule="auto"/>
       </w:pPr>
-      <w:bookmarkStart w:id="26" w:name="_Toc242449896"/>
+      <w:bookmarkStart w:id="26" w:name="_Toc242453161"/>
       <w:r>
         <w:rPr>
           <w:rFonts w:ascii="宋体" w:eastAsia="宋体" w:hAnsi="宋体"/>
@@ -7656,7 +7656,7 @@
               <w:rPr>
                 <w:sz w:val="18"/>
               </w:rPr>
-              <w:t>AI 代码改错（深度版）</w:t>
+              <w:t>文件自动分类</w:t>
             </w:r>
           </w:p>
         </w:tc>
@@ -7719,7 +7719,7 @@
               <w:rPr>
                 <w:sz w:val="18"/>
               </w:rPr>
-              <w:t>POST</w:t>
+              <w:t>GET</w:t>
             </w:r>
           </w:p>
         </w:tc>
@@ -7738,7 +7738,7 @@
               <w:rPr>
                 <w:sz w:val="18"/>
               </w:rPr>
-              <w:t>/api/v1/fix/code</w:t>
+              <w:t>/api/v1/files/list</w:t>
             </w:r>
           </w:p>
         </w:tc>
@@ -7775,7 +7775,7 @@
               <w:rPr>
                 <w:sz w:val="18"/>
               </w:rPr>
-              <w:t>GET</w:t>
+              <w:t>POST</w:t>
             </w:r>
           </w:p>
         </w:tc>
@@ -7794,7 +7794,7 @@
               <w:rPr>
                 <w:sz w:val="18"/>
               </w:rPr>
-              <w:t>/api/v1/fix/history</w:t>
+              <w:t>/api/v1/files/scan</w:t>
             </w:r>
           </w:p>
         </w:tc>
@@ -7831,7 +7831,7 @@
               <w:rPr>
                 <w:sz w:val="18"/>
               </w:rPr>
-              <w:t>GET</w:t>
+              <w:t>POST</w:t>
             </w:r>
           </w:p>
         </w:tc>
@@ -7850,7 +7850,7 @@
               <w:rPr>
                 <w:sz w:val="18"/>
               </w:rPr>
-              <w:t>/api/v1/fix/history/{record_id}</w:t>
+              <w:t>/api/v1/files/upload</w:t>
             </w:r>
           </w:p>
         </w:tc>
@@ -7874,7 +7874,7 @@
               <w:rPr>
                 <w:sz w:val="18"/>
               </w:rPr>
-              <w:t>健康检查</w:t>
+              <w:t>AI 代码改错（深度版）</w:t>
             </w:r>
           </w:p>
         </w:tc>
@@ -7937,7 +7937,7 @@
               <w:rPr>
                 <w:sz w:val="18"/>
               </w:rPr>
-              <w:t>GET</w:t>
+              <w:t>POST</w:t>
             </w:r>
           </w:p>
         </w:tc>
@@ -7956,7 +7956,7 @@
               <w:rPr>
                 <w:sz w:val="18"/>
               </w:rPr>
-              <w:t>/api/v1/health</w:t>
+              <w:t>/api/v1/fix/code</w:t>
             </w:r>
           </w:p>
         </w:tc>
@@ -8012,7 +8012,7 @@
               <w:rPr>
                 <w:sz w:val="18"/>
               </w:rPr>
-              <w:t>/api/v1/health/ready</w:t>
+              <w:t>/api/v1/fix/history</w:t>
             </w:r>
           </w:p>
         </w:tc>
@@ -8032,29 +8032,29 @@
                 <w:rFonts w:hint="eastAsia"/>
               </w:rPr>
             </w:pPr>
+          </w:p>
+        </w:tc>
+        <w:tc>
+          <w:tcPr>
+            <w:tcW w:w="1020" w:type="dxa"/>
+          </w:tcPr>
+          <w:p>
+            <w:pPr>
+              <w:spacing w:before="20" w:after="20"/>
+              <w:rPr>
+                <w:rFonts w:hint="eastAsia"/>
+              </w:rPr>
+            </w:pPr>
             <w:r>
               <w:rPr>
                 <w:sz w:val="18"/>
               </w:rPr>
-              <w:t>模型清单</w:t>
+              <w:t>GET</w:t>
             </w:r>
           </w:p>
         </w:tc>
         <w:tc>
           <w:tcPr>
-            <w:tcW w:w="1020" w:type="dxa"/>
-          </w:tcPr>
-          <w:p>
-            <w:pPr>
-              <w:spacing w:before="20" w:after="20"/>
-              <w:rPr>
-                <w:rFonts w:hint="eastAsia"/>
-              </w:rPr>
-            </w:pPr>
-          </w:p>
-        </w:tc>
-        <w:tc>
-          <w:tcPr>
             <w:tcW w:w="4876" w:type="dxa"/>
           </w:tcPr>
           <w:p>
@@ -8064,6 +8064,12 @@
                 <w:rFonts w:hint="eastAsia"/>
               </w:rPr>
             </w:pPr>
+            <w:r>
+              <w:rPr>
+                <w:sz w:val="18"/>
+              </w:rPr>
+              <w:t>/api/v1/fix/history/{record_id}</w:t>
+            </w:r>
           </w:p>
         </w:tc>
       </w:tr>
@@ -8082,6 +8088,12 @@
                 <w:rFonts w:hint="eastAsia"/>
               </w:rPr>
             </w:pPr>
+            <w:r>
+              <w:rPr>
+                <w:sz w:val="18"/>
+              </w:rPr>
+              <w:t>健康检查</w:t>
+            </w:r>
           </w:p>
         </w:tc>
         <w:tc>
@@ -8095,12 +8107,6 @@
                 <w:rFonts w:hint="eastAsia"/>
               </w:rPr>
             </w:pPr>
-            <w:r>
-              <w:rPr>
-                <w:sz w:val="18"/>
-              </w:rPr>
-              <w:t>GET</w:t>
-            </w:r>
           </w:p>
         </w:tc>
         <w:tc>
@@ -8114,12 +8120,6 @@
                 <w:rFonts w:hint="eastAsia"/>
               </w:rPr>
             </w:pPr>
-            <w:r>
-              <w:rPr>
-                <w:sz w:val="18"/>
-              </w:rPr>
-              <w:t>/api/v1/models/list</w:t>
-            </w:r>
           </w:p>
         </w:tc>
       </w:tr>
@@ -8138,29 +8138,29 @@
                 <w:rFonts w:hint="eastAsia"/>
               </w:rPr>
             </w:pPr>
+          </w:p>
+        </w:tc>
+        <w:tc>
+          <w:tcPr>
+            <w:tcW w:w="1020" w:type="dxa"/>
+          </w:tcPr>
+          <w:p>
+            <w:pPr>
+              <w:spacing w:before="20" w:after="20"/>
+              <w:rPr>
+                <w:rFonts w:hint="eastAsia"/>
+              </w:rPr>
+            </w:pPr>
             <w:r>
               <w:rPr>
                 <w:sz w:val="18"/>
               </w:rPr>
-              <w:t>AI 导师（检测 / 注释 / 改错 / 诊断与错题本）</w:t>
+              <w:t>GET</w:t>
             </w:r>
           </w:p>
         </w:tc>
         <w:tc>
           <w:tcPr>
-            <w:tcW w:w="1020" w:type="dxa"/>
-          </w:tcPr>
-          <w:p>
-            <w:pPr>
-              <w:spacing w:before="20" w:after="20"/>
-              <w:rPr>
-                <w:rFonts w:hint="eastAsia"/>
-              </w:rPr>
-            </w:pPr>
-          </w:p>
-        </w:tc>
-        <w:tc>
-          <w:tcPr>
             <w:tcW w:w="4876" w:type="dxa"/>
           </w:tcPr>
           <w:p>
@@ -8170,6 +8170,12 @@
                 <w:rFonts w:hint="eastAsia"/>
               </w:rPr>
             </w:pPr>
+            <w:r>
+              <w:rPr>
+                <w:sz w:val="18"/>
+              </w:rPr>
+              <w:t>/api/v1/health</w:t>
+            </w:r>
           </w:p>
         </w:tc>
       </w:tr>
@@ -8205,7 +8211,7 @@
               <w:rPr>
                 <w:sz w:val="18"/>
               </w:rPr>
-              <w:t>POST</w:t>
+              <w:t>GET</w:t>
             </w:r>
           </w:p>
         </w:tc>
@@ -8224,7 +8230,7 @@
               <w:rPr>
                 <w:sz w:val="18"/>
               </w:rPr>
-              <w:t>/api/v1/tutor/analyze</w:t>
+              <w:t>/api/v1/health/ready</w:t>
             </w:r>
           </w:p>
         </w:tc>
@@ -8244,6 +8250,12 @@
                 <w:rFonts w:hint="eastAsia"/>
               </w:rPr>
             </w:pPr>
+            <w:r>
+              <w:rPr>
+                <w:sz w:val="18"/>
+              </w:rPr>
+              <w:t>本地项目库</w:t>
+            </w:r>
           </w:p>
         </w:tc>
         <w:tc>
@@ -8257,12 +8269,6 @@
                 <w:rFonts w:hint="eastAsia"/>
               </w:rPr>
             </w:pPr>
-            <w:r>
-              <w:rPr>
-                <w:sz w:val="18"/>
-              </w:rPr>
-              <w:t>POST</w:t>
-            </w:r>
           </w:p>
         </w:tc>
         <w:tc>
@@ -8276,12 +8282,6 @@
                 <w:rFonts w:hint="eastAsia"/>
               </w:rPr>
             </w:pPr>
-            <w:r>
-              <w:rPr>
-                <w:sz w:val="18"/>
-              </w:rPr>
-              <w:t>/api/v1/tutor/check</w:t>
-            </w:r>
           </w:p>
         </w:tc>
       </w:tr>
@@ -8317,7 +8317,7 @@
               <w:rPr>
                 <w:sz w:val="18"/>
               </w:rPr>
-              <w:t>POST</w:t>
+              <w:t>GET</w:t>
             </w:r>
           </w:p>
         </w:tc>
@@ -8336,7 +8336,7 @@
               <w:rPr>
                 <w:sz w:val="18"/>
               </w:rPr>
-              <w:t>/api/v1/tutor/comment</w:t>
+              <w:t>/api/v1/library/file</w:t>
             </w:r>
           </w:p>
         </w:tc>
@@ -8373,7 +8373,7 @@
               <w:rPr>
                 <w:sz w:val="18"/>
               </w:rPr>
-              <w:t>POST</w:t>
+              <w:t>PUT</w:t>
             </w:r>
           </w:p>
         </w:tc>
@@ -8392,7 +8392,7 @@
               <w:rPr>
                 <w:sz w:val="18"/>
               </w:rPr>
-              <w:t>/api/v1/tutor/diagnose</w:t>
+              <w:t>/api/v1/library/file</w:t>
             </w:r>
           </w:p>
         </w:tc>
@@ -8429,7 +8429,7 @@
               <w:rPr>
                 <w:sz w:val="18"/>
               </w:rPr>
-              <w:t>GET</w:t>
+              <w:t>DELETE</w:t>
             </w:r>
           </w:p>
         </w:tc>
@@ -8448,7 +8448,7 @@
               <w:rPr>
                 <w:sz w:val="18"/>
               </w:rPr>
-              <w:t>/api/v1/tutor/errors</w:t>
+              <w:t>/api/v1/library/file</w:t>
             </w:r>
           </w:p>
         </w:tc>
@@ -8485,7 +8485,7 @@
               <w:rPr>
                 <w:sz w:val="18"/>
               </w:rPr>
-              <w:t>DELETE</w:t>
+              <w:t>GET</w:t>
             </w:r>
           </w:p>
         </w:tc>
@@ -8504,7 +8504,7 @@
               <w:rPr>
                 <w:sz w:val="18"/>
               </w:rPr>
-              <w:t>/api/v1/tutor/errors/{error_id}</w:t>
+              <w:t>/api/v1/library/scan</w:t>
             </w:r>
           </w:p>
         </w:tc>
@@ -8541,7 +8541,7 @@
               <w:rPr>
                 <w:sz w:val="18"/>
               </w:rPr>
-              <w:t>POST</w:t>
+              <w:t>GET</w:t>
             </w:r>
           </w:p>
         </w:tc>
@@ -8560,7 +8560,7 @@
               <w:rPr>
                 <w:sz w:val="18"/>
               </w:rPr>
-              <w:t>/api/v1/tutor/fix</w:t>
+              <w:t>/api/v1/library/status</w:t>
             </w:r>
           </w:p>
         </w:tc>
@@ -8584,7 +8584,7 @@
               <w:rPr>
                 <w:sz w:val="18"/>
               </w:rPr>
-              <w:t>使用时长与学习报告（记录使用时间 / 导出 Word 给老师）</w:t>
+              <w:t>模型清单</w:t>
             </w:r>
           </w:p>
         </w:tc>
@@ -8647,7 +8647,7 @@
               <w:rPr>
                 <w:sz w:val="18"/>
               </w:rPr>
-              <w:t>POST</w:t>
+              <w:t>GET</w:t>
             </w:r>
           </w:p>
         </w:tc>
@@ -8666,7 +8666,7 @@
               <w:rPr>
                 <w:sz w:val="18"/>
               </w:rPr>
-              <w:t>/api/v1/usage/heartbeat</w:t>
+              <w:t>/api/v1/models/list</w:t>
             </w:r>
           </w:p>
         </w:tc>
@@ -8686,6 +8686,12 @@
                 <w:rFonts w:hint="eastAsia"/>
               </w:rPr>
             </w:pPr>
+            <w:r>
+              <w:rPr>
+                <w:sz w:val="18"/>
+              </w:rPr>
+              <w:t>AI 导师（检测 / 注释 / 改错 / 诊断与错题本）</w:t>
+            </w:r>
           </w:p>
         </w:tc>
         <w:tc>
@@ -8699,12 +8705,6 @@
                 <w:rFonts w:hint="eastAsia"/>
               </w:rPr>
             </w:pPr>
-            <w:r>
-              <w:rPr>
-                <w:sz w:val="18"/>
-              </w:rPr>
-              <w:t>GET</w:t>
-            </w:r>
           </w:p>
         </w:tc>
         <w:tc>
@@ -8718,12 +8718,6 @@
                 <w:rFonts w:hint="eastAsia"/>
               </w:rPr>
             </w:pPr>
-            <w:r>
-              <w:rPr>
-                <w:sz w:val="18"/>
-              </w:rPr>
-              <w:t>/api/v1/usage/current</w:t>
-            </w:r>
           </w:p>
         </w:tc>
       </w:tr>
@@ -8759,7 +8753,7 @@
               <w:rPr>
                 <w:sz w:val="18"/>
               </w:rPr>
-              <w:t>GET</w:t>
+              <w:t>POST</w:t>
             </w:r>
           </w:p>
         </w:tc>
@@ -8778,7 +8772,7 @@
               <w:rPr>
                 <w:sz w:val="18"/>
               </w:rPr>
-              <w:t>/api/v1/usage/summary</w:t>
+              <w:t>/api/v1/tutor/analyze</w:t>
             </w:r>
           </w:p>
         </w:tc>
@@ -8815,7 +8809,7 @@
               <w:rPr>
                 <w:sz w:val="18"/>
               </w:rPr>
-              <w:t>GET</w:t>
+              <w:t>POST</w:t>
             </w:r>
           </w:p>
         </w:tc>
@@ -8834,7 +8828,7 @@
               <w:rPr>
                 <w:sz w:val="18"/>
               </w:rPr>
-              <w:t>/api/v1/report/summary</w:t>
+              <w:t>/api/v1/tutor/check</w:t>
             </w:r>
           </w:p>
         </w:tc>
@@ -8871,7 +8865,7 @@
               <w:rPr>
                 <w:sz w:val="18"/>
               </w:rPr>
-              <w:t>GET</w:t>
+              <w:t>POST</w:t>
             </w:r>
           </w:p>
         </w:tc>
@@ -8890,7 +8884,7 @@
               <w:rPr>
                 <w:sz w:val="18"/>
               </w:rPr>
-              <w:t>/api/v1/report/word</w:t>
+              <w:t>/api/v1/tutor/comment</w:t>
             </w:r>
           </w:p>
         </w:tc>
@@ -8927,6 +8921,560 @@
               <w:rPr>
                 <w:sz w:val="18"/>
               </w:rPr>
+              <w:t>POST</w:t>
+            </w:r>
+          </w:p>
+        </w:tc>
+        <w:tc>
+          <w:tcPr>
+            <w:tcW w:w="4876" w:type="dxa"/>
+          </w:tcPr>
+          <w:p>
+            <w:pPr>
+              <w:spacing w:before="20" w:after="20"/>
+              <w:rPr>
+                <w:rFonts w:hint="eastAsia"/>
+              </w:rPr>
+            </w:pPr>
+            <w:r>
+              <w:rPr>
+                <w:sz w:val="18"/>
+              </w:rPr>
+              <w:t>/api/v1/tutor/diagnose</w:t>
+            </w:r>
+          </w:p>
+        </w:tc>
+      </w:tr>
+      <w:tr>
+        <w:trPr>
+          <w:jc w:val="center"/>
+        </w:trPr>
+        <w:tc>
+          <w:tcPr>
+            <w:tcW w:w="2608" w:type="dxa"/>
+          </w:tcPr>
+          <w:p>
+            <w:pPr>
+              <w:spacing w:before="20" w:after="20"/>
+              <w:rPr>
+                <w:rFonts w:hint="eastAsia"/>
+              </w:rPr>
+            </w:pPr>
+          </w:p>
+        </w:tc>
+        <w:tc>
+          <w:tcPr>
+            <w:tcW w:w="1020" w:type="dxa"/>
+          </w:tcPr>
+          <w:p>
+            <w:pPr>
+              <w:spacing w:before="20" w:after="20"/>
+              <w:rPr>
+                <w:rFonts w:hint="eastAsia"/>
+              </w:rPr>
+            </w:pPr>
+            <w:r>
+              <w:rPr>
+                <w:sz w:val="18"/>
+              </w:rPr>
+              <w:t>GET</w:t>
+            </w:r>
+          </w:p>
+        </w:tc>
+        <w:tc>
+          <w:tcPr>
+            <w:tcW w:w="4876" w:type="dxa"/>
+          </w:tcPr>
+          <w:p>
+            <w:pPr>
+              <w:spacing w:before="20" w:after="20"/>
+              <w:rPr>
+                <w:rFonts w:hint="eastAsia"/>
+              </w:rPr>
+            </w:pPr>
+            <w:r>
+              <w:rPr>
+                <w:sz w:val="18"/>
+              </w:rPr>
+              <w:t>/api/v1/tutor/errors</w:t>
+            </w:r>
+          </w:p>
+        </w:tc>
+      </w:tr>
+      <w:tr>
+        <w:trPr>
+          <w:jc w:val="center"/>
+        </w:trPr>
+        <w:tc>
+          <w:tcPr>
+            <w:tcW w:w="2608" w:type="dxa"/>
+          </w:tcPr>
+          <w:p>
+            <w:pPr>
+              <w:spacing w:before="20" w:after="20"/>
+              <w:rPr>
+                <w:rFonts w:hint="eastAsia"/>
+              </w:rPr>
+            </w:pPr>
+          </w:p>
+        </w:tc>
+        <w:tc>
+          <w:tcPr>
+            <w:tcW w:w="1020" w:type="dxa"/>
+          </w:tcPr>
+          <w:p>
+            <w:pPr>
+              <w:spacing w:before="20" w:after="20"/>
+              <w:rPr>
+                <w:rFonts w:hint="eastAsia"/>
+              </w:rPr>
+            </w:pPr>
+            <w:r>
+              <w:rPr>
+                <w:sz w:val="18"/>
+              </w:rPr>
+              <w:t>DELETE</w:t>
+            </w:r>
+          </w:p>
+        </w:tc>
+        <w:tc>
+          <w:tcPr>
+            <w:tcW w:w="4876" w:type="dxa"/>
+          </w:tcPr>
+          <w:p>
+            <w:pPr>
+              <w:spacing w:before="20" w:after="20"/>
+              <w:rPr>
+                <w:rFonts w:hint="eastAsia"/>
+              </w:rPr>
+            </w:pPr>
+            <w:r>
+              <w:rPr>
+                <w:sz w:val="18"/>
+              </w:rPr>
+              <w:t>/api/v1/tutor/errors/{error_id}</w:t>
+            </w:r>
+          </w:p>
+        </w:tc>
+      </w:tr>
+      <w:tr>
+        <w:trPr>
+          <w:jc w:val="center"/>
+        </w:trPr>
+        <w:tc>
+          <w:tcPr>
+            <w:tcW w:w="2608" w:type="dxa"/>
+          </w:tcPr>
+          <w:p>
+            <w:pPr>
+              <w:spacing w:before="20" w:after="20"/>
+              <w:rPr>
+                <w:rFonts w:hint="eastAsia"/>
+              </w:rPr>
+            </w:pPr>
+          </w:p>
+        </w:tc>
+        <w:tc>
+          <w:tcPr>
+            <w:tcW w:w="1020" w:type="dxa"/>
+          </w:tcPr>
+          <w:p>
+            <w:pPr>
+              <w:spacing w:before="20" w:after="20"/>
+              <w:rPr>
+                <w:rFonts w:hint="eastAsia"/>
+              </w:rPr>
+            </w:pPr>
+            <w:r>
+              <w:rPr>
+                <w:sz w:val="18"/>
+              </w:rPr>
+              <w:t>POST</w:t>
+            </w:r>
+          </w:p>
+        </w:tc>
+        <w:tc>
+          <w:tcPr>
+            <w:tcW w:w="4876" w:type="dxa"/>
+          </w:tcPr>
+          <w:p>
+            <w:pPr>
+              <w:spacing w:before="20" w:after="20"/>
+              <w:rPr>
+                <w:rFonts w:hint="eastAsia"/>
+              </w:rPr>
+            </w:pPr>
+            <w:r>
+              <w:rPr>
+                <w:sz w:val="18"/>
+              </w:rPr>
+              <w:t>/api/v1/tutor/fix</w:t>
+            </w:r>
+          </w:p>
+        </w:tc>
+      </w:tr>
+      <w:tr>
+        <w:trPr>
+          <w:jc w:val="center"/>
+        </w:trPr>
+        <w:tc>
+          <w:tcPr>
+            <w:tcW w:w="2608" w:type="dxa"/>
+          </w:tcPr>
+          <w:p>
+            <w:pPr>
+              <w:spacing w:before="20" w:after="20"/>
+              <w:rPr>
+                <w:rFonts w:hint="eastAsia"/>
+              </w:rPr>
+            </w:pPr>
+            <w:r>
+              <w:rPr>
+                <w:sz w:val="18"/>
+              </w:rPr>
+              <w:t>使用时长与学习报告（记录使用时间 / 导出 Word 给老师）</w:t>
+            </w:r>
+          </w:p>
+        </w:tc>
+        <w:tc>
+          <w:tcPr>
+            <w:tcW w:w="1020" w:type="dxa"/>
+          </w:tcPr>
+          <w:p>
+            <w:pPr>
+              <w:spacing w:before="20" w:after="20"/>
+              <w:rPr>
+                <w:rFonts w:hint="eastAsia"/>
+              </w:rPr>
+            </w:pPr>
+          </w:p>
+        </w:tc>
+        <w:tc>
+          <w:tcPr>
+            <w:tcW w:w="4876" w:type="dxa"/>
+          </w:tcPr>
+          <w:p>
+            <w:pPr>
+              <w:spacing w:before="20" w:after="20"/>
+              <w:rPr>
+                <w:rFonts w:hint="eastAsia"/>
+              </w:rPr>
+            </w:pPr>
+          </w:p>
+        </w:tc>
+      </w:tr>
+      <w:tr>
+        <w:trPr>
+          <w:jc w:val="center"/>
+        </w:trPr>
+        <w:tc>
+          <w:tcPr>
+            <w:tcW w:w="2608" w:type="dxa"/>
+          </w:tcPr>
+          <w:p>
+            <w:pPr>
+              <w:spacing w:before="20" w:after="20"/>
+              <w:rPr>
+                <w:rFonts w:hint="eastAsia"/>
+              </w:rPr>
+            </w:pPr>
+          </w:p>
+        </w:tc>
+        <w:tc>
+          <w:tcPr>
+            <w:tcW w:w="1020" w:type="dxa"/>
+          </w:tcPr>
+          <w:p>
+            <w:pPr>
+              <w:spacing w:before="20" w:after="20"/>
+              <w:rPr>
+                <w:rFonts w:hint="eastAsia"/>
+              </w:rPr>
+            </w:pPr>
+            <w:r>
+              <w:rPr>
+                <w:sz w:val="18"/>
+              </w:rPr>
+              <w:t>POST</w:t>
+            </w:r>
+          </w:p>
+        </w:tc>
+        <w:tc>
+          <w:tcPr>
+            <w:tcW w:w="4876" w:type="dxa"/>
+          </w:tcPr>
+          <w:p>
+            <w:pPr>
+              <w:spacing w:before="20" w:after="20"/>
+              <w:rPr>
+                <w:rFonts w:hint="eastAsia"/>
+              </w:rPr>
+            </w:pPr>
+            <w:r>
+              <w:rPr>
+                <w:sz w:val="18"/>
+              </w:rPr>
+              <w:t>/api/v1/usage/heartbeat</w:t>
+            </w:r>
+          </w:p>
+        </w:tc>
+      </w:tr>
+      <w:tr>
+        <w:trPr>
+          <w:jc w:val="center"/>
+        </w:trPr>
+        <w:tc>
+          <w:tcPr>
+            <w:tcW w:w="2608" w:type="dxa"/>
+          </w:tcPr>
+          <w:p>
+            <w:pPr>
+              <w:spacing w:before="20" w:after="20"/>
+              <w:rPr>
+                <w:rFonts w:hint="eastAsia"/>
+              </w:rPr>
+            </w:pPr>
+          </w:p>
+        </w:tc>
+        <w:tc>
+          <w:tcPr>
+            <w:tcW w:w="1020" w:type="dxa"/>
+          </w:tcPr>
+          <w:p>
+            <w:pPr>
+              <w:spacing w:before="20" w:after="20"/>
+              <w:rPr>
+                <w:rFonts w:hint="eastAsia"/>
+              </w:rPr>
+            </w:pPr>
+            <w:r>
+              <w:rPr>
+                <w:sz w:val="18"/>
+              </w:rPr>
+              <w:t>GET</w:t>
+            </w:r>
+          </w:p>
+        </w:tc>
+        <w:tc>
+          <w:tcPr>
+            <w:tcW w:w="4876" w:type="dxa"/>
+          </w:tcPr>
+          <w:p>
+            <w:pPr>
+              <w:spacing w:before="20" w:after="20"/>
+              <w:rPr>
+                <w:rFonts w:hint="eastAsia"/>
+              </w:rPr>
+            </w:pPr>
+            <w:r>
+              <w:rPr>
+                <w:sz w:val="18"/>
+              </w:rPr>
+              <w:t>/api/v1/usage/current</w:t>
+            </w:r>
+          </w:p>
+        </w:tc>
+      </w:tr>
+      <w:tr>
+        <w:trPr>
+          <w:jc w:val="center"/>
+        </w:trPr>
+        <w:tc>
+          <w:tcPr>
+            <w:tcW w:w="2608" w:type="dxa"/>
+          </w:tcPr>
+          <w:p>
+            <w:pPr>
+              <w:spacing w:before="20" w:after="20"/>
+              <w:rPr>
+                <w:rFonts w:hint="eastAsia"/>
+              </w:rPr>
+            </w:pPr>
+          </w:p>
+        </w:tc>
+        <w:tc>
+          <w:tcPr>
+            <w:tcW w:w="1020" w:type="dxa"/>
+          </w:tcPr>
+          <w:p>
+            <w:pPr>
+              <w:spacing w:before="20" w:after="20"/>
+              <w:rPr>
+                <w:rFonts w:hint="eastAsia"/>
+              </w:rPr>
+            </w:pPr>
+            <w:r>
+              <w:rPr>
+                <w:sz w:val="18"/>
+              </w:rPr>
+              <w:t>GET</w:t>
+            </w:r>
+          </w:p>
+        </w:tc>
+        <w:tc>
+          <w:tcPr>
+            <w:tcW w:w="4876" w:type="dxa"/>
+          </w:tcPr>
+          <w:p>
+            <w:pPr>
+              <w:spacing w:before="20" w:after="20"/>
+              <w:rPr>
+                <w:rFonts w:hint="eastAsia"/>
+              </w:rPr>
+            </w:pPr>
+            <w:r>
+              <w:rPr>
+                <w:sz w:val="18"/>
+              </w:rPr>
+              <w:t>/api/v1/usage/summary</w:t>
+            </w:r>
+          </w:p>
+        </w:tc>
+      </w:tr>
+      <w:tr>
+        <w:trPr>
+          <w:jc w:val="center"/>
+        </w:trPr>
+        <w:tc>
+          <w:tcPr>
+            <w:tcW w:w="2608" w:type="dxa"/>
+          </w:tcPr>
+          <w:p>
+            <w:pPr>
+              <w:spacing w:before="20" w:after="20"/>
+              <w:rPr>
+                <w:rFonts w:hint="eastAsia"/>
+              </w:rPr>
+            </w:pPr>
+          </w:p>
+        </w:tc>
+        <w:tc>
+          <w:tcPr>
+            <w:tcW w:w="1020" w:type="dxa"/>
+          </w:tcPr>
+          <w:p>
+            <w:pPr>
+              <w:spacing w:before="20" w:after="20"/>
+              <w:rPr>
+                <w:rFonts w:hint="eastAsia"/>
+              </w:rPr>
+            </w:pPr>
+            <w:r>
+              <w:rPr>
+                <w:sz w:val="18"/>
+              </w:rPr>
+              <w:t>GET</w:t>
+            </w:r>
+          </w:p>
+        </w:tc>
+        <w:tc>
+          <w:tcPr>
+            <w:tcW w:w="4876" w:type="dxa"/>
+          </w:tcPr>
+          <w:p>
+            <w:pPr>
+              <w:spacing w:before="20" w:after="20"/>
+              <w:rPr>
+                <w:rFonts w:hint="eastAsia"/>
+              </w:rPr>
+            </w:pPr>
+            <w:r>
+              <w:rPr>
+                <w:sz w:val="18"/>
+              </w:rPr>
+              <w:t>/api/v1/report/summary</w:t>
+            </w:r>
+          </w:p>
+        </w:tc>
+      </w:tr>
+      <w:tr>
+        <w:trPr>
+          <w:jc w:val="center"/>
+        </w:trPr>
+        <w:tc>
+          <w:tcPr>
+            <w:tcW w:w="2608" w:type="dxa"/>
+          </w:tcPr>
+          <w:p>
+            <w:pPr>
+              <w:spacing w:before="20" w:after="20"/>
+              <w:rPr>
+                <w:rFonts w:hint="eastAsia"/>
+              </w:rPr>
+            </w:pPr>
+          </w:p>
+        </w:tc>
+        <w:tc>
+          <w:tcPr>
+            <w:tcW w:w="1020" w:type="dxa"/>
+          </w:tcPr>
+          <w:p>
+            <w:pPr>
+              <w:spacing w:before="20" w:after="20"/>
+              <w:rPr>
+                <w:rFonts w:hint="eastAsia"/>
+              </w:rPr>
+            </w:pPr>
+            <w:r>
+              <w:rPr>
+                <w:sz w:val="18"/>
+              </w:rPr>
+              <w:t>GET</w:t>
+            </w:r>
+          </w:p>
+        </w:tc>
+        <w:tc>
+          <w:tcPr>
+            <w:tcW w:w="4876" w:type="dxa"/>
+          </w:tcPr>
+          <w:p>
+            <w:pPr>
+              <w:spacing w:before="20" w:after="20"/>
+              <w:rPr>
+                <w:rFonts w:hint="eastAsia"/>
+              </w:rPr>
+            </w:pPr>
+            <w:r>
+              <w:rPr>
+                <w:sz w:val="18"/>
+              </w:rPr>
+              <w:t>/api/v1/report/word</w:t>
+            </w:r>
+          </w:p>
+        </w:tc>
+      </w:tr>
+      <w:tr>
+        <w:trPr>
+          <w:jc w:val="center"/>
+        </w:trPr>
+        <w:tc>
+          <w:tcPr>
+            <w:tcW w:w="2608" w:type="dxa"/>
+          </w:tcPr>
+          <w:p>
+            <w:pPr>
+              <w:spacing w:before="20" w:after="20"/>
+              <w:rPr>
+                <w:rFonts w:hint="eastAsia"/>
+              </w:rPr>
+            </w:pPr>
+          </w:p>
+        </w:tc>
+        <w:tc>
+          <w:tcPr>
+            <w:tcW w:w="1020" w:type="dxa"/>
+          </w:tcPr>
+          <w:p>
+            <w:pPr>
+              <w:spacing w:before="20" w:after="20"/>
+              <w:rPr>
+                <w:rFonts w:hint="eastAsia"/>
+              </w:rPr>
+            </w:pPr>
+            <w:r>
+              <w:rPr>
+                <w:sz w:val="18"/>
+              </w:rPr>
               <w:t>GET</w:t>
             </w:r>
           </w:p>
@@ -8965,7 +9513,6 @@
           <w:color w:val="444444"/>
           <w:sz w:val="21"/>
         </w:rPr>
-        <w:lastRenderedPageBreak/>
         <w:t>表 A-1  接口清单（共 33 条路径 / 34 个接口）</w:t>
       </w:r>
     </w:p>
@@ -8974,7 +9521,7 @@
         <w:pStyle w:val="21"/>
         <w:spacing w:before="160" w:after="120" w:line="240" w:lineRule="auto"/>
       </w:pPr>
-      <w:bookmarkStart w:id="27" w:name="_Toc242449897"/>
+      <w:bookmarkStart w:id="27" w:name="_Toc242453162"/>
       <w:r>
         <w:rPr>
           <w:rFonts w:ascii="宋体" w:eastAsia="宋体" w:hAnsi="宋体"/>
@@ -9257,6 +9804,67 @@
           </w:p>
         </w:tc>
       </w:tr>
+      <w:tr>
+        <w:trPr>
+          <w:jc w:val="center"/>
+        </w:trPr>
+        <w:tc>
+          <w:tcPr>
+            <w:tcW w:w="3175" w:type="dxa"/>
+          </w:tcPr>
+          <w:p>
+            <w:pPr>
+              <w:spacing w:before="20" w:after="20"/>
+              <w:rPr>
+                <w:rFonts w:hint="eastAsia"/>
+              </w:rPr>
+            </w:pPr>
+            <w:r>
+              <w:rPr>
+                <w:sz w:val="19"/>
+              </w:rPr>
+              <w:t>classified_files</w:t>
+            </w:r>
+            <w:r>
+              <w:rPr>
+                <w:sz w:val="19"/>
+              </w:rPr>
+              <w:t>（</w:t>
+            </w:r>
+            <w:r>
+              <w:rPr>
+                <w:sz w:val="19"/>
+              </w:rPr>
+              <w:t xml:space="preserve">13 </w:t>
+            </w:r>
+            <w:r>
+              <w:rPr>
+                <w:sz w:val="19"/>
+              </w:rPr>
+              <w:t>列）</w:t>
+            </w:r>
+          </w:p>
+        </w:tc>
+        <w:tc>
+          <w:tcPr>
+            <w:tcW w:w="5329" w:type="dxa"/>
+          </w:tcPr>
+          <w:p>
+            <w:pPr>
+              <w:spacing w:before="20" w:after="20"/>
+              <w:rPr>
+                <w:rFonts w:hint="eastAsia"/>
+              </w:rPr>
+            </w:pPr>
+            <w:r>
+              <w:rPr>
+                <w:sz w:val="19"/>
+              </w:rPr>
+              <w:t>文件自动分类台账</w:t>
+            </w:r>
+          </w:p>
+        </w:tc>
+      </w:tr>
     </w:tbl>
     <w:p>
       <w:pPr>
@@ -9279,7 +9887,7 @@
         <w:pStyle w:val="21"/>
         <w:spacing w:before="160" w:after="120" w:line="240" w:lineRule="auto"/>
       </w:pPr>
-      <w:bookmarkStart w:id="28" w:name="_Toc242449898"/>
+      <w:bookmarkStart w:id="28" w:name="_Toc242453163"/>
       <w:r>
         <w:rPr>
           <w:rFonts w:ascii="宋体" w:eastAsia="宋体" w:hAnsi="宋体"/>
